--- a/working-dir/研一下/模式识别/模式识别_第7-9模型教材小册子_程俊豪.docx
+++ b/working-dir/研一下/模式识别/模式识别_第7-9模型教材小册子_程俊豪.docx
@@ -79,7 +79,7 @@
                 <w:rFonts w:ascii="Calibri" w:hAnsi="Calibri" w:eastAsia="Microsoft YaHei"/>
                 <w:color w:val="27313A"/>
               </w:rPr>
-              <w:t>把读者当作第一次接触模式识别的小朋友：先用生活例子讲“它像什么”，再用很少的公式说明“机器怎么做”，最后用例题、习题和小实验巩固。</w:t>
+              <w:t>本小册子从生活化场景出发，依次讲清三个经典模型的直觉、公式、运行流程、典型应用与局限。读者不需要先背公式，只要先理解每个模型在解决什么问题。</w:t>
             </w:r>
           </w:p>
         </w:tc>
@@ -594,6 +594,981 @@
           <w:color w:val="2E74B5"/>
           <w:sz w:val="32"/>
         </w:rPr>
+        <w:t>0. 阅读导引：先记住三个故事</w:t>
+      </w:r>
+    </w:p>
+    <w:p>
+      <w:pPr>
+        <w:spacing w:before="0" w:after="120" w:line="300" w:lineRule="auto"/>
+      </w:pPr>
+      <w:r>
+        <w:rPr>
+          <w:rFonts w:ascii="Calibri" w:hAnsi="Calibri" w:eastAsia="Microsoft YaHei"/>
+          <w:color w:val="27313A"/>
+        </w:rPr>
+        <w:t>模式识别听起来像一门很抽象的课，但这三个模型都可以先从生活故事进入。感知机像拿尺子分水果，GMM 像根据味道猜糖果来自哪台机器，HMM 像根据脚印猜一个人走过哪些房间。</w:t>
+      </w:r>
+    </w:p>
+    <w:p>
+      <w:pPr>
+        <w:spacing w:before="0" w:after="120" w:line="300" w:lineRule="auto"/>
+      </w:pPr>
+      <w:r>
+        <w:rPr>
+          <w:rFonts w:ascii="Calibri" w:hAnsi="Calibri" w:eastAsia="Microsoft YaHei"/>
+          <w:color w:val="27313A"/>
+        </w:rPr>
+        <w:t>这三个故事背后，对应的是三种不同的机器学习思路：用边界分开样本，用概率解释数据来源，用时间顺序推断隐藏状态。</w:t>
+      </w:r>
+    </w:p>
+    <w:tbl>
+      <w:tblPr>
+        <w:tblW w:type="auto" w:w="0"/>
+        <w:tblLayout w:type="fixed"/>
+        <w:tblLook w:firstColumn="1" w:firstRow="1" w:lastColumn="0" w:lastRow="0" w:noHBand="0" w:noVBand="1" w:val="04A0"/>
+        <w:jc w:val="center"/>
+        <w:tblBorders>
+          <w:top w:val="single" w:sz="6" w:space="0" w:color="DADCE0"/>
+          <w:left w:val="single" w:sz="6" w:space="0" w:color="DADCE0"/>
+          <w:bottom w:val="single" w:sz="6" w:space="0" w:color="DADCE0"/>
+          <w:right w:val="single" w:sz="6" w:space="0" w:color="DADCE0"/>
+          <w:insideH w:val="single" w:sz="6" w:space="0" w:color="DADCE0"/>
+          <w:insideV w:val="single" w:sz="6" w:space="0" w:color="DADCE0"/>
+        </w:tblBorders>
+      </w:tblPr>
+      <w:tblGrid>
+        <w:gridCol w:w="2340"/>
+        <w:gridCol w:w="2340"/>
+        <w:gridCol w:w="2340"/>
+        <w:gridCol w:w="2340"/>
+      </w:tblGrid>
+      <w:tr>
+        <w:tc>
+          <w:tcPr>
+            <w:tcW w:type="dxa" w:w="1944"/>
+            <w:vAlign w:val="center"/>
+            <w:tcMar>
+              <w:top w:w="80" w:type="dxa"/>
+              <w:start w:w="120" w:type="dxa"/>
+              <w:bottom w:w="80" w:type="dxa"/>
+              <w:end w:w="120" w:type="dxa"/>
+            </w:tcMar>
+            <w:shd w:fill="E8EEF5"/>
+          </w:tcPr>
+          <w:p>
+            <w:pPr>
+              <w:spacing w:before="0" w:after="0" w:line="276" w:lineRule="auto"/>
+              <w:jc w:val="center"/>
+            </w:pPr>
+            <w:r>
+              <w:rPr>
+                <w:rFonts w:ascii="Calibri" w:hAnsi="Calibri" w:eastAsia="Microsoft YaHei"/>
+                <w:b/>
+                <w:color w:val="1F4D78"/>
+              </w:rPr>
+              <w:t>故事</w:t>
+            </w:r>
+          </w:p>
+        </w:tc>
+        <w:tc>
+          <w:tcPr>
+            <w:tcW w:type="dxa" w:w="1440"/>
+            <w:vAlign w:val="center"/>
+            <w:tcMar>
+              <w:top w:w="80" w:type="dxa"/>
+              <w:start w:w="120" w:type="dxa"/>
+              <w:bottom w:w="80" w:type="dxa"/>
+              <w:end w:w="120" w:type="dxa"/>
+            </w:tcMar>
+            <w:shd w:fill="E8EEF5"/>
+          </w:tcPr>
+          <w:p>
+            <w:pPr>
+              <w:spacing w:before="0" w:after="0" w:line="276" w:lineRule="auto"/>
+              <w:jc w:val="center"/>
+            </w:pPr>
+            <w:r>
+              <w:rPr>
+                <w:rFonts w:ascii="Calibri" w:hAnsi="Calibri" w:eastAsia="Microsoft YaHei"/>
+                <w:b/>
+                <w:color w:val="1F4D78"/>
+              </w:rPr>
+              <w:t>模型</w:t>
+            </w:r>
+          </w:p>
+        </w:tc>
+        <w:tc>
+          <w:tcPr>
+            <w:tcW w:type="dxa" w:w="3528"/>
+            <w:vAlign w:val="center"/>
+            <w:tcMar>
+              <w:top w:w="80" w:type="dxa"/>
+              <w:start w:w="120" w:type="dxa"/>
+              <w:bottom w:w="80" w:type="dxa"/>
+              <w:end w:w="120" w:type="dxa"/>
+            </w:tcMar>
+            <w:shd w:fill="E8EEF5"/>
+          </w:tcPr>
+          <w:p>
+            <w:pPr>
+              <w:spacing w:before="0" w:after="0" w:line="276" w:lineRule="auto"/>
+              <w:jc w:val="center"/>
+            </w:pPr>
+            <w:r>
+              <w:rPr>
+                <w:rFonts w:ascii="Calibri" w:hAnsi="Calibri" w:eastAsia="Microsoft YaHei"/>
+                <w:b/>
+                <w:color w:val="1F4D78"/>
+              </w:rPr>
+              <w:t>机器真正学的东西</w:t>
+            </w:r>
+          </w:p>
+        </w:tc>
+        <w:tc>
+          <w:tcPr>
+            <w:tcW w:type="dxa" w:w="2160"/>
+            <w:vAlign w:val="center"/>
+            <w:tcMar>
+              <w:top w:w="80" w:type="dxa"/>
+              <w:start w:w="120" w:type="dxa"/>
+              <w:bottom w:w="80" w:type="dxa"/>
+              <w:end w:w="120" w:type="dxa"/>
+            </w:tcMar>
+            <w:shd w:fill="E8EEF5"/>
+          </w:tcPr>
+          <w:p>
+            <w:pPr>
+              <w:spacing w:before="0" w:after="0" w:line="276" w:lineRule="auto"/>
+              <w:jc w:val="center"/>
+            </w:pPr>
+            <w:r>
+              <w:rPr>
+                <w:rFonts w:ascii="Calibri" w:hAnsi="Calibri" w:eastAsia="Microsoft YaHei"/>
+                <w:b/>
+                <w:color w:val="1F4D78"/>
+              </w:rPr>
+              <w:t>一句话记忆</w:t>
+            </w:r>
+          </w:p>
+        </w:tc>
+      </w:tr>
+      <w:tr>
+        <w:tc>
+          <w:tcPr>
+            <w:tcW w:type="dxa" w:w="1944"/>
+            <w:vAlign w:val="center"/>
+            <w:tcMar>
+              <w:top w:w="80" w:type="dxa"/>
+              <w:start w:w="120" w:type="dxa"/>
+              <w:bottom w:w="80" w:type="dxa"/>
+              <w:end w:w="120" w:type="dxa"/>
+            </w:tcMar>
+          </w:tcPr>
+          <w:p>
+            <w:pPr>
+              <w:spacing w:before="0" w:after="0" w:line="276" w:lineRule="auto"/>
+            </w:pPr>
+            <w:r>
+              <w:rPr>
+                <w:rFonts w:ascii="Calibri" w:hAnsi="Calibri" w:eastAsia="Microsoft YaHei"/>
+                <w:color w:val="27313A"/>
+                <w:sz w:val="20"/>
+              </w:rPr>
+              <w:t>尺子分水果</w:t>
+            </w:r>
+          </w:p>
+        </w:tc>
+        <w:tc>
+          <w:tcPr>
+            <w:tcW w:type="dxa" w:w="1440"/>
+            <w:vAlign w:val="center"/>
+            <w:tcMar>
+              <w:top w:w="80" w:type="dxa"/>
+              <w:start w:w="120" w:type="dxa"/>
+              <w:bottom w:w="80" w:type="dxa"/>
+              <w:end w:w="120" w:type="dxa"/>
+            </w:tcMar>
+          </w:tcPr>
+          <w:p>
+            <w:pPr>
+              <w:spacing w:before="0" w:after="0" w:line="276" w:lineRule="auto"/>
+            </w:pPr>
+            <w:r>
+              <w:rPr>
+                <w:rFonts w:ascii="Calibri" w:hAnsi="Calibri" w:eastAsia="Microsoft YaHei"/>
+                <w:color w:val="27313A"/>
+                <w:sz w:val="20"/>
+              </w:rPr>
+              <w:t>感知机</w:t>
+            </w:r>
+          </w:p>
+        </w:tc>
+        <w:tc>
+          <w:tcPr>
+            <w:tcW w:type="dxa" w:w="3528"/>
+            <w:vAlign w:val="center"/>
+            <w:tcMar>
+              <w:top w:w="80" w:type="dxa"/>
+              <w:start w:w="120" w:type="dxa"/>
+              <w:bottom w:w="80" w:type="dxa"/>
+              <w:end w:w="120" w:type="dxa"/>
+            </w:tcMar>
+          </w:tcPr>
+          <w:p>
+            <w:pPr>
+              <w:spacing w:before="0" w:after="0" w:line="276" w:lineRule="auto"/>
+            </w:pPr>
+            <w:r>
+              <w:rPr>
+                <w:rFonts w:ascii="Calibri" w:hAnsi="Calibri" w:eastAsia="Microsoft YaHei"/>
+                <w:color w:val="27313A"/>
+                <w:sz w:val="20"/>
+              </w:rPr>
+              <w:t>一条能分开两类样本的直线或平面</w:t>
+            </w:r>
+          </w:p>
+        </w:tc>
+        <w:tc>
+          <w:tcPr>
+            <w:tcW w:type="dxa" w:w="2160"/>
+            <w:vAlign w:val="center"/>
+            <w:tcMar>
+              <w:top w:w="80" w:type="dxa"/>
+              <w:start w:w="120" w:type="dxa"/>
+              <w:bottom w:w="80" w:type="dxa"/>
+              <w:end w:w="120" w:type="dxa"/>
+            </w:tcMar>
+          </w:tcPr>
+          <w:p>
+            <w:pPr>
+              <w:spacing w:before="0" w:after="0" w:line="276" w:lineRule="auto"/>
+            </w:pPr>
+            <w:r>
+              <w:rPr>
+                <w:rFonts w:ascii="Calibri" w:hAnsi="Calibri" w:eastAsia="Microsoft YaHei"/>
+                <w:color w:val="27313A"/>
+                <w:sz w:val="20"/>
+              </w:rPr>
+              <w:t>分错就把边界挪一挪</w:t>
+            </w:r>
+          </w:p>
+        </w:tc>
+      </w:tr>
+      <w:tr>
+        <w:tc>
+          <w:tcPr>
+            <w:tcW w:type="dxa" w:w="1944"/>
+            <w:vAlign w:val="center"/>
+            <w:tcMar>
+              <w:top w:w="80" w:type="dxa"/>
+              <w:start w:w="120" w:type="dxa"/>
+              <w:bottom w:w="80" w:type="dxa"/>
+              <w:end w:w="120" w:type="dxa"/>
+            </w:tcMar>
+          </w:tcPr>
+          <w:p>
+            <w:pPr>
+              <w:spacing w:before="0" w:after="0" w:line="276" w:lineRule="auto"/>
+            </w:pPr>
+            <w:r>
+              <w:rPr>
+                <w:rFonts w:ascii="Calibri" w:hAnsi="Calibri" w:eastAsia="Microsoft YaHei"/>
+                <w:color w:val="27313A"/>
+                <w:sz w:val="20"/>
+              </w:rPr>
+              <w:t>猜糖果来源</w:t>
+            </w:r>
+          </w:p>
+        </w:tc>
+        <w:tc>
+          <w:tcPr>
+            <w:tcW w:type="dxa" w:w="1440"/>
+            <w:vAlign w:val="center"/>
+            <w:tcMar>
+              <w:top w:w="80" w:type="dxa"/>
+              <w:start w:w="120" w:type="dxa"/>
+              <w:bottom w:w="80" w:type="dxa"/>
+              <w:end w:w="120" w:type="dxa"/>
+            </w:tcMar>
+          </w:tcPr>
+          <w:p>
+            <w:pPr>
+              <w:spacing w:before="0" w:after="0" w:line="276" w:lineRule="auto"/>
+            </w:pPr>
+            <w:r>
+              <w:rPr>
+                <w:rFonts w:ascii="Calibri" w:hAnsi="Calibri" w:eastAsia="Microsoft YaHei"/>
+                <w:color w:val="27313A"/>
+                <w:sz w:val="20"/>
+              </w:rPr>
+              <w:t>GMM</w:t>
+            </w:r>
+          </w:p>
+        </w:tc>
+        <w:tc>
+          <w:tcPr>
+            <w:tcW w:type="dxa" w:w="3528"/>
+            <w:vAlign w:val="center"/>
+            <w:tcMar>
+              <w:top w:w="80" w:type="dxa"/>
+              <w:start w:w="120" w:type="dxa"/>
+              <w:bottom w:w="80" w:type="dxa"/>
+              <w:end w:w="120" w:type="dxa"/>
+            </w:tcMar>
+          </w:tcPr>
+          <w:p>
+            <w:pPr>
+              <w:spacing w:before="0" w:after="0" w:line="276" w:lineRule="auto"/>
+            </w:pPr>
+            <w:r>
+              <w:rPr>
+                <w:rFonts w:ascii="Calibri" w:hAnsi="Calibri" w:eastAsia="Microsoft YaHei"/>
+                <w:color w:val="27313A"/>
+                <w:sz w:val="20"/>
+              </w:rPr>
+              <w:t>多个概率团块的位置、形状和比例</w:t>
+            </w:r>
+          </w:p>
+        </w:tc>
+        <w:tc>
+          <w:tcPr>
+            <w:tcW w:type="dxa" w:w="2160"/>
+            <w:vAlign w:val="center"/>
+            <w:tcMar>
+              <w:top w:w="80" w:type="dxa"/>
+              <w:start w:w="120" w:type="dxa"/>
+              <w:bottom w:w="80" w:type="dxa"/>
+              <w:end w:w="120" w:type="dxa"/>
+            </w:tcMar>
+          </w:tcPr>
+          <w:p>
+            <w:pPr>
+              <w:spacing w:before="0" w:after="0" w:line="276" w:lineRule="auto"/>
+            </w:pPr>
+            <w:r>
+              <w:rPr>
+                <w:rFonts w:ascii="Calibri" w:hAnsi="Calibri" w:eastAsia="Microsoft YaHei"/>
+                <w:color w:val="27313A"/>
+                <w:sz w:val="20"/>
+              </w:rPr>
+              <w:t>一个样本可以像多个群体</w:t>
+            </w:r>
+          </w:p>
+        </w:tc>
+      </w:tr>
+      <w:tr>
+        <w:tc>
+          <w:tcPr>
+            <w:tcW w:type="dxa" w:w="1944"/>
+            <w:vAlign w:val="center"/>
+            <w:tcMar>
+              <w:top w:w="80" w:type="dxa"/>
+              <w:start w:w="120" w:type="dxa"/>
+              <w:bottom w:w="80" w:type="dxa"/>
+              <w:end w:w="120" w:type="dxa"/>
+            </w:tcMar>
+          </w:tcPr>
+          <w:p>
+            <w:pPr>
+              <w:spacing w:before="0" w:after="0" w:line="276" w:lineRule="auto"/>
+            </w:pPr>
+            <w:r>
+              <w:rPr>
+                <w:rFonts w:ascii="Calibri" w:hAnsi="Calibri" w:eastAsia="Microsoft YaHei"/>
+                <w:color w:val="27313A"/>
+                <w:sz w:val="20"/>
+              </w:rPr>
+              <w:t>看脚印猜路线</w:t>
+            </w:r>
+          </w:p>
+        </w:tc>
+        <w:tc>
+          <w:tcPr>
+            <w:tcW w:type="dxa" w:w="1440"/>
+            <w:vAlign w:val="center"/>
+            <w:tcMar>
+              <w:top w:w="80" w:type="dxa"/>
+              <w:start w:w="120" w:type="dxa"/>
+              <w:bottom w:w="80" w:type="dxa"/>
+              <w:end w:w="120" w:type="dxa"/>
+            </w:tcMar>
+          </w:tcPr>
+          <w:p>
+            <w:pPr>
+              <w:spacing w:before="0" w:after="0" w:line="276" w:lineRule="auto"/>
+            </w:pPr>
+            <w:r>
+              <w:rPr>
+                <w:rFonts w:ascii="Calibri" w:hAnsi="Calibri" w:eastAsia="Microsoft YaHei"/>
+                <w:color w:val="27313A"/>
+                <w:sz w:val="20"/>
+              </w:rPr>
+              <w:t>HMM</w:t>
+            </w:r>
+          </w:p>
+        </w:tc>
+        <w:tc>
+          <w:tcPr>
+            <w:tcW w:type="dxa" w:w="3528"/>
+            <w:vAlign w:val="center"/>
+            <w:tcMar>
+              <w:top w:w="80" w:type="dxa"/>
+              <w:start w:w="120" w:type="dxa"/>
+              <w:bottom w:w="80" w:type="dxa"/>
+              <w:end w:w="120" w:type="dxa"/>
+            </w:tcMar>
+          </w:tcPr>
+          <w:p>
+            <w:pPr>
+              <w:spacing w:before="0" w:after="0" w:line="276" w:lineRule="auto"/>
+            </w:pPr>
+            <w:r>
+              <w:rPr>
+                <w:rFonts w:ascii="Calibri" w:hAnsi="Calibri" w:eastAsia="Microsoft YaHei"/>
+                <w:color w:val="27313A"/>
+                <w:sz w:val="20"/>
+              </w:rPr>
+              <w:t>隐藏状态如何随时间变化并产生观测</w:t>
+            </w:r>
+          </w:p>
+        </w:tc>
+        <w:tc>
+          <w:tcPr>
+            <w:tcW w:type="dxa" w:w="2160"/>
+            <w:vAlign w:val="center"/>
+            <w:tcMar>
+              <w:top w:w="80" w:type="dxa"/>
+              <w:start w:w="120" w:type="dxa"/>
+              <w:bottom w:w="80" w:type="dxa"/>
+              <w:end w:w="120" w:type="dxa"/>
+            </w:tcMar>
+          </w:tcPr>
+          <w:p>
+            <w:pPr>
+              <w:spacing w:before="0" w:after="0" w:line="276" w:lineRule="auto"/>
+            </w:pPr>
+            <w:r>
+              <w:rPr>
+                <w:rFonts w:ascii="Calibri" w:hAnsi="Calibri" w:eastAsia="Microsoft YaHei"/>
+                <w:color w:val="27313A"/>
+                <w:sz w:val="20"/>
+              </w:rPr>
+              <w:t>看见表面现象，推测背后路线</w:t>
+            </w:r>
+          </w:p>
+        </w:tc>
+      </w:tr>
+    </w:tbl>
+    <w:p>
+      <w:pPr>
+        <w:pStyle w:val="Heading2"/>
+        <w:spacing w:before="200" w:after="100" w:line="300" w:lineRule="auto"/>
+      </w:pPr>
+      <w:r>
+        <w:rPr>
+          <w:rFonts w:ascii="Calibri" w:hAnsi="Calibri" w:eastAsia="Microsoft YaHei"/>
+          <w:b/>
+          <w:color w:val="2E74B5"/>
+          <w:sz w:val="26"/>
+        </w:rPr>
+        <w:t>0.1 本文的公式怎么看</w:t>
+      </w:r>
+    </w:p>
+    <w:p>
+      <w:pPr>
+        <w:spacing w:before="0" w:after="120" w:line="300" w:lineRule="auto"/>
+      </w:pPr>
+      <w:r>
+        <w:rPr>
+          <w:rFonts w:ascii="Calibri" w:hAnsi="Calibri" w:eastAsia="Microsoft YaHei"/>
+          <w:color w:val="27313A"/>
+        </w:rPr>
+        <w:t>公式只承担“把故事变成计算规则”的作用。阅读时可以先看公式下面的中文解释，知道每个符号代表什么，再回到公式本身。</w:t>
+      </w:r>
+    </w:p>
+    <w:tbl>
+      <w:tblPr>
+        <w:tblW w:type="auto" w:w="0"/>
+        <w:tblLayout w:type="fixed"/>
+        <w:tblLook w:firstColumn="1" w:firstRow="1" w:lastColumn="0" w:lastRow="0" w:noHBand="0" w:noVBand="1" w:val="04A0"/>
+        <w:jc w:val="center"/>
+        <w:tblBorders>
+          <w:top w:val="single" w:sz="6" w:space="0" w:color="DADCE0"/>
+          <w:left w:val="single" w:sz="6" w:space="0" w:color="DADCE0"/>
+          <w:bottom w:val="single" w:sz="6" w:space="0" w:color="DADCE0"/>
+          <w:right w:val="single" w:sz="6" w:space="0" w:color="DADCE0"/>
+          <w:insideH w:val="single" w:sz="6" w:space="0" w:color="DADCE0"/>
+          <w:insideV w:val="single" w:sz="6" w:space="0" w:color="DADCE0"/>
+        </w:tblBorders>
+      </w:tblPr>
+      <w:tblGrid>
+        <w:gridCol w:w="3120"/>
+        <w:gridCol w:w="3120"/>
+        <w:gridCol w:w="3120"/>
+      </w:tblGrid>
+      <w:tr>
+        <w:tc>
+          <w:tcPr>
+            <w:tcW w:type="dxa" w:w="1440"/>
+            <w:vAlign w:val="center"/>
+            <w:tcMar>
+              <w:top w:w="80" w:type="dxa"/>
+              <w:start w:w="120" w:type="dxa"/>
+              <w:bottom w:w="80" w:type="dxa"/>
+              <w:end w:w="120" w:type="dxa"/>
+            </w:tcMar>
+            <w:shd w:fill="DDF4E8"/>
+          </w:tcPr>
+          <w:p>
+            <w:pPr>
+              <w:spacing w:before="0" w:after="0" w:line="276" w:lineRule="auto"/>
+              <w:jc w:val="center"/>
+            </w:pPr>
+            <w:r>
+              <w:rPr>
+                <w:rFonts w:ascii="Calibri" w:hAnsi="Calibri" w:eastAsia="Microsoft YaHei"/>
+                <w:b/>
+                <w:color w:val="1F4D78"/>
+              </w:rPr>
+              <w:t>符号</w:t>
+            </w:r>
+          </w:p>
+        </w:tc>
+        <w:tc>
+          <w:tcPr>
+            <w:tcW w:type="dxa" w:w="5256"/>
+            <w:vAlign w:val="center"/>
+            <w:tcMar>
+              <w:top w:w="80" w:type="dxa"/>
+              <w:start w:w="120" w:type="dxa"/>
+              <w:bottom w:w="80" w:type="dxa"/>
+              <w:end w:w="120" w:type="dxa"/>
+            </w:tcMar>
+            <w:shd w:fill="DDF4E8"/>
+          </w:tcPr>
+          <w:p>
+            <w:pPr>
+              <w:spacing w:before="0" w:after="0" w:line="276" w:lineRule="auto"/>
+              <w:jc w:val="center"/>
+            </w:pPr>
+            <w:r>
+              <w:rPr>
+                <w:rFonts w:ascii="Calibri" w:hAnsi="Calibri" w:eastAsia="Microsoft YaHei"/>
+                <w:b/>
+                <w:color w:val="1F4D78"/>
+              </w:rPr>
+              <w:t>通俗理解</w:t>
+            </w:r>
+          </w:p>
+        </w:tc>
+        <w:tc>
+          <w:tcPr>
+            <w:tcW w:type="dxa" w:w="2376"/>
+            <w:vAlign w:val="center"/>
+            <w:tcMar>
+              <w:top w:w="80" w:type="dxa"/>
+              <w:start w:w="120" w:type="dxa"/>
+              <w:bottom w:w="80" w:type="dxa"/>
+              <w:end w:w="120" w:type="dxa"/>
+            </w:tcMar>
+            <w:shd w:fill="DDF4E8"/>
+          </w:tcPr>
+          <w:p>
+            <w:pPr>
+              <w:spacing w:before="0" w:after="0" w:line="276" w:lineRule="auto"/>
+              <w:jc w:val="center"/>
+            </w:pPr>
+            <w:r>
+              <w:rPr>
+                <w:rFonts w:ascii="Calibri" w:hAnsi="Calibri" w:eastAsia="Microsoft YaHei"/>
+                <w:b/>
+                <w:color w:val="1F4D78"/>
+              </w:rPr>
+              <w:t>常见位置</w:t>
+            </w:r>
+          </w:p>
+        </w:tc>
+      </w:tr>
+      <w:tr>
+        <w:tc>
+          <w:tcPr>
+            <w:tcW w:type="dxa" w:w="1440"/>
+            <w:vAlign w:val="center"/>
+            <w:tcMar>
+              <w:top w:w="80" w:type="dxa"/>
+              <w:start w:w="120" w:type="dxa"/>
+              <w:bottom w:w="80" w:type="dxa"/>
+              <w:end w:w="120" w:type="dxa"/>
+            </w:tcMar>
+          </w:tcPr>
+          <w:p>
+            <w:pPr>
+              <w:spacing w:before="0" w:after="0" w:line="276" w:lineRule="auto"/>
+            </w:pPr>
+            <w:r>
+              <w:rPr>
+                <w:rFonts w:ascii="Calibri" w:hAnsi="Calibri" w:eastAsia="Microsoft YaHei"/>
+                <w:color w:val="27313A"/>
+                <w:sz w:val="20"/>
+              </w:rPr>
+              <w:t>x</w:t>
+            </w:r>
+          </w:p>
+        </w:tc>
+        <w:tc>
+          <w:tcPr>
+            <w:tcW w:type="dxa" w:w="5256"/>
+            <w:vAlign w:val="center"/>
+            <w:tcMar>
+              <w:top w:w="80" w:type="dxa"/>
+              <w:start w:w="120" w:type="dxa"/>
+              <w:bottom w:w="80" w:type="dxa"/>
+              <w:end w:w="120" w:type="dxa"/>
+            </w:tcMar>
+          </w:tcPr>
+          <w:p>
+            <w:pPr>
+              <w:spacing w:before="0" w:after="0" w:line="276" w:lineRule="auto"/>
+            </w:pPr>
+            <w:r>
+              <w:rPr>
+                <w:rFonts w:ascii="Calibri" w:hAnsi="Calibri" w:eastAsia="Microsoft YaHei"/>
+                <w:color w:val="27313A"/>
+                <w:sz w:val="20"/>
+              </w:rPr>
+              <w:t>一个样本的特征，比如颜色、重量、声音片段</w:t>
+            </w:r>
+          </w:p>
+        </w:tc>
+        <w:tc>
+          <w:tcPr>
+            <w:tcW w:type="dxa" w:w="2376"/>
+            <w:vAlign w:val="center"/>
+            <w:tcMar>
+              <w:top w:w="80" w:type="dxa"/>
+              <w:start w:w="120" w:type="dxa"/>
+              <w:bottom w:w="80" w:type="dxa"/>
+              <w:end w:w="120" w:type="dxa"/>
+            </w:tcMar>
+          </w:tcPr>
+          <w:p>
+            <w:pPr>
+              <w:spacing w:before="0" w:after="0" w:line="276" w:lineRule="auto"/>
+            </w:pPr>
+            <w:r>
+              <w:rPr>
+                <w:rFonts w:ascii="Calibri" w:hAnsi="Calibri" w:eastAsia="Microsoft YaHei"/>
+                <w:color w:val="27313A"/>
+                <w:sz w:val="20"/>
+              </w:rPr>
+              <w:t>三个模型都会出现</w:t>
+            </w:r>
+          </w:p>
+        </w:tc>
+      </w:tr>
+      <w:tr>
+        <w:tc>
+          <w:tcPr>
+            <w:tcW w:type="dxa" w:w="1440"/>
+            <w:vAlign w:val="center"/>
+            <w:tcMar>
+              <w:top w:w="80" w:type="dxa"/>
+              <w:start w:w="120" w:type="dxa"/>
+              <w:bottom w:w="80" w:type="dxa"/>
+              <w:end w:w="120" w:type="dxa"/>
+            </w:tcMar>
+          </w:tcPr>
+          <w:p>
+            <w:pPr>
+              <w:spacing w:before="0" w:after="0" w:line="276" w:lineRule="auto"/>
+            </w:pPr>
+            <w:r>
+              <w:rPr>
+                <w:rFonts w:ascii="Calibri" w:hAnsi="Calibri" w:eastAsia="Microsoft YaHei"/>
+                <w:color w:val="27313A"/>
+                <w:sz w:val="20"/>
+              </w:rPr>
+              <w:t>w</w:t>
+            </w:r>
+          </w:p>
+        </w:tc>
+        <w:tc>
+          <w:tcPr>
+            <w:tcW w:type="dxa" w:w="5256"/>
+            <w:vAlign w:val="center"/>
+            <w:tcMar>
+              <w:top w:w="80" w:type="dxa"/>
+              <w:start w:w="120" w:type="dxa"/>
+              <w:bottom w:w="80" w:type="dxa"/>
+              <w:end w:w="120" w:type="dxa"/>
+            </w:tcMar>
+          </w:tcPr>
+          <w:p>
+            <w:pPr>
+              <w:spacing w:before="0" w:after="0" w:line="276" w:lineRule="auto"/>
+            </w:pPr>
+            <w:r>
+              <w:rPr>
+                <w:rFonts w:ascii="Calibri" w:hAnsi="Calibri" w:eastAsia="Microsoft YaHei"/>
+                <w:color w:val="27313A"/>
+                <w:sz w:val="20"/>
+              </w:rPr>
+              <w:t>感知机里每个特征的重要程度</w:t>
+            </w:r>
+          </w:p>
+        </w:tc>
+        <w:tc>
+          <w:tcPr>
+            <w:tcW w:type="dxa" w:w="2376"/>
+            <w:vAlign w:val="center"/>
+            <w:tcMar>
+              <w:top w:w="80" w:type="dxa"/>
+              <w:start w:w="120" w:type="dxa"/>
+              <w:bottom w:w="80" w:type="dxa"/>
+              <w:end w:w="120" w:type="dxa"/>
+            </w:tcMar>
+          </w:tcPr>
+          <w:p>
+            <w:pPr>
+              <w:spacing w:before="0" w:after="0" w:line="276" w:lineRule="auto"/>
+            </w:pPr>
+            <w:r>
+              <w:rPr>
+                <w:rFonts w:ascii="Calibri" w:hAnsi="Calibri" w:eastAsia="Microsoft YaHei"/>
+                <w:color w:val="27313A"/>
+                <w:sz w:val="20"/>
+              </w:rPr>
+              <w:t>感知机</w:t>
+            </w:r>
+          </w:p>
+        </w:tc>
+      </w:tr>
+      <w:tr>
+        <w:tc>
+          <w:tcPr>
+            <w:tcW w:type="dxa" w:w="1440"/>
+            <w:vAlign w:val="center"/>
+            <w:tcMar>
+              <w:top w:w="80" w:type="dxa"/>
+              <w:start w:w="120" w:type="dxa"/>
+              <w:bottom w:w="80" w:type="dxa"/>
+              <w:end w:w="120" w:type="dxa"/>
+            </w:tcMar>
+          </w:tcPr>
+          <w:p>
+            <w:pPr>
+              <w:spacing w:before="0" w:after="0" w:line="276" w:lineRule="auto"/>
+            </w:pPr>
+            <w:r>
+              <w:rPr>
+                <w:rFonts w:ascii="Calibri" w:hAnsi="Calibri" w:eastAsia="Microsoft YaHei"/>
+                <w:color w:val="27313A"/>
+                <w:sz w:val="20"/>
+              </w:rPr>
+              <w:t>μ、Σ</w:t>
+            </w:r>
+          </w:p>
+        </w:tc>
+        <w:tc>
+          <w:tcPr>
+            <w:tcW w:type="dxa" w:w="5256"/>
+            <w:vAlign w:val="center"/>
+            <w:tcMar>
+              <w:top w:w="80" w:type="dxa"/>
+              <w:start w:w="120" w:type="dxa"/>
+              <w:bottom w:w="80" w:type="dxa"/>
+              <w:end w:w="120" w:type="dxa"/>
+            </w:tcMar>
+          </w:tcPr>
+          <w:p>
+            <w:pPr>
+              <w:spacing w:before="0" w:after="0" w:line="276" w:lineRule="auto"/>
+            </w:pPr>
+            <w:r>
+              <w:rPr>
+                <w:rFonts w:ascii="Calibri" w:hAnsi="Calibri" w:eastAsia="Microsoft YaHei"/>
+                <w:color w:val="27313A"/>
+                <w:sz w:val="20"/>
+              </w:rPr>
+              <w:t>GMM 中一个概率团块的中心和形状</w:t>
+            </w:r>
+          </w:p>
+        </w:tc>
+        <w:tc>
+          <w:tcPr>
+            <w:tcW w:type="dxa" w:w="2376"/>
+            <w:vAlign w:val="center"/>
+            <w:tcMar>
+              <w:top w:w="80" w:type="dxa"/>
+              <w:start w:w="120" w:type="dxa"/>
+              <w:bottom w:w="80" w:type="dxa"/>
+              <w:end w:w="120" w:type="dxa"/>
+            </w:tcMar>
+          </w:tcPr>
+          <w:p>
+            <w:pPr>
+              <w:spacing w:before="0" w:after="0" w:line="276" w:lineRule="auto"/>
+            </w:pPr>
+            <w:r>
+              <w:rPr>
+                <w:rFonts w:ascii="Calibri" w:hAnsi="Calibri" w:eastAsia="Microsoft YaHei"/>
+                <w:color w:val="27313A"/>
+                <w:sz w:val="20"/>
+              </w:rPr>
+              <w:t>GMM</w:t>
+            </w:r>
+          </w:p>
+        </w:tc>
+      </w:tr>
+      <w:tr>
+        <w:tc>
+          <w:tcPr>
+            <w:tcW w:type="dxa" w:w="1440"/>
+            <w:vAlign w:val="center"/>
+            <w:tcMar>
+              <w:top w:w="80" w:type="dxa"/>
+              <w:start w:w="120" w:type="dxa"/>
+              <w:bottom w:w="80" w:type="dxa"/>
+              <w:end w:w="120" w:type="dxa"/>
+            </w:tcMar>
+          </w:tcPr>
+          <w:p>
+            <w:pPr>
+              <w:spacing w:before="0" w:after="0" w:line="276" w:lineRule="auto"/>
+            </w:pPr>
+            <w:r>
+              <w:rPr>
+                <w:rFonts w:ascii="Calibri" w:hAnsi="Calibri" w:eastAsia="Microsoft YaHei"/>
+                <w:color w:val="27313A"/>
+                <w:sz w:val="20"/>
+              </w:rPr>
+              <w:t>π、a、b</w:t>
+            </w:r>
+          </w:p>
+        </w:tc>
+        <w:tc>
+          <w:tcPr>
+            <w:tcW w:type="dxa" w:w="5256"/>
+            <w:vAlign w:val="center"/>
+            <w:tcMar>
+              <w:top w:w="80" w:type="dxa"/>
+              <w:start w:w="120" w:type="dxa"/>
+              <w:bottom w:w="80" w:type="dxa"/>
+              <w:end w:w="120" w:type="dxa"/>
+            </w:tcMar>
+          </w:tcPr>
+          <w:p>
+            <w:pPr>
+              <w:spacing w:before="0" w:after="0" w:line="276" w:lineRule="auto"/>
+            </w:pPr>
+            <w:r>
+              <w:rPr>
+                <w:rFonts w:ascii="Calibri" w:hAnsi="Calibri" w:eastAsia="Microsoft YaHei"/>
+                <w:color w:val="27313A"/>
+                <w:sz w:val="20"/>
+              </w:rPr>
+              <w:t>HMM 的初始概率、转移概率、发射概率</w:t>
+            </w:r>
+          </w:p>
+        </w:tc>
+        <w:tc>
+          <w:tcPr>
+            <w:tcW w:type="dxa" w:w="2376"/>
+            <w:vAlign w:val="center"/>
+            <w:tcMar>
+              <w:top w:w="80" w:type="dxa"/>
+              <w:start w:w="120" w:type="dxa"/>
+              <w:bottom w:w="80" w:type="dxa"/>
+              <w:end w:w="120" w:type="dxa"/>
+            </w:tcMar>
+          </w:tcPr>
+          <w:p>
+            <w:pPr>
+              <w:spacing w:before="0" w:after="0" w:line="276" w:lineRule="auto"/>
+            </w:pPr>
+            <w:r>
+              <w:rPr>
+                <w:rFonts w:ascii="Calibri" w:hAnsi="Calibri" w:eastAsia="Microsoft YaHei"/>
+                <w:color w:val="27313A"/>
+                <w:sz w:val="20"/>
+              </w:rPr>
+              <w:t>HMM</w:t>
+            </w:r>
+          </w:p>
+        </w:tc>
+      </w:tr>
+    </w:tbl>
+    <w:p>
+      <w:pPr>
+        <w:pStyle w:val="Heading2"/>
+        <w:spacing w:before="200" w:after="100" w:line="300" w:lineRule="auto"/>
+      </w:pPr>
+      <w:r>
+        <w:rPr>
+          <w:rFonts w:ascii="Calibri" w:hAnsi="Calibri" w:eastAsia="Microsoft YaHei"/>
+          <w:b/>
+          <w:color w:val="2E74B5"/>
+          <w:sz w:val="26"/>
+        </w:rPr>
+        <w:t>0.2 学习时可以问自己的三个问题</w:t>
+      </w:r>
+    </w:p>
+    <w:p>
+      <w:pPr>
+        <w:pStyle w:val="ListNumber"/>
+        <w:spacing w:before="0" w:after="80" w:line="300" w:lineRule="auto"/>
+      </w:pPr>
+      <w:r>
+        <w:rPr>
+          <w:rFonts w:ascii="Calibri" w:hAnsi="Calibri" w:eastAsia="Microsoft YaHei"/>
+          <w:color w:val="27313A"/>
+        </w:rPr>
+        <w:t>这个模型把现实问题想象成什么故事？</w:t>
+      </w:r>
+    </w:p>
+    <w:p>
+      <w:pPr>
+        <w:pStyle w:val="ListNumber"/>
+        <w:spacing w:before="0" w:after="80" w:line="300" w:lineRule="auto"/>
+      </w:pPr>
+      <w:r>
+        <w:rPr>
+          <w:rFonts w:ascii="Calibri" w:hAnsi="Calibri" w:eastAsia="Microsoft YaHei"/>
+          <w:color w:val="27313A"/>
+        </w:rPr>
+        <w:t>模型最后学到的是边界、团块，还是状态路线？</w:t>
+      </w:r>
+    </w:p>
+    <w:p>
+      <w:pPr>
+        <w:pStyle w:val="ListNumber"/>
+        <w:spacing w:before="0" w:after="80" w:line="300" w:lineRule="auto"/>
+      </w:pPr>
+      <w:r>
+        <w:rPr>
+          <w:rFonts w:ascii="Calibri" w:hAnsi="Calibri" w:eastAsia="Microsoft YaHei"/>
+          <w:color w:val="27313A"/>
+        </w:rPr>
+        <w:t>如果数据变复杂，这个模型最先暴露的短板是什么？</w:t>
+      </w:r>
+    </w:p>
+    <w:p>
+      <w:r>
+        <w:br w:type="page"/>
+      </w:r>
+    </w:p>
+    <w:p>
+      <w:pPr>
+        <w:pStyle w:val="Heading1"/>
+        <w:spacing w:before="360" w:after="160" w:line="300" w:lineRule="auto"/>
+      </w:pPr>
+      <w:r>
+        <w:rPr>
+          <w:rFonts w:ascii="Calibri" w:hAnsi="Calibri" w:eastAsia="Microsoft YaHei"/>
+          <w:b/>
+          <w:color w:val="2E74B5"/>
+          <w:sz w:val="32"/>
+        </w:rPr>
         <w:t>1. 感知机（Perceptron）</w:t>
       </w:r>
     </w:p>
@@ -809,11 +1784,11 @@
             </w:pPr>
             <w:r>
               <w:rPr>
-                <w:rFonts w:ascii="Consolas" w:hAnsi="Consolas" w:eastAsia="Microsoft YaHei"/>
+                <w:rFonts w:ascii="Calibri" w:hAnsi="Calibri" w:eastAsia="Microsoft YaHei"/>
                 <w:color w:val="1F4D78"/>
-                <w:sz w:val="21"/>
+                <w:sz w:val="24"/>
               </w:rPr>
-              <w:t>s = w^T x + b</w:t>
+              <w:t>s = wᵀx + b</w:t>
             </w:r>
           </w:p>
         </w:tc>
@@ -838,9 +1813,9 @@
             </w:pPr>
             <w:r>
               <w:rPr>
-                <w:rFonts w:ascii="Consolas" w:hAnsi="Consolas" w:eastAsia="Microsoft YaHei"/>
+                <w:rFonts w:ascii="Calibri" w:hAnsi="Calibri" w:eastAsia="Microsoft YaHei"/>
                 <w:color w:val="1F4D78"/>
-                <w:sz w:val="21"/>
+                <w:sz w:val="24"/>
               </w:rPr>
               <w:t>f(x) = sign(s)</w:t>
             </w:r>
@@ -867,11 +1842,11 @@
             </w:pPr>
             <w:r>
               <w:rPr>
-                <w:rFonts w:ascii="Consolas" w:hAnsi="Consolas" w:eastAsia="Microsoft YaHei"/>
+                <w:rFonts w:ascii="Calibri" w:hAnsi="Calibri" w:eastAsia="Microsoft YaHei"/>
                 <w:color w:val="1F4D78"/>
-                <w:sz w:val="21"/>
+                <w:sz w:val="24"/>
               </w:rPr>
-              <w:t>w &lt;- w + eta y_i x_i,    b &lt;- b + eta y_i</w:t>
+              <w:t>w ← w + ηyᵢxᵢ，   b ← b + ηyᵢ</w:t>
             </w:r>
           </w:p>
         </w:tc>
@@ -886,7 +1861,7 @@
           <w:rFonts w:ascii="Calibri" w:hAnsi="Calibri" w:eastAsia="Microsoft YaHei"/>
           <w:color w:val="27313A"/>
         </w:rPr>
-        <w:t>这些符号不用害怕。x 就是样本的特征，比如“颜色有多红、重量有多大”；w 表示每个特征有多重要；b 像一个整体门槛；eta 决定每次改错时挪多远。公式真正想说的是：机器先打分，再看正负号；如果分错，就按正确方向改一下。</w:t>
+        <w:t>x 是样本的特征，比如“颜色有多红、重量有多大”；w 表示每个特征有多重要；b 像一个整体门槛；η 决定每次改错时挪多远。公式真正想说的是：机器先打分，再看正负号；如果分错，就按正确方向改一下。</w:t>
       </w:r>
     </w:p>
     <w:p>
@@ -901,7 +1876,7 @@
           <w:color w:val="2E74B5"/>
           <w:sz w:val="26"/>
         </w:rPr>
-        <w:t>1.3 例题</w:t>
+        <w:t>1.3 生活例子：水果分类</w:t>
       </w:r>
     </w:p>
     <w:p>
@@ -913,7 +1888,126 @@
           <w:rFonts w:ascii="Calibri" w:hAnsi="Calibri" w:eastAsia="Microsoft YaHei"/>
           <w:color w:val="27313A"/>
         </w:rPr>
-        <w:t>例题：小老师一开始完全不会分，设 w=(0,0)，b=0，学习率 eta=1。现在来了一个“苹果”样本 x=(2,1)，真实标签 y=+1。小老师分错了，应该怎么改？</w:t>
+        <w:t>假设有一张表，每个水果只记录两个数字：颜色偏红的程度和重量。苹果通常更红一些，橘子通常颜色和重量分布不同。感知机会在这张二维表上画出一条线，线的一边叫“苹果”，另一边叫“橘子”。</w:t>
+      </w:r>
+    </w:p>
+    <w:p>
+      <w:pPr>
+        <w:spacing w:before="0" w:after="120" w:line="300" w:lineRule="auto"/>
+      </w:pPr>
+      <w:r>
+        <w:rPr>
+          <w:rFonts w:ascii="Calibri" w:hAnsi="Calibri" w:eastAsia="Microsoft YaHei"/>
+          <w:color w:val="27313A"/>
+        </w:rPr>
+        <w:t>刚开始这条线可能画得很差。只要发现一个苹果被分到了橘子那边，模型就把线往能容纳这个苹果的方向挪一点；如果橘子被分到了苹果那边，就往相反方向挪一点。训练过程就是不断纠正这些小错误。</w:t>
+      </w:r>
+    </w:p>
+    <w:p>
+      <w:pPr>
+        <w:pStyle w:val="Heading2"/>
+        <w:spacing w:before="200" w:after="100" w:line="300" w:lineRule="auto"/>
+      </w:pPr>
+      <w:r>
+        <w:rPr>
+          <w:rFonts w:ascii="Calibri" w:hAnsi="Calibri" w:eastAsia="Microsoft YaHei"/>
+          <w:b/>
+          <w:color w:val="2E74B5"/>
+          <w:sz w:val="26"/>
+        </w:rPr>
+        <w:t>1.4 适合放在课本里的伪代码</w:t>
+      </w:r>
+    </w:p>
+    <w:p>
+      <w:pPr>
+        <w:pStyle w:val="ListNumber"/>
+        <w:spacing w:before="0" w:after="80" w:line="300" w:lineRule="auto"/>
+      </w:pPr>
+      <w:r>
+        <w:rPr>
+          <w:rFonts w:ascii="Calibri" w:hAnsi="Calibri" w:eastAsia="Microsoft YaHei"/>
+          <w:color w:val="27313A"/>
+        </w:rPr>
+        <w:t>准备一批已经标好类别的样本。</w:t>
+      </w:r>
+    </w:p>
+    <w:p>
+      <w:pPr>
+        <w:pStyle w:val="ListNumber"/>
+        <w:spacing w:before="0" w:after="80" w:line="300" w:lineRule="auto"/>
+      </w:pPr>
+      <w:r>
+        <w:rPr>
+          <w:rFonts w:ascii="Calibri" w:hAnsi="Calibri" w:eastAsia="Microsoft YaHei"/>
+          <w:color w:val="27313A"/>
+        </w:rPr>
+        <w:t>先随便给一组权重 w 和偏置 b。</w:t>
+      </w:r>
+    </w:p>
+    <w:p>
+      <w:pPr>
+        <w:pStyle w:val="ListNumber"/>
+        <w:spacing w:before="0" w:after="80" w:line="300" w:lineRule="auto"/>
+      </w:pPr>
+      <w:r>
+        <w:rPr>
+          <w:rFonts w:ascii="Calibri" w:hAnsi="Calibri" w:eastAsia="Microsoft YaHei"/>
+          <w:color w:val="27313A"/>
+        </w:rPr>
+        <w:t>拿一个样本来测试，看看当前模型是否分对。</w:t>
+      </w:r>
+    </w:p>
+    <w:p>
+      <w:pPr>
+        <w:pStyle w:val="ListNumber"/>
+        <w:spacing w:before="0" w:after="80" w:line="300" w:lineRule="auto"/>
+      </w:pPr>
+      <w:r>
+        <w:rPr>
+          <w:rFonts w:ascii="Calibri" w:hAnsi="Calibri" w:eastAsia="Microsoft YaHei"/>
+          <w:color w:val="27313A"/>
+        </w:rPr>
+        <w:t>分对就继续看下一个样本；分错就更新 w 和 b。</w:t>
+      </w:r>
+    </w:p>
+    <w:p>
+      <w:pPr>
+        <w:pStyle w:val="ListNumber"/>
+        <w:spacing w:before="0" w:after="80" w:line="300" w:lineRule="auto"/>
+      </w:pPr>
+      <w:r>
+        <w:rPr>
+          <w:rFonts w:ascii="Calibri" w:hAnsi="Calibri" w:eastAsia="Microsoft YaHei"/>
+          <w:color w:val="27313A"/>
+        </w:rPr>
+        <w:t>重复多轮，直到错误明显减少。</w:t>
+      </w:r>
+    </w:p>
+    <w:p>
+      <w:pPr>
+        <w:pStyle w:val="Heading2"/>
+        <w:spacing w:before="200" w:after="100" w:line="300" w:lineRule="auto"/>
+      </w:pPr>
+      <w:r>
+        <w:rPr>
+          <w:rFonts w:ascii="Calibri" w:hAnsi="Calibri" w:eastAsia="Microsoft YaHei"/>
+          <w:b/>
+          <w:color w:val="2E74B5"/>
+          <w:sz w:val="26"/>
+        </w:rPr>
+        <w:t>1.5 例题</w:t>
+      </w:r>
+    </w:p>
+    <w:p>
+      <w:pPr>
+        <w:spacing w:before="0" w:after="120" w:line="300" w:lineRule="auto"/>
+      </w:pPr>
+      <w:r>
+        <w:rPr>
+          <w:rFonts w:ascii="Calibri" w:hAnsi="Calibri" w:eastAsia="Microsoft YaHei"/>
+          <w:color w:val="27313A"/>
+        </w:rPr>
+        <w:t>例题：小老师一开始完全不会分，设 w=(0,0)，b=0，学习率 η=1。现在来了一个“苹果”样本 x=(2,1)，真实标签 y=+1。小老师分错了，应该怎么改？</w:t>
       </w:r>
     </w:p>
     <w:tbl>
@@ -982,12 +2076,12 @@
           <w:color w:val="2E74B5"/>
           <w:sz w:val="26"/>
         </w:rPr>
-        <w:t>1.4 运行流程</w:t>
+        <w:t>1.6 常见误区</w:t>
       </w:r>
     </w:p>
     <w:p>
       <w:pPr>
-        <w:pStyle w:val="ListNumber"/>
+        <w:pStyle w:val="ListBullet"/>
         <w:spacing w:before="0" w:after="80" w:line="300" w:lineRule="auto"/>
       </w:pPr>
       <w:r>
@@ -995,12 +2089,12 @@
           <w:rFonts w:ascii="Calibri" w:hAnsi="Calibri" w:eastAsia="Microsoft YaHei"/>
           <w:color w:val="27313A"/>
         </w:rPr>
-        <w:t>初始化权重和偏置。</w:t>
+        <w:t>误区一：感知机什么边界都能学。实际上，单层感知机只能学直线、平面或高维超平面这类线性边界。</w:t>
       </w:r>
     </w:p>
     <w:p>
       <w:pPr>
-        <w:pStyle w:val="ListNumber"/>
+        <w:pStyle w:val="ListBullet"/>
         <w:spacing w:before="0" w:after="80" w:line="300" w:lineRule="auto"/>
       </w:pPr>
       <w:r>
@@ -1008,12 +2102,12 @@
           <w:rFonts w:ascii="Calibri" w:hAnsi="Calibri" w:eastAsia="Microsoft YaHei"/>
           <w:color w:val="27313A"/>
         </w:rPr>
-        <w:t>依次查看训练样本并计算当前预测。</w:t>
+        <w:t>误区二：分对训练集就一定能分对新样本。训练集只是一部分例子，新样本可能落在边界附近。</w:t>
       </w:r>
     </w:p>
     <w:p>
       <w:pPr>
-        <w:pStyle w:val="ListNumber"/>
+        <w:pStyle w:val="ListBullet"/>
         <w:spacing w:before="0" w:after="80" w:line="300" w:lineRule="auto"/>
       </w:pPr>
       <w:r>
@@ -1021,20 +2115,7 @@
           <w:rFonts w:ascii="Calibri" w:hAnsi="Calibri" w:eastAsia="Microsoft YaHei"/>
           <w:color w:val="27313A"/>
         </w:rPr>
-        <w:t>如果样本被分错，就按误差方向更新权重和偏置。</w:t>
-      </w:r>
-    </w:p>
-    <w:p>
-      <w:pPr>
-        <w:pStyle w:val="ListNumber"/>
-        <w:spacing w:before="0" w:after="80" w:line="300" w:lineRule="auto"/>
-      </w:pPr>
-      <w:r>
-        <w:rPr>
-          <w:rFonts w:ascii="Calibri" w:hAnsi="Calibri" w:eastAsia="Microsoft YaHei"/>
-          <w:color w:val="27313A"/>
-        </w:rPr>
-        <w:t>多轮重复，直到错误很少或达到迭代上限。</w:t>
+        <w:t>误区三：学习率越大越好。学习率太大时，边界可能来回跳，反而不稳定。</w:t>
       </w:r>
     </w:p>
     <w:p>
@@ -1049,7 +2130,7 @@
           <w:color w:val="2E74B5"/>
           <w:sz w:val="26"/>
         </w:rPr>
-        <w:t>1.5 习题</w:t>
+        <w:t>1.7 习题</w:t>
       </w:r>
     </w:p>
     <w:p>
@@ -1103,7 +2184,7 @@
           <w:color w:val="2E74B5"/>
           <w:sz w:val="26"/>
         </w:rPr>
-        <w:t>1.6 小实验</w:t>
+        <w:t>1.8 小实验</w:t>
       </w:r>
     </w:p>
     <w:tbl>
@@ -1352,7 +2433,7 @@
           <w:color w:val="2E74B5"/>
           <w:sz w:val="26"/>
         </w:rPr>
-        <w:t>1.7 本节小结</w:t>
+        <w:t>1.9 本节小结</w:t>
       </w:r>
     </w:p>
     <w:p>
@@ -1594,11 +2675,11 @@
             </w:pPr>
             <w:r>
               <w:rPr>
-                <w:rFonts w:ascii="Consolas" w:hAnsi="Consolas" w:eastAsia="Microsoft YaHei"/>
+                <w:rFonts w:ascii="Calibri" w:hAnsi="Calibri" w:eastAsia="Microsoft YaHei"/>
                 <w:color w:val="1F4D78"/>
-                <w:sz w:val="21"/>
+                <w:sz w:val="24"/>
               </w:rPr>
-              <w:t>p(x) = sum_{k=1}^K pi_k N(x | mu_k, Sigma_k)</w:t>
+              <w:t>p(x) = pi1·N1(x) + pi2·N2(x) + ... + piK·NK(x)</w:t>
             </w:r>
           </w:p>
         </w:tc>
@@ -1623,11 +2704,11 @@
             </w:pPr>
             <w:r>
               <w:rPr>
-                <w:rFonts w:ascii="Consolas" w:hAnsi="Consolas" w:eastAsia="Microsoft YaHei"/>
+                <w:rFonts w:ascii="Calibri" w:hAnsi="Calibri" w:eastAsia="Microsoft YaHei"/>
                 <w:color w:val="1F4D78"/>
-                <w:sz w:val="21"/>
+                <w:sz w:val="24"/>
               </w:rPr>
-              <w:t>gamma_{ik} = pi_k N(x_i | mu_k, Sigma_k) / sum_j pi_j N(x_i | mu_j, Sigma_j)</w:t>
+              <w:t>责任度 gamma(i,k) = 第 k 个团块的贡献 ÷ 所有团块的总贡献</w:t>
             </w:r>
           </w:p>
         </w:tc>
@@ -1642,7 +2723,7 @@
           <w:rFonts w:ascii="Calibri" w:hAnsi="Calibri" w:eastAsia="Microsoft YaHei"/>
           <w:color w:val="27313A"/>
         </w:rPr>
-        <w:t>公式里的每个高斯成分可以理解为一个“糖果制造机器”。mu_k 是这台机器最常做出的典型糖果，Sigma_k 描述糖果可能散开的范围和方向，pi_k 表示这台机器在整袋糖果里占多大比例。gamma_ik 叫责任度，可以理解为“这台机器对这颗糖有多大嫌疑”。</w:t>
+        <w:t>公式里的每个 Nₖ(x) 可以理解为一个“糖果制造机器”对样本 x 的解释能力。μₖ 是这台机器最常做出的典型糖果，Σₖ 描述糖果可能散开的范围和方向，πₖ 表示这台机器在整袋糖果里占多大比例。γᵢₖ 叫责任度，可以理解为“第 k 台机器对第 i 颗糖有多大嫌疑”。</w:t>
       </w:r>
     </w:p>
     <w:p>
@@ -1657,7 +2738,46 @@
           <w:color w:val="2E74B5"/>
           <w:sz w:val="26"/>
         </w:rPr>
-        <w:t>2.3 EM 算法怎么理解</w:t>
+        <w:t>2.3 生活例子：商场顾客分群</w:t>
+      </w:r>
+    </w:p>
+    <w:p>
+      <w:pPr>
+        <w:spacing w:before="0" w:after="120" w:line="300" w:lineRule="auto"/>
+      </w:pPr>
+      <w:r>
+        <w:rPr>
+          <w:rFonts w:ascii="Calibri" w:hAnsi="Calibri" w:eastAsia="Microsoft YaHei"/>
+          <w:color w:val="27313A"/>
+        </w:rPr>
+        <w:t>商场可以记录顾客的两个数字：一年消费金额和到店次数。直接看散点图时，顾客可能混在一起；GMM 会尝试把他们解释成几个重叠的群体，例如“经常来且消费高的核心顾客”“不常来但偶尔买很多的顾客”“低频低消费的普通顾客”。</w:t>
+      </w:r>
+    </w:p>
+    <w:p>
+      <w:pPr>
+        <w:spacing w:before="0" w:after="120" w:line="300" w:lineRule="auto"/>
+      </w:pPr>
+      <w:r>
+        <w:rPr>
+          <w:rFonts w:ascii="Calibri" w:hAnsi="Calibri" w:eastAsia="Microsoft YaHei"/>
+          <w:color w:val="27313A"/>
+        </w:rPr>
+        <w:t>有些顾客落在两个群体之间。GMM 不会强行说他只属于某一类，而是给出一组概率。这样，商场可以对边界顾客采用更柔性的策略，例如既推送高价值商品，也保留普通优惠券。</w:t>
+      </w:r>
+    </w:p>
+    <w:p>
+      <w:pPr>
+        <w:pStyle w:val="Heading2"/>
+        <w:spacing w:before="200" w:after="100" w:line="300" w:lineRule="auto"/>
+      </w:pPr>
+      <w:r>
+        <w:rPr>
+          <w:rFonts w:ascii="Calibri" w:hAnsi="Calibri" w:eastAsia="Microsoft YaHei"/>
+          <w:b/>
+          <w:color w:val="2E74B5"/>
+          <w:sz w:val="26"/>
+        </w:rPr>
+        <w:t>2.4 EM 算法怎么理解</w:t>
       </w:r>
     </w:p>
     <w:p>
@@ -1701,6 +2821,18 @@
     </w:p>
     <w:p>
       <w:pPr>
+        <w:spacing w:before="0" w:after="120" w:line="300" w:lineRule="auto"/>
+      </w:pPr>
+      <w:r>
+        <w:rPr>
+          <w:rFonts w:ascii="Calibri" w:hAnsi="Calibri" w:eastAsia="Microsoft YaHei"/>
+          <w:color w:val="27313A"/>
+        </w:rPr>
+        <w:t>E 步像是“先猜每颗糖来自哪台机器”；M 步像是“根据这些猜测，重新调整每台机器的典型口味”。一开始可能猜得不准，但反复几轮后，每台机器的位置和范围会越来越合理。</w:t>
+      </w:r>
+    </w:p>
+    <w:p>
+      <w:pPr>
         <w:pStyle w:val="Heading2"/>
         <w:spacing w:before="200" w:after="100" w:line="300" w:lineRule="auto"/>
       </w:pPr>
@@ -1711,7 +2843,7 @@
           <w:color w:val="2E74B5"/>
           <w:sz w:val="26"/>
         </w:rPr>
-        <w:t>2.4 例题</w:t>
+        <w:t>2.5 例题</w:t>
       </w:r>
     </w:p>
     <w:p>
@@ -1792,7 +2924,61 @@
           <w:color w:val="2E74B5"/>
           <w:sz w:val="26"/>
         </w:rPr>
-        <w:t>2.5 习题</w:t>
+        <w:t>2.6 常见误区</w:t>
+      </w:r>
+    </w:p>
+    <w:p>
+      <w:pPr>
+        <w:pStyle w:val="ListBullet"/>
+        <w:spacing w:before="0" w:after="80" w:line="300" w:lineRule="auto"/>
+      </w:pPr>
+      <w:r>
+        <w:rPr>
+          <w:rFonts w:ascii="Calibri" w:hAnsi="Calibri" w:eastAsia="Microsoft YaHei"/>
+          <w:color w:val="27313A"/>
+        </w:rPr>
+        <w:t>误区一：GMM 只是 K-Means 的复杂版本。GMM 的重点是概率解释，能表达一个样本同时像多个群体。</w:t>
+      </w:r>
+    </w:p>
+    <w:p>
+      <w:pPr>
+        <w:pStyle w:val="ListBullet"/>
+        <w:spacing w:before="0" w:after="80" w:line="300" w:lineRule="auto"/>
+      </w:pPr>
+      <w:r>
+        <w:rPr>
+          <w:rFonts w:ascii="Calibri" w:hAnsi="Calibri" w:eastAsia="Microsoft YaHei"/>
+          <w:color w:val="27313A"/>
+        </w:rPr>
+        <w:t>误区二：成分数 K 越大越好。K 太大时，模型可能把噪声也当成独立群体。</w:t>
+      </w:r>
+    </w:p>
+    <w:p>
+      <w:pPr>
+        <w:pStyle w:val="ListBullet"/>
+        <w:spacing w:before="0" w:after="80" w:line="300" w:lineRule="auto"/>
+      </w:pPr>
+      <w:r>
+        <w:rPr>
+          <w:rFonts w:ascii="Calibri" w:hAnsi="Calibri" w:eastAsia="Microsoft YaHei"/>
+          <w:color w:val="27313A"/>
+        </w:rPr>
+        <w:t>误区三：椭圆只是一张图。椭圆背后对应协方差矩阵，表示数据在不同方向上的散开程度。</w:t>
+      </w:r>
+    </w:p>
+    <w:p>
+      <w:pPr>
+        <w:pStyle w:val="Heading2"/>
+        <w:spacing w:before="200" w:after="100" w:line="300" w:lineRule="auto"/>
+      </w:pPr>
+      <w:r>
+        <w:rPr>
+          <w:rFonts w:ascii="Calibri" w:hAnsi="Calibri" w:eastAsia="Microsoft YaHei"/>
+          <w:b/>
+          <w:color w:val="2E74B5"/>
+          <w:sz w:val="26"/>
+        </w:rPr>
+        <w:t>2.7 习题</w:t>
       </w:r>
     </w:p>
     <w:p>
@@ -1846,7 +3032,7 @@
           <w:color w:val="2E74B5"/>
           <w:sz w:val="26"/>
         </w:rPr>
-        <w:t>2.6 小实验</w:t>
+        <w:t>2.8 小实验</w:t>
       </w:r>
     </w:p>
     <w:tbl>
@@ -2095,7 +3281,7 @@
           <w:color w:val="2E74B5"/>
           <w:sz w:val="26"/>
         </w:rPr>
-        <w:t>2.7 本节小结</w:t>
+        <w:t>2.9 本节小结</w:t>
       </w:r>
     </w:p>
     <w:p>
@@ -2337,11 +3523,11 @@
             </w:pPr>
             <w:r>
               <w:rPr>
-                <w:rFonts w:ascii="Consolas" w:hAnsi="Consolas" w:eastAsia="Microsoft YaHei"/>
+                <w:rFonts w:ascii="Calibri" w:hAnsi="Calibri" w:eastAsia="Microsoft YaHei"/>
                 <w:color w:val="1F4D78"/>
-                <w:sz w:val="21"/>
+                <w:sz w:val="24"/>
               </w:rPr>
-              <w:t>pi_i = P(q_1 = i)</w:t>
+              <w:t>πᵢ = P(一开始在状态 i)</w:t>
             </w:r>
           </w:p>
         </w:tc>
@@ -2366,11 +3552,11 @@
             </w:pPr>
             <w:r>
               <w:rPr>
-                <w:rFonts w:ascii="Consolas" w:hAnsi="Consolas" w:eastAsia="Microsoft YaHei"/>
+                <w:rFonts w:ascii="Calibri" w:hAnsi="Calibri" w:eastAsia="Microsoft YaHei"/>
                 <w:color w:val="1F4D78"/>
-                <w:sz w:val="21"/>
+                <w:sz w:val="24"/>
               </w:rPr>
-              <w:t>a_ij = P(q_{t+1} = j | q_t = i)</w:t>
+              <w:t>aᵢⱼ = P(下一步到状态 j | 当前在状态 i)</w:t>
             </w:r>
           </w:p>
         </w:tc>
@@ -2395,11 +3581,11 @@
             </w:pPr>
             <w:r>
               <w:rPr>
-                <w:rFonts w:ascii="Consolas" w:hAnsi="Consolas" w:eastAsia="Microsoft YaHei"/>
+                <w:rFonts w:ascii="Calibri" w:hAnsi="Calibri" w:eastAsia="Microsoft YaHei"/>
                 <w:color w:val="1F4D78"/>
-                <w:sz w:val="21"/>
+                <w:sz w:val="24"/>
               </w:rPr>
-              <w:t>b_j(o) = P(o_t = o | q_t = j)</w:t>
+              <w:t>bⱼ(o) = P(看到观测 o | 当前在状态 j)</w:t>
             </w:r>
           </w:p>
         </w:tc>
@@ -2429,7 +3615,46 @@
           <w:color w:val="2E74B5"/>
           <w:sz w:val="26"/>
         </w:rPr>
-        <w:t>3.3 三个经典问题</w:t>
+        <w:t>3.3 生活例子：天气和带伞</w:t>
+      </w:r>
+    </w:p>
+    <w:p>
+      <w:pPr>
+        <w:spacing w:before="0" w:after="120" w:line="300" w:lineRule="auto"/>
+      </w:pPr>
+      <w:r>
+        <w:rPr>
+          <w:rFonts w:ascii="Calibri" w:hAnsi="Calibri" w:eastAsia="Microsoft YaHei"/>
+          <w:color w:val="27313A"/>
+        </w:rPr>
+        <w:t>真实天气可能是晴天、阴天或雨天，但我们不一定直接看到天气记录，只看到一个人连续几天有没有带伞。如果连续三天都带伞，我们会猜这几天可能更容易下雨；如果某天没带伞，我们又会重新调整判断。</w:t>
+      </w:r>
+    </w:p>
+    <w:p>
+      <w:pPr>
+        <w:spacing w:before="0" w:after="120" w:line="300" w:lineRule="auto"/>
+      </w:pPr>
+      <w:r>
+        <w:rPr>
+          <w:rFonts w:ascii="Calibri" w:hAnsi="Calibri" w:eastAsia="Microsoft YaHei"/>
+          <w:color w:val="27313A"/>
+        </w:rPr>
+        <w:t>在这个例子中，天气是隐藏状态，带伞与否是观测。HMM 的作用，就是把“连续几天有没有带伞”这串表面现象，变成对“连续几天天气如何”的概率推断。</w:t>
+      </w:r>
+    </w:p>
+    <w:p>
+      <w:pPr>
+        <w:pStyle w:val="Heading2"/>
+        <w:spacing w:before="200" w:after="100" w:line="300" w:lineRule="auto"/>
+      </w:pPr>
+      <w:r>
+        <w:rPr>
+          <w:rFonts w:ascii="Calibri" w:hAnsi="Calibri" w:eastAsia="Microsoft YaHei"/>
+          <w:b/>
+          <w:color w:val="2E74B5"/>
+          <w:sz w:val="26"/>
+        </w:rPr>
+        <w:t>3.4 三个经典问题</w:t>
       </w:r>
     </w:p>
     <w:tbl>
@@ -2779,7 +4004,7 @@
           <w:color w:val="2E74B5"/>
           <w:sz w:val="26"/>
         </w:rPr>
-        <w:t>3.4 例题</w:t>
+        <w:t>3.5 例题</w:t>
       </w:r>
     </w:p>
     <w:p>
@@ -2860,7 +4085,61 @@
           <w:color w:val="2E74B5"/>
           <w:sz w:val="26"/>
         </w:rPr>
-        <w:t>3.5 习题</w:t>
+        <w:t>3.6 常见误区</w:t>
+      </w:r>
+    </w:p>
+    <w:p>
+      <w:pPr>
+        <w:pStyle w:val="ListBullet"/>
+        <w:spacing w:before="0" w:after="80" w:line="300" w:lineRule="auto"/>
+      </w:pPr>
+      <w:r>
+        <w:rPr>
+          <w:rFonts w:ascii="Calibri" w:hAnsi="Calibri" w:eastAsia="Microsoft YaHei"/>
+          <w:color w:val="27313A"/>
+        </w:rPr>
+        <w:t>误区一：隐藏状态等于看不见的标签。更准确地说，隐藏状态是一串随时间变化、并能产生观测的内部过程。</w:t>
+      </w:r>
+    </w:p>
+    <w:p>
+      <w:pPr>
+        <w:pStyle w:val="ListBullet"/>
+        <w:spacing w:before="0" w:after="80" w:line="300" w:lineRule="auto"/>
+      </w:pPr>
+      <w:r>
+        <w:rPr>
+          <w:rFonts w:ascii="Calibri" w:hAnsi="Calibri" w:eastAsia="Microsoft YaHei"/>
+          <w:color w:val="27313A"/>
+        </w:rPr>
+        <w:t>误区二：HMM 只用于天气例子。天气只是入门例子，语音识别、词性标注、手势识别也可以用类似思想理解。</w:t>
+      </w:r>
+    </w:p>
+    <w:p>
+      <w:pPr>
+        <w:pStyle w:val="ListBullet"/>
+        <w:spacing w:before="0" w:after="80" w:line="300" w:lineRule="auto"/>
+      </w:pPr>
+      <w:r>
+        <w:rPr>
+          <w:rFonts w:ascii="Calibri" w:hAnsi="Calibri" w:eastAsia="Microsoft YaHei"/>
+          <w:color w:val="27313A"/>
+        </w:rPr>
+        <w:t>误区三：只看上一个状态永远够用。现实任务可能存在更长的依赖，这也是 HMM 的重要局限。</w:t>
+      </w:r>
+    </w:p>
+    <w:p>
+      <w:pPr>
+        <w:pStyle w:val="Heading2"/>
+        <w:spacing w:before="200" w:after="100" w:line="300" w:lineRule="auto"/>
+      </w:pPr>
+      <w:r>
+        <w:rPr>
+          <w:rFonts w:ascii="Calibri" w:hAnsi="Calibri" w:eastAsia="Microsoft YaHei"/>
+          <w:b/>
+          <w:color w:val="2E74B5"/>
+          <w:sz w:val="26"/>
+        </w:rPr>
+        <w:t>3.7 习题</w:t>
       </w:r>
     </w:p>
     <w:p>
@@ -2914,7 +4193,7 @@
           <w:color w:val="2E74B5"/>
           <w:sz w:val="26"/>
         </w:rPr>
-        <w:t>3.6 小实验</w:t>
+        <w:t>3.8 小实验</w:t>
       </w:r>
     </w:p>
     <w:tbl>
@@ -3163,7 +4442,7 @@
           <w:color w:val="2E74B5"/>
           <w:sz w:val="26"/>
         </w:rPr>
-        <w:t>3.7 本节小结</w:t>
+        <w:t>3.9 本节小结</w:t>
       </w:r>
     </w:p>
     <w:p>

--- a/working-dir/研一下/模式识别/模式识别_第7-9模型教材小册子_程俊豪.docx
+++ b/working-dir/研一下/模式识别/模式识别_第7-9模型教材小册子_程俊豪.docx
@@ -2076,7 +2076,511 @@
           <w:color w:val="2E74B5"/>
           <w:sz w:val="26"/>
         </w:rPr>
-        <w:t>1.6 常见误区</w:t>
+        <w:t>1.6 更多生活例子</w:t>
+      </w:r>
+    </w:p>
+    <w:p>
+      <w:pPr>
+        <w:spacing w:before="0" w:after="120" w:line="300" w:lineRule="auto"/>
+      </w:pPr>
+      <w:r>
+        <w:rPr>
+          <w:rFonts w:ascii="Calibri" w:hAnsi="Calibri" w:eastAsia="Microsoft YaHei"/>
+          <w:color w:val="27313A"/>
+        </w:rPr>
+        <w:t>感知机适合解释那些“差不多能用一条线分开”的问题。它不一定是最强模型，但非常适合帮助读者理解机器如何把经验变成分界线。</w:t>
+      </w:r>
+    </w:p>
+    <w:tbl>
+      <w:tblPr>
+        <w:tblW w:type="auto" w:w="0"/>
+        <w:tblLayout w:type="fixed"/>
+        <w:tblLook w:firstColumn="1" w:firstRow="1" w:lastColumn="0" w:lastRow="0" w:noHBand="0" w:noVBand="1" w:val="04A0"/>
+        <w:jc w:val="center"/>
+        <w:tblBorders>
+          <w:top w:val="single" w:sz="6" w:space="0" w:color="DADCE0"/>
+          <w:left w:val="single" w:sz="6" w:space="0" w:color="DADCE0"/>
+          <w:bottom w:val="single" w:sz="6" w:space="0" w:color="DADCE0"/>
+          <w:right w:val="single" w:sz="6" w:space="0" w:color="DADCE0"/>
+          <w:insideH w:val="single" w:sz="6" w:space="0" w:color="DADCE0"/>
+          <w:insideV w:val="single" w:sz="6" w:space="0" w:color="DADCE0"/>
+        </w:tblBorders>
+      </w:tblPr>
+      <w:tblGrid>
+        <w:gridCol w:w="2340"/>
+        <w:gridCol w:w="2340"/>
+        <w:gridCol w:w="2340"/>
+        <w:gridCol w:w="2340"/>
+      </w:tblGrid>
+      <w:tr>
+        <w:tc>
+          <w:tcPr>
+            <w:tcW w:type="dxa" w:w="1656"/>
+            <w:vAlign w:val="center"/>
+            <w:tcMar>
+              <w:top w:w="80" w:type="dxa"/>
+              <w:start w:w="120" w:type="dxa"/>
+              <w:bottom w:w="80" w:type="dxa"/>
+              <w:end w:w="120" w:type="dxa"/>
+            </w:tcMar>
+            <w:shd w:fill="E8EEF5"/>
+          </w:tcPr>
+          <w:p>
+            <w:pPr>
+              <w:spacing w:before="0" w:after="0" w:line="276" w:lineRule="auto"/>
+              <w:jc w:val="center"/>
+            </w:pPr>
+            <w:r>
+              <w:rPr>
+                <w:rFonts w:ascii="Calibri" w:hAnsi="Calibri" w:eastAsia="Microsoft YaHei"/>
+                <w:b/>
+                <w:color w:val="1F4D78"/>
+              </w:rPr>
+              <w:t>场景</w:t>
+            </w:r>
+          </w:p>
+        </w:tc>
+        <w:tc>
+          <w:tcPr>
+            <w:tcW w:type="dxa" w:w="2952"/>
+            <w:vAlign w:val="center"/>
+            <w:tcMar>
+              <w:top w:w="80" w:type="dxa"/>
+              <w:start w:w="120" w:type="dxa"/>
+              <w:bottom w:w="80" w:type="dxa"/>
+              <w:end w:w="120" w:type="dxa"/>
+            </w:tcMar>
+            <w:shd w:fill="E8EEF5"/>
+          </w:tcPr>
+          <w:p>
+            <w:pPr>
+              <w:spacing w:before="0" w:after="0" w:line="276" w:lineRule="auto"/>
+              <w:jc w:val="center"/>
+            </w:pPr>
+            <w:r>
+              <w:rPr>
+                <w:rFonts w:ascii="Calibri" w:hAnsi="Calibri" w:eastAsia="Microsoft YaHei"/>
+                <w:b/>
+                <w:color w:val="1F4D78"/>
+              </w:rPr>
+              <w:t>样本特征</w:t>
+            </w:r>
+          </w:p>
+        </w:tc>
+        <w:tc>
+          <w:tcPr>
+            <w:tcW w:type="dxa" w:w="1800"/>
+            <w:vAlign w:val="center"/>
+            <w:tcMar>
+              <w:top w:w="80" w:type="dxa"/>
+              <w:start w:w="120" w:type="dxa"/>
+              <w:bottom w:w="80" w:type="dxa"/>
+              <w:end w:w="120" w:type="dxa"/>
+            </w:tcMar>
+            <w:shd w:fill="E8EEF5"/>
+          </w:tcPr>
+          <w:p>
+            <w:pPr>
+              <w:spacing w:before="0" w:after="0" w:line="276" w:lineRule="auto"/>
+              <w:jc w:val="center"/>
+            </w:pPr>
+            <w:r>
+              <w:rPr>
+                <w:rFonts w:ascii="Calibri" w:hAnsi="Calibri" w:eastAsia="Microsoft YaHei"/>
+                <w:b/>
+                <w:color w:val="1F4D78"/>
+              </w:rPr>
+              <w:t>两类标签</w:t>
+            </w:r>
+          </w:p>
+        </w:tc>
+        <w:tc>
+          <w:tcPr>
+            <w:tcW w:type="dxa" w:w="2664"/>
+            <w:vAlign w:val="center"/>
+            <w:tcMar>
+              <w:top w:w="80" w:type="dxa"/>
+              <w:start w:w="120" w:type="dxa"/>
+              <w:bottom w:w="80" w:type="dxa"/>
+              <w:end w:w="120" w:type="dxa"/>
+            </w:tcMar>
+            <w:shd w:fill="E8EEF5"/>
+          </w:tcPr>
+          <w:p>
+            <w:pPr>
+              <w:spacing w:before="0" w:after="0" w:line="276" w:lineRule="auto"/>
+              <w:jc w:val="center"/>
+            </w:pPr>
+            <w:r>
+              <w:rPr>
+                <w:rFonts w:ascii="Calibri" w:hAnsi="Calibri" w:eastAsia="Microsoft YaHei"/>
+                <w:b/>
+                <w:color w:val="1F4D78"/>
+              </w:rPr>
+              <w:t>分界线的含义</w:t>
+            </w:r>
+          </w:p>
+        </w:tc>
+      </w:tr>
+      <w:tr>
+        <w:tc>
+          <w:tcPr>
+            <w:tcW w:type="dxa" w:w="1656"/>
+            <w:vAlign w:val="center"/>
+            <w:tcMar>
+              <w:top w:w="80" w:type="dxa"/>
+              <w:start w:w="120" w:type="dxa"/>
+              <w:bottom w:w="80" w:type="dxa"/>
+              <w:end w:w="120" w:type="dxa"/>
+            </w:tcMar>
+          </w:tcPr>
+          <w:p>
+            <w:pPr>
+              <w:spacing w:before="0" w:after="0" w:line="276" w:lineRule="auto"/>
+            </w:pPr>
+            <w:r>
+              <w:rPr>
+                <w:rFonts w:ascii="Calibri" w:hAnsi="Calibri" w:eastAsia="Microsoft YaHei"/>
+                <w:color w:val="27313A"/>
+                <w:sz w:val="20"/>
+              </w:rPr>
+              <w:t>垃圾邮件识别</w:t>
+            </w:r>
+          </w:p>
+        </w:tc>
+        <w:tc>
+          <w:tcPr>
+            <w:tcW w:type="dxa" w:w="2952"/>
+            <w:vAlign w:val="center"/>
+            <w:tcMar>
+              <w:top w:w="80" w:type="dxa"/>
+              <w:start w:w="120" w:type="dxa"/>
+              <w:bottom w:w="80" w:type="dxa"/>
+              <w:end w:w="120" w:type="dxa"/>
+            </w:tcMar>
+          </w:tcPr>
+          <w:p>
+            <w:pPr>
+              <w:spacing w:before="0" w:after="0" w:line="276" w:lineRule="auto"/>
+            </w:pPr>
+            <w:r>
+              <w:rPr>
+                <w:rFonts w:ascii="Calibri" w:hAnsi="Calibri" w:eastAsia="Microsoft YaHei"/>
+                <w:color w:val="27313A"/>
+                <w:sz w:val="20"/>
+              </w:rPr>
+              <w:t>促销词数量、可疑链接数量、标题夸张程度</w:t>
+            </w:r>
+          </w:p>
+        </w:tc>
+        <w:tc>
+          <w:tcPr>
+            <w:tcW w:type="dxa" w:w="1800"/>
+            <w:vAlign w:val="center"/>
+            <w:tcMar>
+              <w:top w:w="80" w:type="dxa"/>
+              <w:start w:w="120" w:type="dxa"/>
+              <w:bottom w:w="80" w:type="dxa"/>
+              <w:end w:w="120" w:type="dxa"/>
+            </w:tcMar>
+          </w:tcPr>
+          <w:p>
+            <w:pPr>
+              <w:spacing w:before="0" w:after="0" w:line="276" w:lineRule="auto"/>
+            </w:pPr>
+            <w:r>
+              <w:rPr>
+                <w:rFonts w:ascii="Calibri" w:hAnsi="Calibri" w:eastAsia="Microsoft YaHei"/>
+                <w:color w:val="27313A"/>
+                <w:sz w:val="20"/>
+              </w:rPr>
+              <w:t>垃圾邮件 / 正常邮件</w:t>
+            </w:r>
+          </w:p>
+        </w:tc>
+        <w:tc>
+          <w:tcPr>
+            <w:tcW w:type="dxa" w:w="2664"/>
+            <w:vAlign w:val="center"/>
+            <w:tcMar>
+              <w:top w:w="80" w:type="dxa"/>
+              <w:start w:w="120" w:type="dxa"/>
+              <w:bottom w:w="80" w:type="dxa"/>
+              <w:end w:w="120" w:type="dxa"/>
+            </w:tcMar>
+          </w:tcPr>
+          <w:p>
+            <w:pPr>
+              <w:spacing w:before="0" w:after="0" w:line="276" w:lineRule="auto"/>
+            </w:pPr>
+            <w:r>
+              <w:rPr>
+                <w:rFonts w:ascii="Calibri" w:hAnsi="Calibri" w:eastAsia="Microsoft YaHei"/>
+                <w:color w:val="27313A"/>
+                <w:sz w:val="20"/>
+              </w:rPr>
+              <w:t>超过某个风险组合就判为垃圾邮件</w:t>
+            </w:r>
+          </w:p>
+        </w:tc>
+      </w:tr>
+      <w:tr>
+        <w:tc>
+          <w:tcPr>
+            <w:tcW w:type="dxa" w:w="1656"/>
+            <w:vAlign w:val="center"/>
+            <w:tcMar>
+              <w:top w:w="80" w:type="dxa"/>
+              <w:start w:w="120" w:type="dxa"/>
+              <w:bottom w:w="80" w:type="dxa"/>
+              <w:end w:w="120" w:type="dxa"/>
+            </w:tcMar>
+          </w:tcPr>
+          <w:p>
+            <w:pPr>
+              <w:spacing w:before="0" w:after="0" w:line="276" w:lineRule="auto"/>
+            </w:pPr>
+            <w:r>
+              <w:rPr>
+                <w:rFonts w:ascii="Calibri" w:hAnsi="Calibri" w:eastAsia="Microsoft YaHei"/>
+                <w:color w:val="27313A"/>
+                <w:sz w:val="20"/>
+              </w:rPr>
+              <w:t>运动项目推荐</w:t>
+            </w:r>
+          </w:p>
+        </w:tc>
+        <w:tc>
+          <w:tcPr>
+            <w:tcW w:type="dxa" w:w="2952"/>
+            <w:vAlign w:val="center"/>
+            <w:tcMar>
+              <w:top w:w="80" w:type="dxa"/>
+              <w:start w:w="120" w:type="dxa"/>
+              <w:bottom w:w="80" w:type="dxa"/>
+              <w:end w:w="120" w:type="dxa"/>
+            </w:tcMar>
+          </w:tcPr>
+          <w:p>
+            <w:pPr>
+              <w:spacing w:before="0" w:after="0" w:line="276" w:lineRule="auto"/>
+            </w:pPr>
+            <w:r>
+              <w:rPr>
+                <w:rFonts w:ascii="Calibri" w:hAnsi="Calibri" w:eastAsia="Microsoft YaHei"/>
+                <w:color w:val="27313A"/>
+                <w:sz w:val="20"/>
+              </w:rPr>
+              <w:t>身高、爆发力测试成绩、耐力测试成绩</w:t>
+            </w:r>
+          </w:p>
+        </w:tc>
+        <w:tc>
+          <w:tcPr>
+            <w:tcW w:type="dxa" w:w="1800"/>
+            <w:vAlign w:val="center"/>
+            <w:tcMar>
+              <w:top w:w="80" w:type="dxa"/>
+              <w:start w:w="120" w:type="dxa"/>
+              <w:bottom w:w="80" w:type="dxa"/>
+              <w:end w:w="120" w:type="dxa"/>
+            </w:tcMar>
+          </w:tcPr>
+          <w:p>
+            <w:pPr>
+              <w:spacing w:before="0" w:after="0" w:line="276" w:lineRule="auto"/>
+            </w:pPr>
+            <w:r>
+              <w:rPr>
+                <w:rFonts w:ascii="Calibri" w:hAnsi="Calibri" w:eastAsia="Microsoft YaHei"/>
+                <w:color w:val="27313A"/>
+                <w:sz w:val="20"/>
+              </w:rPr>
+              <w:t>适合短跑 / 适合长跑</w:t>
+            </w:r>
+          </w:p>
+        </w:tc>
+        <w:tc>
+          <w:tcPr>
+            <w:tcW w:type="dxa" w:w="2664"/>
+            <w:vAlign w:val="center"/>
+            <w:tcMar>
+              <w:top w:w="80" w:type="dxa"/>
+              <w:start w:w="120" w:type="dxa"/>
+              <w:bottom w:w="80" w:type="dxa"/>
+              <w:end w:w="120" w:type="dxa"/>
+            </w:tcMar>
+          </w:tcPr>
+          <w:p>
+            <w:pPr>
+              <w:spacing w:before="0" w:after="0" w:line="276" w:lineRule="auto"/>
+            </w:pPr>
+            <w:r>
+              <w:rPr>
+                <w:rFonts w:ascii="Calibri" w:hAnsi="Calibri" w:eastAsia="Microsoft YaHei"/>
+                <w:color w:val="27313A"/>
+                <w:sz w:val="20"/>
+              </w:rPr>
+              <w:t>不同身体条件对应不同运动方向</w:t>
+            </w:r>
+          </w:p>
+        </w:tc>
+      </w:tr>
+      <w:tr>
+        <w:tc>
+          <w:tcPr>
+            <w:tcW w:type="dxa" w:w="1656"/>
+            <w:vAlign w:val="center"/>
+            <w:tcMar>
+              <w:top w:w="80" w:type="dxa"/>
+              <w:start w:w="120" w:type="dxa"/>
+              <w:bottom w:w="80" w:type="dxa"/>
+              <w:end w:w="120" w:type="dxa"/>
+            </w:tcMar>
+          </w:tcPr>
+          <w:p>
+            <w:pPr>
+              <w:spacing w:before="0" w:after="0" w:line="276" w:lineRule="auto"/>
+            </w:pPr>
+            <w:r>
+              <w:rPr>
+                <w:rFonts w:ascii="Calibri" w:hAnsi="Calibri" w:eastAsia="Microsoft YaHei"/>
+                <w:color w:val="27313A"/>
+                <w:sz w:val="20"/>
+              </w:rPr>
+              <w:t>图书分类</w:t>
+            </w:r>
+          </w:p>
+        </w:tc>
+        <w:tc>
+          <w:tcPr>
+            <w:tcW w:type="dxa" w:w="2952"/>
+            <w:vAlign w:val="center"/>
+            <w:tcMar>
+              <w:top w:w="80" w:type="dxa"/>
+              <w:start w:w="120" w:type="dxa"/>
+              <w:bottom w:w="80" w:type="dxa"/>
+              <w:end w:w="120" w:type="dxa"/>
+            </w:tcMar>
+          </w:tcPr>
+          <w:p>
+            <w:pPr>
+              <w:spacing w:before="0" w:after="0" w:line="276" w:lineRule="auto"/>
+            </w:pPr>
+            <w:r>
+              <w:rPr>
+                <w:rFonts w:ascii="Calibri" w:hAnsi="Calibri" w:eastAsia="Microsoft YaHei"/>
+                <w:color w:val="27313A"/>
+                <w:sz w:val="20"/>
+              </w:rPr>
+              <w:t>关键词中科普词比例、故事词比例</w:t>
+            </w:r>
+          </w:p>
+        </w:tc>
+        <w:tc>
+          <w:tcPr>
+            <w:tcW w:type="dxa" w:w="1800"/>
+            <w:vAlign w:val="center"/>
+            <w:tcMar>
+              <w:top w:w="80" w:type="dxa"/>
+              <w:start w:w="120" w:type="dxa"/>
+              <w:bottom w:w="80" w:type="dxa"/>
+              <w:end w:w="120" w:type="dxa"/>
+            </w:tcMar>
+          </w:tcPr>
+          <w:p>
+            <w:pPr>
+              <w:spacing w:before="0" w:after="0" w:line="276" w:lineRule="auto"/>
+            </w:pPr>
+            <w:r>
+              <w:rPr>
+                <w:rFonts w:ascii="Calibri" w:hAnsi="Calibri" w:eastAsia="Microsoft YaHei"/>
+                <w:color w:val="27313A"/>
+                <w:sz w:val="20"/>
+              </w:rPr>
+              <w:t>科普书 / 故事书</w:t>
+            </w:r>
+          </w:p>
+        </w:tc>
+        <w:tc>
+          <w:tcPr>
+            <w:tcW w:type="dxa" w:w="2664"/>
+            <w:vAlign w:val="center"/>
+            <w:tcMar>
+              <w:top w:w="80" w:type="dxa"/>
+              <w:start w:w="120" w:type="dxa"/>
+              <w:bottom w:w="80" w:type="dxa"/>
+              <w:end w:w="120" w:type="dxa"/>
+            </w:tcMar>
+          </w:tcPr>
+          <w:p>
+            <w:pPr>
+              <w:spacing w:before="0" w:after="0" w:line="276" w:lineRule="auto"/>
+            </w:pPr>
+            <w:r>
+              <w:rPr>
+                <w:rFonts w:ascii="Calibri" w:hAnsi="Calibri" w:eastAsia="Microsoft YaHei"/>
+                <w:color w:val="27313A"/>
+                <w:sz w:val="20"/>
+              </w:rPr>
+              <w:t>关键词组合更偏向哪类书</w:t>
+            </w:r>
+          </w:p>
+        </w:tc>
+      </w:tr>
+    </w:tbl>
+    <w:p>
+      <w:pPr>
+        <w:pStyle w:val="Heading2"/>
+        <w:spacing w:before="200" w:after="100" w:line="300" w:lineRule="auto"/>
+      </w:pPr>
+      <w:r>
+        <w:rPr>
+          <w:rFonts w:ascii="Calibri" w:hAnsi="Calibri" w:eastAsia="Microsoft YaHei"/>
+          <w:b/>
+          <w:color w:val="2E74B5"/>
+          <w:sz w:val="26"/>
+        </w:rPr>
+        <w:t>1.7 课堂讲解稿</w:t>
+      </w:r>
+    </w:p>
+    <w:p>
+      <w:pPr>
+        <w:spacing w:before="0" w:after="120" w:line="300" w:lineRule="auto"/>
+      </w:pPr>
+      <w:r>
+        <w:rPr>
+          <w:rFonts w:ascii="Calibri" w:hAnsi="Calibri" w:eastAsia="Microsoft YaHei"/>
+          <w:color w:val="27313A"/>
+        </w:rPr>
+        <w:t>讲感知机时，可以先不急着写公式。先让读者在纸上画两堆点，然后尝试画一条直线把它们分开。画错了没有关系，只要看到哪个点被分错，就把线往那个点正确的一边移动。这个过程就是感知机学习的图像化版本。</w:t>
+      </w:r>
+    </w:p>
+    <w:p>
+      <w:pPr>
+        <w:spacing w:before="0" w:after="120" w:line="300" w:lineRule="auto"/>
+      </w:pPr>
+      <w:r>
+        <w:rPr>
+          <w:rFonts w:ascii="Calibri" w:hAnsi="Calibri" w:eastAsia="Microsoft YaHei"/>
+          <w:color w:val="27313A"/>
+        </w:rPr>
+        <w:t>等读者接受“线会移动”之后，再引入权重 w 和偏置 b。权重决定线的方向，偏置决定线整体往哪边平移。学习率 η 则像尺子的步长：步长太小，改得慢；步长太大，容易改过头。</w:t>
+      </w:r>
+    </w:p>
+    <w:p>
+      <w:pPr>
+        <w:pStyle w:val="Heading2"/>
+        <w:spacing w:before="200" w:after="100" w:line="300" w:lineRule="auto"/>
+      </w:pPr>
+      <w:r>
+        <w:rPr>
+          <w:rFonts w:ascii="Calibri" w:hAnsi="Calibri" w:eastAsia="Microsoft YaHei"/>
+          <w:b/>
+          <w:color w:val="2E74B5"/>
+          <w:sz w:val="26"/>
+        </w:rPr>
+        <w:t>1.8 常见误区</w:t>
       </w:r>
     </w:p>
     <w:p>
@@ -2130,7 +2634,7 @@
           <w:color w:val="2E74B5"/>
           <w:sz w:val="26"/>
         </w:rPr>
-        <w:t>1.7 习题</w:t>
+        <w:t>1.9 习题</w:t>
       </w:r>
     </w:p>
     <w:p>
@@ -2174,6 +2678,19 @@
     </w:p>
     <w:p>
       <w:pPr>
+        <w:pStyle w:val="ListBullet"/>
+        <w:spacing w:before="0" w:after="80" w:line="300" w:lineRule="auto"/>
+      </w:pPr>
+      <w:r>
+        <w:rPr>
+          <w:rFonts w:ascii="Calibri" w:hAnsi="Calibri" w:eastAsia="Microsoft YaHei"/>
+          <w:color w:val="27313A"/>
+        </w:rPr>
+        <w:t>在二维平面上画 6 个正类点和 6 个负类点，尝试手动画出一条分界线，并标出最容易被分错的点。</w:t>
+      </w:r>
+    </w:p>
+    <w:p>
+      <w:pPr>
         <w:pStyle w:val="Heading2"/>
         <w:spacing w:before="200" w:after="100" w:line="300" w:lineRule="auto"/>
       </w:pPr>
@@ -2184,7 +2701,7 @@
           <w:color w:val="2E74B5"/>
           <w:sz w:val="26"/>
         </w:rPr>
-        <w:t>1.8 小实验</w:t>
+        <w:t>1.10 小实验</w:t>
       </w:r>
     </w:p>
     <w:tbl>
@@ -2433,7 +2950,7 @@
           <w:color w:val="2E74B5"/>
           <w:sz w:val="26"/>
         </w:rPr>
-        <w:t>1.9 本节小结</w:t>
+        <w:t>1.11 本节小结</w:t>
       </w:r>
     </w:p>
     <w:p>
@@ -2924,7 +3441,550 @@
           <w:color w:val="2E74B5"/>
           <w:sz w:val="26"/>
         </w:rPr>
-        <w:t>2.6 常见误区</w:t>
+        <w:t>2.6 更多生活例子</w:t>
+      </w:r>
+    </w:p>
+    <w:p>
+      <w:pPr>
+        <w:spacing w:before="0" w:after="120" w:line="300" w:lineRule="auto"/>
+      </w:pPr>
+      <w:r>
+        <w:rPr>
+          <w:rFonts w:ascii="Calibri" w:hAnsi="Calibri" w:eastAsia="Microsoft YaHei"/>
+          <w:color w:val="27313A"/>
+        </w:rPr>
+        <w:t>GMM 特别适合那些“看起来是一团，其实由多个来源混合而成”的问题。它的优势不是强行贴标签，而是告诉我们一个样本与每个来源的相似程度。</w:t>
+      </w:r>
+    </w:p>
+    <w:tbl>
+      <w:tblPr>
+        <w:tblW w:type="auto" w:w="0"/>
+        <w:tblLayout w:type="fixed"/>
+        <w:tblLook w:firstColumn="1" w:firstRow="1" w:lastColumn="0" w:lastRow="0" w:noHBand="0" w:noVBand="1" w:val="04A0"/>
+        <w:jc w:val="center"/>
+        <w:tblBorders>
+          <w:top w:val="single" w:sz="6" w:space="0" w:color="DADCE0"/>
+          <w:left w:val="single" w:sz="6" w:space="0" w:color="DADCE0"/>
+          <w:bottom w:val="single" w:sz="6" w:space="0" w:color="DADCE0"/>
+          <w:right w:val="single" w:sz="6" w:space="0" w:color="DADCE0"/>
+          <w:insideH w:val="single" w:sz="6" w:space="0" w:color="DADCE0"/>
+          <w:insideV w:val="single" w:sz="6" w:space="0" w:color="DADCE0"/>
+        </w:tblBorders>
+      </w:tblPr>
+      <w:tblGrid>
+        <w:gridCol w:w="2340"/>
+        <w:gridCol w:w="2340"/>
+        <w:gridCol w:w="2340"/>
+        <w:gridCol w:w="2340"/>
+      </w:tblGrid>
+      <w:tr>
+        <w:tc>
+          <w:tcPr>
+            <w:tcW w:type="dxa" w:w="1656"/>
+            <w:vAlign w:val="center"/>
+            <w:tcMar>
+              <w:top w:w="80" w:type="dxa"/>
+              <w:start w:w="120" w:type="dxa"/>
+              <w:bottom w:w="80" w:type="dxa"/>
+              <w:end w:w="120" w:type="dxa"/>
+            </w:tcMar>
+            <w:shd w:fill="E8EEF5"/>
+          </w:tcPr>
+          <w:p>
+            <w:pPr>
+              <w:spacing w:before="0" w:after="0" w:line="276" w:lineRule="auto"/>
+              <w:jc w:val="center"/>
+            </w:pPr>
+            <w:r>
+              <w:rPr>
+                <w:rFonts w:ascii="Calibri" w:hAnsi="Calibri" w:eastAsia="Microsoft YaHei"/>
+                <w:b/>
+                <w:color w:val="1F4D78"/>
+              </w:rPr>
+              <w:t>场景</w:t>
+            </w:r>
+          </w:p>
+        </w:tc>
+        <w:tc>
+          <w:tcPr>
+            <w:tcW w:type="dxa" w:w="2376"/>
+            <w:vAlign w:val="center"/>
+            <w:tcMar>
+              <w:top w:w="80" w:type="dxa"/>
+              <w:start w:w="120" w:type="dxa"/>
+              <w:bottom w:w="80" w:type="dxa"/>
+              <w:end w:w="120" w:type="dxa"/>
+            </w:tcMar>
+            <w:shd w:fill="E8EEF5"/>
+          </w:tcPr>
+          <w:p>
+            <w:pPr>
+              <w:spacing w:before="0" w:after="0" w:line="276" w:lineRule="auto"/>
+              <w:jc w:val="center"/>
+            </w:pPr>
+            <w:r>
+              <w:rPr>
+                <w:rFonts w:ascii="Calibri" w:hAnsi="Calibri" w:eastAsia="Microsoft YaHei"/>
+                <w:b/>
+                <w:color w:val="1F4D78"/>
+              </w:rPr>
+              <w:t>样本特征</w:t>
+            </w:r>
+          </w:p>
+        </w:tc>
+        <w:tc>
+          <w:tcPr>
+            <w:tcW w:type="dxa" w:w="2520"/>
+            <w:vAlign w:val="center"/>
+            <w:tcMar>
+              <w:top w:w="80" w:type="dxa"/>
+              <w:start w:w="120" w:type="dxa"/>
+              <w:bottom w:w="80" w:type="dxa"/>
+              <w:end w:w="120" w:type="dxa"/>
+            </w:tcMar>
+            <w:shd w:fill="E8EEF5"/>
+          </w:tcPr>
+          <w:p>
+            <w:pPr>
+              <w:spacing w:before="0" w:after="0" w:line="276" w:lineRule="auto"/>
+              <w:jc w:val="center"/>
+            </w:pPr>
+            <w:r>
+              <w:rPr>
+                <w:rFonts w:ascii="Calibri" w:hAnsi="Calibri" w:eastAsia="Microsoft YaHei"/>
+                <w:b/>
+                <w:color w:val="1F4D78"/>
+              </w:rPr>
+              <w:t>可能的高斯成分</w:t>
+            </w:r>
+          </w:p>
+        </w:tc>
+        <w:tc>
+          <w:tcPr>
+            <w:tcW w:type="dxa" w:w="2808"/>
+            <w:vAlign w:val="center"/>
+            <w:tcMar>
+              <w:top w:w="80" w:type="dxa"/>
+              <w:start w:w="120" w:type="dxa"/>
+              <w:bottom w:w="80" w:type="dxa"/>
+              <w:end w:w="120" w:type="dxa"/>
+            </w:tcMar>
+            <w:shd w:fill="E8EEF5"/>
+          </w:tcPr>
+          <w:p>
+            <w:pPr>
+              <w:spacing w:before="0" w:after="0" w:line="276" w:lineRule="auto"/>
+              <w:jc w:val="center"/>
+            </w:pPr>
+            <w:r>
+              <w:rPr>
+                <w:rFonts w:ascii="Calibri" w:hAnsi="Calibri" w:eastAsia="Microsoft YaHei"/>
+                <w:b/>
+                <w:color w:val="1F4D78"/>
+              </w:rPr>
+              <w:t>GMM 的帮助</w:t>
+            </w:r>
+          </w:p>
+        </w:tc>
+      </w:tr>
+      <w:tr>
+        <w:tc>
+          <w:tcPr>
+            <w:tcW w:type="dxa" w:w="1656"/>
+            <w:vAlign w:val="center"/>
+            <w:tcMar>
+              <w:top w:w="80" w:type="dxa"/>
+              <w:start w:w="120" w:type="dxa"/>
+              <w:bottom w:w="80" w:type="dxa"/>
+              <w:end w:w="120" w:type="dxa"/>
+            </w:tcMar>
+          </w:tcPr>
+          <w:p>
+            <w:pPr>
+              <w:spacing w:before="0" w:after="0" w:line="276" w:lineRule="auto"/>
+            </w:pPr>
+            <w:r>
+              <w:rPr>
+                <w:rFonts w:ascii="Calibri" w:hAnsi="Calibri" w:eastAsia="Microsoft YaHei"/>
+                <w:color w:val="27313A"/>
+                <w:sz w:val="20"/>
+              </w:rPr>
+              <w:t>班级身高分布</w:t>
+            </w:r>
+          </w:p>
+        </w:tc>
+        <w:tc>
+          <w:tcPr>
+            <w:tcW w:type="dxa" w:w="2376"/>
+            <w:vAlign w:val="center"/>
+            <w:tcMar>
+              <w:top w:w="80" w:type="dxa"/>
+              <w:start w:w="120" w:type="dxa"/>
+              <w:bottom w:w="80" w:type="dxa"/>
+              <w:end w:w="120" w:type="dxa"/>
+            </w:tcMar>
+          </w:tcPr>
+          <w:p>
+            <w:pPr>
+              <w:spacing w:before="0" w:after="0" w:line="276" w:lineRule="auto"/>
+            </w:pPr>
+            <w:r>
+              <w:rPr>
+                <w:rFonts w:ascii="Calibri" w:hAnsi="Calibri" w:eastAsia="Microsoft YaHei"/>
+                <w:color w:val="27313A"/>
+                <w:sz w:val="20"/>
+              </w:rPr>
+              <w:t>身高、体重</w:t>
+            </w:r>
+          </w:p>
+        </w:tc>
+        <w:tc>
+          <w:tcPr>
+            <w:tcW w:type="dxa" w:w="2520"/>
+            <w:vAlign w:val="center"/>
+            <w:tcMar>
+              <w:top w:w="80" w:type="dxa"/>
+              <w:start w:w="120" w:type="dxa"/>
+              <w:bottom w:w="80" w:type="dxa"/>
+              <w:end w:w="120" w:type="dxa"/>
+            </w:tcMar>
+          </w:tcPr>
+          <w:p>
+            <w:pPr>
+              <w:spacing w:before="0" w:after="0" w:line="276" w:lineRule="auto"/>
+            </w:pPr>
+            <w:r>
+              <w:rPr>
+                <w:rFonts w:ascii="Calibri" w:hAnsi="Calibri" w:eastAsia="Microsoft YaHei"/>
+                <w:color w:val="27313A"/>
+                <w:sz w:val="20"/>
+              </w:rPr>
+              <w:t>不同年龄段或不同生长阶段学生</w:t>
+            </w:r>
+          </w:p>
+        </w:tc>
+        <w:tc>
+          <w:tcPr>
+            <w:tcW w:type="dxa" w:w="2808"/>
+            <w:vAlign w:val="center"/>
+            <w:tcMar>
+              <w:top w:w="80" w:type="dxa"/>
+              <w:start w:w="120" w:type="dxa"/>
+              <w:bottom w:w="80" w:type="dxa"/>
+              <w:end w:w="120" w:type="dxa"/>
+            </w:tcMar>
+          </w:tcPr>
+          <w:p>
+            <w:pPr>
+              <w:spacing w:before="0" w:after="0" w:line="276" w:lineRule="auto"/>
+            </w:pPr>
+            <w:r>
+              <w:rPr>
+                <w:rFonts w:ascii="Calibri" w:hAnsi="Calibri" w:eastAsia="Microsoft YaHei"/>
+                <w:color w:val="27313A"/>
+                <w:sz w:val="20"/>
+              </w:rPr>
+              <w:t>解释为什么一个班级可能不是单峰分布</w:t>
+            </w:r>
+          </w:p>
+        </w:tc>
+      </w:tr>
+      <w:tr>
+        <w:tc>
+          <w:tcPr>
+            <w:tcW w:type="dxa" w:w="1656"/>
+            <w:vAlign w:val="center"/>
+            <w:tcMar>
+              <w:top w:w="80" w:type="dxa"/>
+              <w:start w:w="120" w:type="dxa"/>
+              <w:bottom w:w="80" w:type="dxa"/>
+              <w:end w:w="120" w:type="dxa"/>
+            </w:tcMar>
+          </w:tcPr>
+          <w:p>
+            <w:pPr>
+              <w:spacing w:before="0" w:after="0" w:line="276" w:lineRule="auto"/>
+            </w:pPr>
+            <w:r>
+              <w:rPr>
+                <w:rFonts w:ascii="Calibri" w:hAnsi="Calibri" w:eastAsia="Microsoft YaHei"/>
+                <w:color w:val="27313A"/>
+                <w:sz w:val="20"/>
+              </w:rPr>
+              <w:t>音乐用户分群</w:t>
+            </w:r>
+          </w:p>
+        </w:tc>
+        <w:tc>
+          <w:tcPr>
+            <w:tcW w:type="dxa" w:w="2376"/>
+            <w:vAlign w:val="center"/>
+            <w:tcMar>
+              <w:top w:w="80" w:type="dxa"/>
+              <w:start w:w="120" w:type="dxa"/>
+              <w:bottom w:w="80" w:type="dxa"/>
+              <w:end w:w="120" w:type="dxa"/>
+            </w:tcMar>
+          </w:tcPr>
+          <w:p>
+            <w:pPr>
+              <w:spacing w:before="0" w:after="0" w:line="276" w:lineRule="auto"/>
+            </w:pPr>
+            <w:r>
+              <w:rPr>
+                <w:rFonts w:ascii="Calibri" w:hAnsi="Calibri" w:eastAsia="Microsoft YaHei"/>
+                <w:color w:val="27313A"/>
+                <w:sz w:val="20"/>
+              </w:rPr>
+              <w:t>听歌时长、收藏数量、跳过比例</w:t>
+            </w:r>
+          </w:p>
+        </w:tc>
+        <w:tc>
+          <w:tcPr>
+            <w:tcW w:type="dxa" w:w="2520"/>
+            <w:vAlign w:val="center"/>
+            <w:tcMar>
+              <w:top w:w="80" w:type="dxa"/>
+              <w:start w:w="120" w:type="dxa"/>
+              <w:bottom w:w="80" w:type="dxa"/>
+              <w:end w:w="120" w:type="dxa"/>
+            </w:tcMar>
+          </w:tcPr>
+          <w:p>
+            <w:pPr>
+              <w:spacing w:before="0" w:after="0" w:line="276" w:lineRule="auto"/>
+            </w:pPr>
+            <w:r>
+              <w:rPr>
+                <w:rFonts w:ascii="Calibri" w:hAnsi="Calibri" w:eastAsia="Microsoft YaHei"/>
+                <w:color w:val="27313A"/>
+                <w:sz w:val="20"/>
+              </w:rPr>
+              <w:t>深度用户、随听用户、探索型用户</w:t>
+            </w:r>
+          </w:p>
+        </w:tc>
+        <w:tc>
+          <w:tcPr>
+            <w:tcW w:type="dxa" w:w="2808"/>
+            <w:vAlign w:val="center"/>
+            <w:tcMar>
+              <w:top w:w="80" w:type="dxa"/>
+              <w:start w:w="120" w:type="dxa"/>
+              <w:bottom w:w="80" w:type="dxa"/>
+              <w:end w:w="120" w:type="dxa"/>
+            </w:tcMar>
+          </w:tcPr>
+          <w:p>
+            <w:pPr>
+              <w:spacing w:before="0" w:after="0" w:line="276" w:lineRule="auto"/>
+            </w:pPr>
+            <w:r>
+              <w:rPr>
+                <w:rFonts w:ascii="Calibri" w:hAnsi="Calibri" w:eastAsia="Microsoft YaHei"/>
+                <w:color w:val="27313A"/>
+                <w:sz w:val="20"/>
+              </w:rPr>
+              <w:t>给边界用户保留多种推荐策略</w:t>
+            </w:r>
+          </w:p>
+        </w:tc>
+      </w:tr>
+      <w:tr>
+        <w:tc>
+          <w:tcPr>
+            <w:tcW w:type="dxa" w:w="1656"/>
+            <w:vAlign w:val="center"/>
+            <w:tcMar>
+              <w:top w:w="80" w:type="dxa"/>
+              <w:start w:w="120" w:type="dxa"/>
+              <w:bottom w:w="80" w:type="dxa"/>
+              <w:end w:w="120" w:type="dxa"/>
+            </w:tcMar>
+          </w:tcPr>
+          <w:p>
+            <w:pPr>
+              <w:spacing w:before="0" w:after="0" w:line="276" w:lineRule="auto"/>
+            </w:pPr>
+            <w:r>
+              <w:rPr>
+                <w:rFonts w:ascii="Calibri" w:hAnsi="Calibri" w:eastAsia="Microsoft YaHei"/>
+                <w:color w:val="27313A"/>
+                <w:sz w:val="20"/>
+              </w:rPr>
+              <w:t>机器异常检测</w:t>
+            </w:r>
+          </w:p>
+        </w:tc>
+        <w:tc>
+          <w:tcPr>
+            <w:tcW w:type="dxa" w:w="2376"/>
+            <w:vAlign w:val="center"/>
+            <w:tcMar>
+              <w:top w:w="80" w:type="dxa"/>
+              <w:start w:w="120" w:type="dxa"/>
+              <w:bottom w:w="80" w:type="dxa"/>
+              <w:end w:w="120" w:type="dxa"/>
+            </w:tcMar>
+          </w:tcPr>
+          <w:p>
+            <w:pPr>
+              <w:spacing w:before="0" w:after="0" w:line="276" w:lineRule="auto"/>
+            </w:pPr>
+            <w:r>
+              <w:rPr>
+                <w:rFonts w:ascii="Calibri" w:hAnsi="Calibri" w:eastAsia="Microsoft YaHei"/>
+                <w:color w:val="27313A"/>
+                <w:sz w:val="20"/>
+              </w:rPr>
+              <w:t>温度、振动、噪声</w:t>
+            </w:r>
+          </w:p>
+        </w:tc>
+        <w:tc>
+          <w:tcPr>
+            <w:tcW w:type="dxa" w:w="2520"/>
+            <w:vAlign w:val="center"/>
+            <w:tcMar>
+              <w:top w:w="80" w:type="dxa"/>
+              <w:start w:w="120" w:type="dxa"/>
+              <w:bottom w:w="80" w:type="dxa"/>
+              <w:end w:w="120" w:type="dxa"/>
+            </w:tcMar>
+          </w:tcPr>
+          <w:p>
+            <w:pPr>
+              <w:spacing w:before="0" w:after="0" w:line="276" w:lineRule="auto"/>
+            </w:pPr>
+            <w:r>
+              <w:rPr>
+                <w:rFonts w:ascii="Calibri" w:hAnsi="Calibri" w:eastAsia="Microsoft YaHei"/>
+                <w:color w:val="27313A"/>
+                <w:sz w:val="20"/>
+              </w:rPr>
+              <w:t>正常工况、轻微异常、严重异常</w:t>
+            </w:r>
+          </w:p>
+        </w:tc>
+        <w:tc>
+          <w:tcPr>
+            <w:tcW w:type="dxa" w:w="2808"/>
+            <w:vAlign w:val="center"/>
+            <w:tcMar>
+              <w:top w:w="80" w:type="dxa"/>
+              <w:start w:w="120" w:type="dxa"/>
+              <w:bottom w:w="80" w:type="dxa"/>
+              <w:end w:w="120" w:type="dxa"/>
+            </w:tcMar>
+          </w:tcPr>
+          <w:p>
+            <w:pPr>
+              <w:spacing w:before="0" w:after="0" w:line="276" w:lineRule="auto"/>
+            </w:pPr>
+            <w:r>
+              <w:rPr>
+                <w:rFonts w:ascii="Calibri" w:hAnsi="Calibri" w:eastAsia="Microsoft YaHei"/>
+                <w:color w:val="27313A"/>
+                <w:sz w:val="20"/>
+              </w:rPr>
+              <w:t>低概率样本可作为预警信号</w:t>
+            </w:r>
+          </w:p>
+        </w:tc>
+      </w:tr>
+    </w:tbl>
+    <w:p>
+      <w:pPr>
+        <w:pStyle w:val="Heading2"/>
+        <w:spacing w:before="200" w:after="100" w:line="300" w:lineRule="auto"/>
+      </w:pPr>
+      <w:r>
+        <w:rPr>
+          <w:rFonts w:ascii="Calibri" w:hAnsi="Calibri" w:eastAsia="Microsoft YaHei"/>
+          <w:b/>
+          <w:color w:val="2E74B5"/>
+          <w:sz w:val="26"/>
+        </w:rPr>
+        <w:t>2.7 如何理解 K 的选择</w:t>
+      </w:r>
+    </w:p>
+    <w:p>
+      <w:pPr>
+        <w:spacing w:before="0" w:after="120" w:line="300" w:lineRule="auto"/>
+      </w:pPr>
+      <w:r>
+        <w:rPr>
+          <w:rFonts w:ascii="Calibri" w:hAnsi="Calibri" w:eastAsia="Microsoft YaHei"/>
+          <w:color w:val="27313A"/>
+        </w:rPr>
+        <w:t>GMM 需要提前设定成分数 K。K 可以理解为“我们允许模型假设有几台糖果机器”。如果 K 太小，不同来源会被硬塞在一起；如果 K 太大，模型可能把偶然噪声也当成一台新机器。</w:t>
+      </w:r>
+    </w:p>
+    <w:p>
+      <w:pPr>
+        <w:spacing w:before="0" w:after="120" w:line="300" w:lineRule="auto"/>
+      </w:pPr>
+      <w:r>
+        <w:rPr>
+          <w:rFonts w:ascii="Calibri" w:hAnsi="Calibri" w:eastAsia="Microsoft YaHei"/>
+          <w:color w:val="27313A"/>
+        </w:rPr>
+        <w:t>实际使用时，可以比较不同 K 下的模型效果，也可以结合业务常识。例如顾客分群不一定越细越好，分得太细反而难以解释和行动。课程学习中，重点是理解 K 影响模型解释方式，而不是记住某一个固定答案。</w:t>
+      </w:r>
+    </w:p>
+    <w:p>
+      <w:pPr>
+        <w:pStyle w:val="Heading2"/>
+        <w:spacing w:before="200" w:after="100" w:line="300" w:lineRule="auto"/>
+      </w:pPr>
+      <w:r>
+        <w:rPr>
+          <w:rFonts w:ascii="Calibri" w:hAnsi="Calibri" w:eastAsia="Microsoft YaHei"/>
+          <w:b/>
+          <w:color w:val="2E74B5"/>
+          <w:sz w:val="26"/>
+        </w:rPr>
+        <w:t>2.8 课堂讲解稿</w:t>
+      </w:r>
+    </w:p>
+    <w:p>
+      <w:pPr>
+        <w:spacing w:before="0" w:after="120" w:line="300" w:lineRule="auto"/>
+      </w:pPr>
+      <w:r>
+        <w:rPr>
+          <w:rFonts w:ascii="Calibri" w:hAnsi="Calibri" w:eastAsia="Microsoft YaHei"/>
+          <w:color w:val="27313A"/>
+        </w:rPr>
+        <w:t>讲 GMM 时，可以先让读者观察一张散点图：有些点明显属于左边一团，有些点明显属于右边一团，但中间有一些点很难判断。普通硬分类会强行给这些点贴一个标签，GMM 则会说它同时有几种可能。</w:t>
+      </w:r>
+    </w:p>
+    <w:p>
+      <w:pPr>
+        <w:spacing w:before="0" w:after="120" w:line="300" w:lineRule="auto"/>
+      </w:pPr>
+      <w:r>
+        <w:rPr>
+          <w:rFonts w:ascii="Calibri" w:hAnsi="Calibri" w:eastAsia="Microsoft YaHei"/>
+          <w:color w:val="27313A"/>
+        </w:rPr>
+        <w:t>这正是概率模型的价值：它不仅给答案，还表达不确定性。很多真实决策不是“是或不是”，而是“更像哪一种，以及有多像”。</w:t>
+      </w:r>
+    </w:p>
+    <w:p>
+      <w:pPr>
+        <w:pStyle w:val="Heading2"/>
+        <w:spacing w:before="200" w:after="100" w:line="300" w:lineRule="auto"/>
+      </w:pPr>
+      <w:r>
+        <w:rPr>
+          <w:rFonts w:ascii="Calibri" w:hAnsi="Calibri" w:eastAsia="Microsoft YaHei"/>
+          <w:b/>
+          <w:color w:val="2E74B5"/>
+          <w:sz w:val="26"/>
+        </w:rPr>
+        <w:t>2.9 常见误区</w:t>
       </w:r>
     </w:p>
     <w:p>
@@ -2978,7 +4038,7 @@
           <w:color w:val="2E74B5"/>
           <w:sz w:val="26"/>
         </w:rPr>
-        <w:t>2.7 习题</w:t>
+        <w:t>2.10 习题</w:t>
       </w:r>
     </w:p>
     <w:p>
@@ -3022,6 +4082,19 @@
     </w:p>
     <w:p>
       <w:pPr>
+        <w:pStyle w:val="ListBullet"/>
+        <w:spacing w:before="0" w:after="80" w:line="300" w:lineRule="auto"/>
+      </w:pPr>
+      <w:r>
+        <w:rPr>
+          <w:rFonts w:ascii="Calibri" w:hAnsi="Calibri" w:eastAsia="Microsoft YaHei"/>
+          <w:color w:val="27313A"/>
+        </w:rPr>
+        <w:t>举一个现实中的混合分布例子，并说明每个高斯成分可能代表什么人群或状态。</w:t>
+      </w:r>
+    </w:p>
+    <w:p>
+      <w:pPr>
         <w:pStyle w:val="Heading2"/>
         <w:spacing w:before="200" w:after="100" w:line="300" w:lineRule="auto"/>
       </w:pPr>
@@ -3032,7 +4105,7 @@
           <w:color w:val="2E74B5"/>
           <w:sz w:val="26"/>
         </w:rPr>
-        <w:t>2.8 小实验</w:t>
+        <w:t>2.11 小实验</w:t>
       </w:r>
     </w:p>
     <w:tbl>
@@ -3281,7 +4354,7 @@
           <w:color w:val="2E74B5"/>
           <w:sz w:val="26"/>
         </w:rPr>
-        <w:t>2.9 本节小结</w:t>
+        <w:t>2.12 本节小结</w:t>
       </w:r>
     </w:p>
     <w:p>
@@ -4085,7 +5158,873 @@
           <w:color w:val="2E74B5"/>
           <w:sz w:val="26"/>
         </w:rPr>
-        <w:t>3.6 常见误区</w:t>
+        <w:t>3.6 更多生活例子</w:t>
+      </w:r>
+    </w:p>
+    <w:p>
+      <w:pPr>
+        <w:spacing w:before="0" w:after="120" w:line="300" w:lineRule="auto"/>
+      </w:pPr>
+      <w:r>
+        <w:rPr>
+          <w:rFonts w:ascii="Calibri" w:hAnsi="Calibri" w:eastAsia="Microsoft YaHei"/>
+          <w:color w:val="27313A"/>
+        </w:rPr>
+        <w:t>HMM 适合讲解所有“表面看到一串东西，背后其实有一串状态”的问题。它的价值在于把时间顺序纳入模型，而不是把每个样本孤立地看待。</w:t>
+      </w:r>
+    </w:p>
+    <w:tbl>
+      <w:tblPr>
+        <w:tblW w:type="auto" w:w="0"/>
+        <w:tblLayout w:type="fixed"/>
+        <w:tblLook w:firstColumn="1" w:firstRow="1" w:lastColumn="0" w:lastRow="0" w:noHBand="0" w:noVBand="1" w:val="04A0"/>
+        <w:jc w:val="center"/>
+        <w:tblBorders>
+          <w:top w:val="single" w:sz="6" w:space="0" w:color="DADCE0"/>
+          <w:left w:val="single" w:sz="6" w:space="0" w:color="DADCE0"/>
+          <w:bottom w:val="single" w:sz="6" w:space="0" w:color="DADCE0"/>
+          <w:right w:val="single" w:sz="6" w:space="0" w:color="DADCE0"/>
+          <w:insideH w:val="single" w:sz="6" w:space="0" w:color="DADCE0"/>
+          <w:insideV w:val="single" w:sz="6" w:space="0" w:color="DADCE0"/>
+        </w:tblBorders>
+      </w:tblPr>
+      <w:tblGrid>
+        <w:gridCol w:w="2340"/>
+        <w:gridCol w:w="2340"/>
+        <w:gridCol w:w="2340"/>
+        <w:gridCol w:w="2340"/>
+      </w:tblGrid>
+      <w:tr>
+        <w:tc>
+          <w:tcPr>
+            <w:tcW w:type="dxa" w:w="1656"/>
+            <w:vAlign w:val="center"/>
+            <w:tcMar>
+              <w:top w:w="80" w:type="dxa"/>
+              <w:start w:w="120" w:type="dxa"/>
+              <w:bottom w:w="80" w:type="dxa"/>
+              <w:end w:w="120" w:type="dxa"/>
+            </w:tcMar>
+            <w:shd w:fill="E8EEF5"/>
+          </w:tcPr>
+          <w:p>
+            <w:pPr>
+              <w:spacing w:before="0" w:after="0" w:line="276" w:lineRule="auto"/>
+              <w:jc w:val="center"/>
+            </w:pPr>
+            <w:r>
+              <w:rPr>
+                <w:rFonts w:ascii="Calibri" w:hAnsi="Calibri" w:eastAsia="Microsoft YaHei"/>
+                <w:b/>
+                <w:color w:val="1F4D78"/>
+              </w:rPr>
+              <w:t>场景</w:t>
+            </w:r>
+          </w:p>
+        </w:tc>
+        <w:tc>
+          <w:tcPr>
+            <w:tcW w:type="dxa" w:w="2376"/>
+            <w:vAlign w:val="center"/>
+            <w:tcMar>
+              <w:top w:w="80" w:type="dxa"/>
+              <w:start w:w="120" w:type="dxa"/>
+              <w:bottom w:w="80" w:type="dxa"/>
+              <w:end w:w="120" w:type="dxa"/>
+            </w:tcMar>
+            <w:shd w:fill="E8EEF5"/>
+          </w:tcPr>
+          <w:p>
+            <w:pPr>
+              <w:spacing w:before="0" w:after="0" w:line="276" w:lineRule="auto"/>
+              <w:jc w:val="center"/>
+            </w:pPr>
+            <w:r>
+              <w:rPr>
+                <w:rFonts w:ascii="Calibri" w:hAnsi="Calibri" w:eastAsia="Microsoft YaHei"/>
+                <w:b/>
+                <w:color w:val="1F4D78"/>
+              </w:rPr>
+              <w:t>观测</w:t>
+            </w:r>
+          </w:p>
+        </w:tc>
+        <w:tc>
+          <w:tcPr>
+            <w:tcW w:type="dxa" w:w="2520"/>
+            <w:vAlign w:val="center"/>
+            <w:tcMar>
+              <w:top w:w="80" w:type="dxa"/>
+              <w:start w:w="120" w:type="dxa"/>
+              <w:bottom w:w="80" w:type="dxa"/>
+              <w:end w:w="120" w:type="dxa"/>
+            </w:tcMar>
+            <w:shd w:fill="E8EEF5"/>
+          </w:tcPr>
+          <w:p>
+            <w:pPr>
+              <w:spacing w:before="0" w:after="0" w:line="276" w:lineRule="auto"/>
+              <w:jc w:val="center"/>
+            </w:pPr>
+            <w:r>
+              <w:rPr>
+                <w:rFonts w:ascii="Calibri" w:hAnsi="Calibri" w:eastAsia="Microsoft YaHei"/>
+                <w:b/>
+                <w:color w:val="1F4D78"/>
+              </w:rPr>
+              <w:t>隐藏状态</w:t>
+            </w:r>
+          </w:p>
+        </w:tc>
+        <w:tc>
+          <w:tcPr>
+            <w:tcW w:type="dxa" w:w="2808"/>
+            <w:vAlign w:val="center"/>
+            <w:tcMar>
+              <w:top w:w="80" w:type="dxa"/>
+              <w:start w:w="120" w:type="dxa"/>
+              <w:bottom w:w="80" w:type="dxa"/>
+              <w:end w:w="120" w:type="dxa"/>
+            </w:tcMar>
+            <w:shd w:fill="E8EEF5"/>
+          </w:tcPr>
+          <w:p>
+            <w:pPr>
+              <w:spacing w:before="0" w:after="0" w:line="276" w:lineRule="auto"/>
+              <w:jc w:val="center"/>
+            </w:pPr>
+            <w:r>
+              <w:rPr>
+                <w:rFonts w:ascii="Calibri" w:hAnsi="Calibri" w:eastAsia="Microsoft YaHei"/>
+                <w:b/>
+                <w:color w:val="1F4D78"/>
+              </w:rPr>
+              <w:t>HMM 的帮助</w:t>
+            </w:r>
+          </w:p>
+        </w:tc>
+      </w:tr>
+      <w:tr>
+        <w:tc>
+          <w:tcPr>
+            <w:tcW w:type="dxa" w:w="1656"/>
+            <w:vAlign w:val="center"/>
+            <w:tcMar>
+              <w:top w:w="80" w:type="dxa"/>
+              <w:start w:w="120" w:type="dxa"/>
+              <w:bottom w:w="80" w:type="dxa"/>
+              <w:end w:w="120" w:type="dxa"/>
+            </w:tcMar>
+          </w:tcPr>
+          <w:p>
+            <w:pPr>
+              <w:spacing w:before="0" w:after="0" w:line="276" w:lineRule="auto"/>
+            </w:pPr>
+            <w:r>
+              <w:rPr>
+                <w:rFonts w:ascii="Calibri" w:hAnsi="Calibri" w:eastAsia="Microsoft YaHei"/>
+                <w:color w:val="27313A"/>
+                <w:sz w:val="20"/>
+              </w:rPr>
+              <w:t>语音识别</w:t>
+            </w:r>
+          </w:p>
+        </w:tc>
+        <w:tc>
+          <w:tcPr>
+            <w:tcW w:type="dxa" w:w="2376"/>
+            <w:vAlign w:val="center"/>
+            <w:tcMar>
+              <w:top w:w="80" w:type="dxa"/>
+              <w:start w:w="120" w:type="dxa"/>
+              <w:bottom w:w="80" w:type="dxa"/>
+              <w:end w:w="120" w:type="dxa"/>
+            </w:tcMar>
+          </w:tcPr>
+          <w:p>
+            <w:pPr>
+              <w:spacing w:before="0" w:after="0" w:line="276" w:lineRule="auto"/>
+            </w:pPr>
+            <w:r>
+              <w:rPr>
+                <w:rFonts w:ascii="Calibri" w:hAnsi="Calibri" w:eastAsia="Microsoft YaHei"/>
+                <w:color w:val="27313A"/>
+                <w:sz w:val="20"/>
+              </w:rPr>
+              <w:t>连续声音特征</w:t>
+            </w:r>
+          </w:p>
+        </w:tc>
+        <w:tc>
+          <w:tcPr>
+            <w:tcW w:type="dxa" w:w="2520"/>
+            <w:vAlign w:val="center"/>
+            <w:tcMar>
+              <w:top w:w="80" w:type="dxa"/>
+              <w:start w:w="120" w:type="dxa"/>
+              <w:bottom w:w="80" w:type="dxa"/>
+              <w:end w:w="120" w:type="dxa"/>
+            </w:tcMar>
+          </w:tcPr>
+          <w:p>
+            <w:pPr>
+              <w:spacing w:before="0" w:after="0" w:line="276" w:lineRule="auto"/>
+            </w:pPr>
+            <w:r>
+              <w:rPr>
+                <w:rFonts w:ascii="Calibri" w:hAnsi="Calibri" w:eastAsia="Microsoft YaHei"/>
+                <w:color w:val="27313A"/>
+                <w:sz w:val="20"/>
+              </w:rPr>
+              <w:t>音素或词内部发音阶段</w:t>
+            </w:r>
+          </w:p>
+        </w:tc>
+        <w:tc>
+          <w:tcPr>
+            <w:tcW w:type="dxa" w:w="2808"/>
+            <w:vAlign w:val="center"/>
+            <w:tcMar>
+              <w:top w:w="80" w:type="dxa"/>
+              <w:start w:w="120" w:type="dxa"/>
+              <w:bottom w:w="80" w:type="dxa"/>
+              <w:end w:w="120" w:type="dxa"/>
+            </w:tcMar>
+          </w:tcPr>
+          <w:p>
+            <w:pPr>
+              <w:spacing w:before="0" w:after="0" w:line="276" w:lineRule="auto"/>
+            </w:pPr>
+            <w:r>
+              <w:rPr>
+                <w:rFonts w:ascii="Calibri" w:hAnsi="Calibri" w:eastAsia="Microsoft YaHei"/>
+                <w:color w:val="27313A"/>
+                <w:sz w:val="20"/>
+              </w:rPr>
+              <w:t>根据声音序列推断说了什么</w:t>
+            </w:r>
+          </w:p>
+        </w:tc>
+      </w:tr>
+      <w:tr>
+        <w:tc>
+          <w:tcPr>
+            <w:tcW w:type="dxa" w:w="1656"/>
+            <w:vAlign w:val="center"/>
+            <w:tcMar>
+              <w:top w:w="80" w:type="dxa"/>
+              <w:start w:w="120" w:type="dxa"/>
+              <w:bottom w:w="80" w:type="dxa"/>
+              <w:end w:w="120" w:type="dxa"/>
+            </w:tcMar>
+          </w:tcPr>
+          <w:p>
+            <w:pPr>
+              <w:spacing w:before="0" w:after="0" w:line="276" w:lineRule="auto"/>
+            </w:pPr>
+            <w:r>
+              <w:rPr>
+                <w:rFonts w:ascii="Calibri" w:hAnsi="Calibri" w:eastAsia="Microsoft YaHei"/>
+                <w:color w:val="27313A"/>
+                <w:sz w:val="20"/>
+              </w:rPr>
+              <w:t>输入法联想</w:t>
+            </w:r>
+          </w:p>
+        </w:tc>
+        <w:tc>
+          <w:tcPr>
+            <w:tcW w:type="dxa" w:w="2376"/>
+            <w:vAlign w:val="center"/>
+            <w:tcMar>
+              <w:top w:w="80" w:type="dxa"/>
+              <w:start w:w="120" w:type="dxa"/>
+              <w:bottom w:w="80" w:type="dxa"/>
+              <w:end w:w="120" w:type="dxa"/>
+            </w:tcMar>
+          </w:tcPr>
+          <w:p>
+            <w:pPr>
+              <w:spacing w:before="0" w:after="0" w:line="276" w:lineRule="auto"/>
+            </w:pPr>
+            <w:r>
+              <w:rPr>
+                <w:rFonts w:ascii="Calibri" w:hAnsi="Calibri" w:eastAsia="Microsoft YaHei"/>
+                <w:color w:val="27313A"/>
+                <w:sz w:val="20"/>
+              </w:rPr>
+              <w:t>已经输入的拼音或字词</w:t>
+            </w:r>
+          </w:p>
+        </w:tc>
+        <w:tc>
+          <w:tcPr>
+            <w:tcW w:type="dxa" w:w="2520"/>
+            <w:vAlign w:val="center"/>
+            <w:tcMar>
+              <w:top w:w="80" w:type="dxa"/>
+              <w:start w:w="120" w:type="dxa"/>
+              <w:bottom w:w="80" w:type="dxa"/>
+              <w:end w:w="120" w:type="dxa"/>
+            </w:tcMar>
+          </w:tcPr>
+          <w:p>
+            <w:pPr>
+              <w:spacing w:before="0" w:after="0" w:line="276" w:lineRule="auto"/>
+            </w:pPr>
+            <w:r>
+              <w:rPr>
+                <w:rFonts w:ascii="Calibri" w:hAnsi="Calibri" w:eastAsia="Microsoft YaHei"/>
+                <w:color w:val="27313A"/>
+                <w:sz w:val="20"/>
+              </w:rPr>
+              <w:t>用户想表达的词语序列</w:t>
+            </w:r>
+          </w:p>
+        </w:tc>
+        <w:tc>
+          <w:tcPr>
+            <w:tcW w:type="dxa" w:w="2808"/>
+            <w:vAlign w:val="center"/>
+            <w:tcMar>
+              <w:top w:w="80" w:type="dxa"/>
+              <w:start w:w="120" w:type="dxa"/>
+              <w:bottom w:w="80" w:type="dxa"/>
+              <w:end w:w="120" w:type="dxa"/>
+            </w:tcMar>
+          </w:tcPr>
+          <w:p>
+            <w:pPr>
+              <w:spacing w:before="0" w:after="0" w:line="276" w:lineRule="auto"/>
+            </w:pPr>
+            <w:r>
+              <w:rPr>
+                <w:rFonts w:ascii="Calibri" w:hAnsi="Calibri" w:eastAsia="Microsoft YaHei"/>
+                <w:color w:val="27313A"/>
+                <w:sz w:val="20"/>
+              </w:rPr>
+              <w:t>根据上下文猜下一步输入</w:t>
+            </w:r>
+          </w:p>
+        </w:tc>
+      </w:tr>
+      <w:tr>
+        <w:tc>
+          <w:tcPr>
+            <w:tcW w:type="dxa" w:w="1656"/>
+            <w:vAlign w:val="center"/>
+            <w:tcMar>
+              <w:top w:w="80" w:type="dxa"/>
+              <w:start w:w="120" w:type="dxa"/>
+              <w:bottom w:w="80" w:type="dxa"/>
+              <w:end w:w="120" w:type="dxa"/>
+            </w:tcMar>
+          </w:tcPr>
+          <w:p>
+            <w:pPr>
+              <w:spacing w:before="0" w:after="0" w:line="276" w:lineRule="auto"/>
+            </w:pPr>
+            <w:r>
+              <w:rPr>
+                <w:rFonts w:ascii="Calibri" w:hAnsi="Calibri" w:eastAsia="Microsoft YaHei"/>
+                <w:color w:val="27313A"/>
+                <w:sz w:val="20"/>
+              </w:rPr>
+              <w:t>设备故障诊断</w:t>
+            </w:r>
+          </w:p>
+        </w:tc>
+        <w:tc>
+          <w:tcPr>
+            <w:tcW w:type="dxa" w:w="2376"/>
+            <w:vAlign w:val="center"/>
+            <w:tcMar>
+              <w:top w:w="80" w:type="dxa"/>
+              <w:start w:w="120" w:type="dxa"/>
+              <w:bottom w:w="80" w:type="dxa"/>
+              <w:end w:w="120" w:type="dxa"/>
+            </w:tcMar>
+          </w:tcPr>
+          <w:p>
+            <w:pPr>
+              <w:spacing w:before="0" w:after="0" w:line="276" w:lineRule="auto"/>
+            </w:pPr>
+            <w:r>
+              <w:rPr>
+                <w:rFonts w:ascii="Calibri" w:hAnsi="Calibri" w:eastAsia="Microsoft YaHei"/>
+                <w:color w:val="27313A"/>
+                <w:sz w:val="20"/>
+              </w:rPr>
+              <w:t>温度、振动、电流变化</w:t>
+            </w:r>
+          </w:p>
+        </w:tc>
+        <w:tc>
+          <w:tcPr>
+            <w:tcW w:type="dxa" w:w="2520"/>
+            <w:vAlign w:val="center"/>
+            <w:tcMar>
+              <w:top w:w="80" w:type="dxa"/>
+              <w:start w:w="120" w:type="dxa"/>
+              <w:bottom w:w="80" w:type="dxa"/>
+              <w:end w:w="120" w:type="dxa"/>
+            </w:tcMar>
+          </w:tcPr>
+          <w:p>
+            <w:pPr>
+              <w:spacing w:before="0" w:after="0" w:line="276" w:lineRule="auto"/>
+            </w:pPr>
+            <w:r>
+              <w:rPr>
+                <w:rFonts w:ascii="Calibri" w:hAnsi="Calibri" w:eastAsia="Microsoft YaHei"/>
+                <w:color w:val="27313A"/>
+                <w:sz w:val="20"/>
+              </w:rPr>
+              <w:t>正常、磨损、故障等内部状态</w:t>
+            </w:r>
+          </w:p>
+        </w:tc>
+        <w:tc>
+          <w:tcPr>
+            <w:tcW w:type="dxa" w:w="2808"/>
+            <w:vAlign w:val="center"/>
+            <w:tcMar>
+              <w:top w:w="80" w:type="dxa"/>
+              <w:start w:w="120" w:type="dxa"/>
+              <w:bottom w:w="80" w:type="dxa"/>
+              <w:end w:w="120" w:type="dxa"/>
+            </w:tcMar>
+          </w:tcPr>
+          <w:p>
+            <w:pPr>
+              <w:spacing w:before="0" w:after="0" w:line="276" w:lineRule="auto"/>
+            </w:pPr>
+            <w:r>
+              <w:rPr>
+                <w:rFonts w:ascii="Calibri" w:hAnsi="Calibri" w:eastAsia="Microsoft YaHei"/>
+                <w:color w:val="27313A"/>
+                <w:sz w:val="20"/>
+              </w:rPr>
+              <w:t>根据传感器序列提前预警</w:t>
+            </w:r>
+          </w:p>
+        </w:tc>
+      </w:tr>
+    </w:tbl>
+    <w:p>
+      <w:pPr>
+        <w:pStyle w:val="Heading2"/>
+        <w:spacing w:before="200" w:after="100" w:line="300" w:lineRule="auto"/>
+      </w:pPr>
+      <w:r>
+        <w:rPr>
+          <w:rFonts w:ascii="Calibri" w:hAnsi="Calibri" w:eastAsia="Microsoft YaHei"/>
+          <w:b/>
+          <w:color w:val="2E74B5"/>
+          <w:sz w:val="26"/>
+        </w:rPr>
+        <w:t>3.7 一个小型状态表</w:t>
+      </w:r>
+    </w:p>
+    <w:p>
+      <w:pPr>
+        <w:spacing w:before="0" w:after="120" w:line="300" w:lineRule="auto"/>
+      </w:pPr>
+      <w:r>
+        <w:rPr>
+          <w:rFonts w:ascii="Calibri" w:hAnsi="Calibri" w:eastAsia="Microsoft YaHei"/>
+          <w:color w:val="27313A"/>
+        </w:rPr>
+        <w:t>为了让 HMM 更具体，可以想象一个只有两个隐藏状态的天气模型：晴天和雨天。观测只有两种：带伞和不带伞。模型需要知道三类信息：第一天更可能是什么天气，晴天之后更可能还是晴天还是变成雨天，雨天时带伞的可能性有多大。</w:t>
+      </w:r>
+    </w:p>
+    <w:tbl>
+      <w:tblPr>
+        <w:tblW w:type="auto" w:w="0"/>
+        <w:tblLayout w:type="fixed"/>
+        <w:tblLook w:firstColumn="1" w:firstRow="1" w:lastColumn="0" w:lastRow="0" w:noHBand="0" w:noVBand="1" w:val="04A0"/>
+        <w:jc w:val="center"/>
+        <w:tblBorders>
+          <w:top w:val="single" w:sz="6" w:space="0" w:color="DADCE0"/>
+          <w:left w:val="single" w:sz="6" w:space="0" w:color="DADCE0"/>
+          <w:bottom w:val="single" w:sz="6" w:space="0" w:color="DADCE0"/>
+          <w:right w:val="single" w:sz="6" w:space="0" w:color="DADCE0"/>
+          <w:insideH w:val="single" w:sz="6" w:space="0" w:color="DADCE0"/>
+          <w:insideV w:val="single" w:sz="6" w:space="0" w:color="DADCE0"/>
+        </w:tblBorders>
+      </w:tblPr>
+      <w:tblGrid>
+        <w:gridCol w:w="3120"/>
+        <w:gridCol w:w="3120"/>
+        <w:gridCol w:w="3120"/>
+      </w:tblGrid>
+      <w:tr>
+        <w:tc>
+          <w:tcPr>
+            <w:tcW w:type="dxa" w:w="1944"/>
+            <w:vAlign w:val="center"/>
+            <w:tcMar>
+              <w:top w:w="80" w:type="dxa"/>
+              <w:start w:w="120" w:type="dxa"/>
+              <w:bottom w:w="80" w:type="dxa"/>
+              <w:end w:w="120" w:type="dxa"/>
+            </w:tcMar>
+            <w:shd w:fill="DDF4E8"/>
+          </w:tcPr>
+          <w:p>
+            <w:pPr>
+              <w:spacing w:before="0" w:after="0" w:line="276" w:lineRule="auto"/>
+              <w:jc w:val="center"/>
+            </w:pPr>
+            <w:r>
+              <w:rPr>
+                <w:rFonts w:ascii="Calibri" w:hAnsi="Calibri" w:eastAsia="Microsoft YaHei"/>
+                <w:b/>
+                <w:color w:val="1F4D78"/>
+              </w:rPr>
+              <w:t>项目</w:t>
+            </w:r>
+          </w:p>
+        </w:tc>
+        <w:tc>
+          <w:tcPr>
+            <w:tcW w:type="dxa" w:w="3168"/>
+            <w:vAlign w:val="center"/>
+            <w:tcMar>
+              <w:top w:w="80" w:type="dxa"/>
+              <w:start w:w="120" w:type="dxa"/>
+              <w:bottom w:w="80" w:type="dxa"/>
+              <w:end w:w="120" w:type="dxa"/>
+            </w:tcMar>
+            <w:shd w:fill="DDF4E8"/>
+          </w:tcPr>
+          <w:p>
+            <w:pPr>
+              <w:spacing w:before="0" w:after="0" w:line="276" w:lineRule="auto"/>
+              <w:jc w:val="center"/>
+            </w:pPr>
+            <w:r>
+              <w:rPr>
+                <w:rFonts w:ascii="Calibri" w:hAnsi="Calibri" w:eastAsia="Microsoft YaHei"/>
+                <w:b/>
+                <w:color w:val="1F4D78"/>
+              </w:rPr>
+              <w:t>示例数值</w:t>
+            </w:r>
+          </w:p>
+        </w:tc>
+        <w:tc>
+          <w:tcPr>
+            <w:tcW w:type="dxa" w:w="4248"/>
+            <w:vAlign w:val="center"/>
+            <w:tcMar>
+              <w:top w:w="80" w:type="dxa"/>
+              <w:start w:w="120" w:type="dxa"/>
+              <w:bottom w:w="80" w:type="dxa"/>
+              <w:end w:w="120" w:type="dxa"/>
+            </w:tcMar>
+            <w:shd w:fill="DDF4E8"/>
+          </w:tcPr>
+          <w:p>
+            <w:pPr>
+              <w:spacing w:before="0" w:after="0" w:line="276" w:lineRule="auto"/>
+              <w:jc w:val="center"/>
+            </w:pPr>
+            <w:r>
+              <w:rPr>
+                <w:rFonts w:ascii="Calibri" w:hAnsi="Calibri" w:eastAsia="Microsoft YaHei"/>
+                <w:b/>
+                <w:color w:val="1F4D78"/>
+              </w:rPr>
+              <w:t>含义</w:t>
+            </w:r>
+          </w:p>
+        </w:tc>
+      </w:tr>
+      <w:tr>
+        <w:tc>
+          <w:tcPr>
+            <w:tcW w:type="dxa" w:w="1944"/>
+            <w:vAlign w:val="center"/>
+            <w:tcMar>
+              <w:top w:w="80" w:type="dxa"/>
+              <w:start w:w="120" w:type="dxa"/>
+              <w:bottom w:w="80" w:type="dxa"/>
+              <w:end w:w="120" w:type="dxa"/>
+            </w:tcMar>
+          </w:tcPr>
+          <w:p>
+            <w:pPr>
+              <w:spacing w:before="0" w:after="0" w:line="276" w:lineRule="auto"/>
+            </w:pPr>
+            <w:r>
+              <w:rPr>
+                <w:rFonts w:ascii="Calibri" w:hAnsi="Calibri" w:eastAsia="Microsoft YaHei"/>
+                <w:color w:val="27313A"/>
+                <w:sz w:val="20"/>
+              </w:rPr>
+              <w:t>初始概率</w:t>
+            </w:r>
+          </w:p>
+        </w:tc>
+        <w:tc>
+          <w:tcPr>
+            <w:tcW w:type="dxa" w:w="3168"/>
+            <w:vAlign w:val="center"/>
+            <w:tcMar>
+              <w:top w:w="80" w:type="dxa"/>
+              <w:start w:w="120" w:type="dxa"/>
+              <w:bottom w:w="80" w:type="dxa"/>
+              <w:end w:w="120" w:type="dxa"/>
+            </w:tcMar>
+          </w:tcPr>
+          <w:p>
+            <w:pPr>
+              <w:spacing w:before="0" w:after="0" w:line="276" w:lineRule="auto"/>
+            </w:pPr>
+            <w:r>
+              <w:rPr>
+                <w:rFonts w:ascii="Calibri" w:hAnsi="Calibri" w:eastAsia="Microsoft YaHei"/>
+                <w:color w:val="27313A"/>
+                <w:sz w:val="20"/>
+              </w:rPr>
+              <w:t>晴天 0.6，雨天 0.4</w:t>
+            </w:r>
+          </w:p>
+        </w:tc>
+        <w:tc>
+          <w:tcPr>
+            <w:tcW w:type="dxa" w:w="4248"/>
+            <w:vAlign w:val="center"/>
+            <w:tcMar>
+              <w:top w:w="80" w:type="dxa"/>
+              <w:start w:w="120" w:type="dxa"/>
+              <w:bottom w:w="80" w:type="dxa"/>
+              <w:end w:w="120" w:type="dxa"/>
+            </w:tcMar>
+          </w:tcPr>
+          <w:p>
+            <w:pPr>
+              <w:spacing w:before="0" w:after="0" w:line="276" w:lineRule="auto"/>
+            </w:pPr>
+            <w:r>
+              <w:rPr>
+                <w:rFonts w:ascii="Calibri" w:hAnsi="Calibri" w:eastAsia="Microsoft YaHei"/>
+                <w:color w:val="27313A"/>
+                <w:sz w:val="20"/>
+              </w:rPr>
+              <w:t>第一天更可能是晴天</w:t>
+            </w:r>
+          </w:p>
+        </w:tc>
+      </w:tr>
+      <w:tr>
+        <w:tc>
+          <w:tcPr>
+            <w:tcW w:type="dxa" w:w="1944"/>
+            <w:vAlign w:val="center"/>
+            <w:tcMar>
+              <w:top w:w="80" w:type="dxa"/>
+              <w:start w:w="120" w:type="dxa"/>
+              <w:bottom w:w="80" w:type="dxa"/>
+              <w:end w:w="120" w:type="dxa"/>
+            </w:tcMar>
+          </w:tcPr>
+          <w:p>
+            <w:pPr>
+              <w:spacing w:before="0" w:after="0" w:line="276" w:lineRule="auto"/>
+            </w:pPr>
+            <w:r>
+              <w:rPr>
+                <w:rFonts w:ascii="Calibri" w:hAnsi="Calibri" w:eastAsia="Microsoft YaHei"/>
+                <w:color w:val="27313A"/>
+                <w:sz w:val="20"/>
+              </w:rPr>
+              <w:t>转移概率</w:t>
+            </w:r>
+          </w:p>
+        </w:tc>
+        <w:tc>
+          <w:tcPr>
+            <w:tcW w:type="dxa" w:w="3168"/>
+            <w:vAlign w:val="center"/>
+            <w:tcMar>
+              <w:top w:w="80" w:type="dxa"/>
+              <w:start w:w="120" w:type="dxa"/>
+              <w:bottom w:w="80" w:type="dxa"/>
+              <w:end w:w="120" w:type="dxa"/>
+            </w:tcMar>
+          </w:tcPr>
+          <w:p>
+            <w:pPr>
+              <w:spacing w:before="0" w:after="0" w:line="276" w:lineRule="auto"/>
+            </w:pPr>
+            <w:r>
+              <w:rPr>
+                <w:rFonts w:ascii="Calibri" w:hAnsi="Calibri" w:eastAsia="Microsoft YaHei"/>
+                <w:color w:val="27313A"/>
+                <w:sz w:val="20"/>
+              </w:rPr>
+              <w:t>晴天后仍晴天 0.7，转雨天 0.3</w:t>
+            </w:r>
+          </w:p>
+        </w:tc>
+        <w:tc>
+          <w:tcPr>
+            <w:tcW w:type="dxa" w:w="4248"/>
+            <w:vAlign w:val="center"/>
+            <w:tcMar>
+              <w:top w:w="80" w:type="dxa"/>
+              <w:start w:w="120" w:type="dxa"/>
+              <w:bottom w:w="80" w:type="dxa"/>
+              <w:end w:w="120" w:type="dxa"/>
+            </w:tcMar>
+          </w:tcPr>
+          <w:p>
+            <w:pPr>
+              <w:spacing w:before="0" w:after="0" w:line="276" w:lineRule="auto"/>
+            </w:pPr>
+            <w:r>
+              <w:rPr>
+                <w:rFonts w:ascii="Calibri" w:hAnsi="Calibri" w:eastAsia="Microsoft YaHei"/>
+                <w:color w:val="27313A"/>
+                <w:sz w:val="20"/>
+              </w:rPr>
+              <w:t>天气有连续性，但也可能变化</w:t>
+            </w:r>
+          </w:p>
+        </w:tc>
+      </w:tr>
+      <w:tr>
+        <w:tc>
+          <w:tcPr>
+            <w:tcW w:type="dxa" w:w="1944"/>
+            <w:vAlign w:val="center"/>
+            <w:tcMar>
+              <w:top w:w="80" w:type="dxa"/>
+              <w:start w:w="120" w:type="dxa"/>
+              <w:bottom w:w="80" w:type="dxa"/>
+              <w:end w:w="120" w:type="dxa"/>
+            </w:tcMar>
+          </w:tcPr>
+          <w:p>
+            <w:pPr>
+              <w:spacing w:before="0" w:after="0" w:line="276" w:lineRule="auto"/>
+            </w:pPr>
+            <w:r>
+              <w:rPr>
+                <w:rFonts w:ascii="Calibri" w:hAnsi="Calibri" w:eastAsia="Microsoft YaHei"/>
+                <w:color w:val="27313A"/>
+                <w:sz w:val="20"/>
+              </w:rPr>
+              <w:t>发射概率</w:t>
+            </w:r>
+          </w:p>
+        </w:tc>
+        <w:tc>
+          <w:tcPr>
+            <w:tcW w:type="dxa" w:w="3168"/>
+            <w:vAlign w:val="center"/>
+            <w:tcMar>
+              <w:top w:w="80" w:type="dxa"/>
+              <w:start w:w="120" w:type="dxa"/>
+              <w:bottom w:w="80" w:type="dxa"/>
+              <w:end w:w="120" w:type="dxa"/>
+            </w:tcMar>
+          </w:tcPr>
+          <w:p>
+            <w:pPr>
+              <w:spacing w:before="0" w:after="0" w:line="276" w:lineRule="auto"/>
+            </w:pPr>
+            <w:r>
+              <w:rPr>
+                <w:rFonts w:ascii="Calibri" w:hAnsi="Calibri" w:eastAsia="Microsoft YaHei"/>
+                <w:color w:val="27313A"/>
+                <w:sz w:val="20"/>
+              </w:rPr>
+              <w:t>雨天带伞 0.9，晴天带伞 0.2</w:t>
+            </w:r>
+          </w:p>
+        </w:tc>
+        <w:tc>
+          <w:tcPr>
+            <w:tcW w:type="dxa" w:w="4248"/>
+            <w:vAlign w:val="center"/>
+            <w:tcMar>
+              <w:top w:w="80" w:type="dxa"/>
+              <w:start w:w="120" w:type="dxa"/>
+              <w:bottom w:w="80" w:type="dxa"/>
+              <w:end w:w="120" w:type="dxa"/>
+            </w:tcMar>
+          </w:tcPr>
+          <w:p>
+            <w:pPr>
+              <w:spacing w:before="0" w:after="0" w:line="276" w:lineRule="auto"/>
+            </w:pPr>
+            <w:r>
+              <w:rPr>
+                <w:rFonts w:ascii="Calibri" w:hAnsi="Calibri" w:eastAsia="Microsoft YaHei"/>
+                <w:color w:val="27313A"/>
+                <w:sz w:val="20"/>
+              </w:rPr>
+              <w:t>不同天气会产生不同观测</w:t>
+            </w:r>
+          </w:p>
+        </w:tc>
+      </w:tr>
+    </w:tbl>
+    <w:p>
+      <w:pPr>
+        <w:pStyle w:val="Heading2"/>
+        <w:spacing w:before="200" w:after="100" w:line="300" w:lineRule="auto"/>
+      </w:pPr>
+      <w:r>
+        <w:rPr>
+          <w:rFonts w:ascii="Calibri" w:hAnsi="Calibri" w:eastAsia="Microsoft YaHei"/>
+          <w:b/>
+          <w:color w:val="2E74B5"/>
+          <w:sz w:val="26"/>
+        </w:rPr>
+        <w:t>3.8 课堂讲解稿</w:t>
+      </w:r>
+    </w:p>
+    <w:p>
+      <w:pPr>
+        <w:spacing w:before="0" w:after="120" w:line="300" w:lineRule="auto"/>
+      </w:pPr>
+      <w:r>
+        <w:rPr>
+          <w:rFonts w:ascii="Calibri" w:hAnsi="Calibri" w:eastAsia="Microsoft YaHei"/>
+          <w:color w:val="27313A"/>
+        </w:rPr>
+        <w:t>讲 HMM 时，可以先问一个问题：如果只看一个人今天带不带伞，能不能准确知道今天是否下雨？通常不能。但如果连续看很多天，就会得到更多线索。HMM 正是利用这种连续线索来推断隐藏状态。</w:t>
+      </w:r>
+    </w:p>
+    <w:p>
+      <w:pPr>
+        <w:spacing w:before="0" w:after="120" w:line="300" w:lineRule="auto"/>
+      </w:pPr>
+      <w:r>
+        <w:rPr>
+          <w:rFonts w:ascii="Calibri" w:hAnsi="Calibri" w:eastAsia="Microsoft YaHei"/>
+          <w:color w:val="27313A"/>
+        </w:rPr>
+        <w:t>它和普通分类器的区别在于，普通分类器常常把每个样本单独判断，而 HMM 会把前后顺序联系起来。前一天是什么状态，会影响后一天的状态；某一天的状态，又会影响那一天能看到什么观测。</w:t>
+      </w:r>
+    </w:p>
+    <w:p>
+      <w:pPr>
+        <w:pStyle w:val="Heading2"/>
+        <w:spacing w:before="200" w:after="100" w:line="300" w:lineRule="auto"/>
+      </w:pPr>
+      <w:r>
+        <w:rPr>
+          <w:rFonts w:ascii="Calibri" w:hAnsi="Calibri" w:eastAsia="Microsoft YaHei"/>
+          <w:b/>
+          <w:color w:val="2E74B5"/>
+          <w:sz w:val="26"/>
+        </w:rPr>
+        <w:t>3.9 常见误区</w:t>
       </w:r>
     </w:p>
     <w:p>
@@ -4139,7 +6078,7 @@
           <w:color w:val="2E74B5"/>
           <w:sz w:val="26"/>
         </w:rPr>
-        <w:t>3.7 习题</w:t>
+        <w:t>3.10 习题</w:t>
       </w:r>
     </w:p>
     <w:p>
@@ -4183,6 +6122,19 @@
     </w:p>
     <w:p>
       <w:pPr>
+        <w:pStyle w:val="ListBullet"/>
+        <w:spacing w:before="0" w:after="80" w:line="300" w:lineRule="auto"/>
+      </w:pPr>
+      <w:r>
+        <w:rPr>
+          <w:rFonts w:ascii="Calibri" w:hAnsi="Calibri" w:eastAsia="Microsoft YaHei"/>
+          <w:color w:val="27313A"/>
+        </w:rPr>
+        <w:t>给出一个你熟悉的序列任务，分别写出它的隐藏状态和观测。</w:t>
+      </w:r>
+    </w:p>
+    <w:p>
+      <w:pPr>
         <w:pStyle w:val="Heading2"/>
         <w:spacing w:before="200" w:after="100" w:line="300" w:lineRule="auto"/>
       </w:pPr>
@@ -4193,7 +6145,7 @@
           <w:color w:val="2E74B5"/>
           <w:sz w:val="26"/>
         </w:rPr>
-        <w:t>3.8 小实验</w:t>
+        <w:t>3.11 小实验</w:t>
       </w:r>
     </w:p>
     <w:tbl>
@@ -4442,7 +6394,7 @@
           <w:color w:val="2E74B5"/>
           <w:sz w:val="26"/>
         </w:rPr>
-        <w:t>3.9 本节小结</w:t>
+        <w:t>3.12 本节小结</w:t>
       </w:r>
     </w:p>
     <w:p>
@@ -5037,7 +6989,937 @@
           <w:color w:val="2E74B5"/>
           <w:sz w:val="32"/>
         </w:rPr>
-        <w:t>5. 综合复习题</w:t>
+        <w:t>5. 如何选择模型</w:t>
+      </w:r>
+    </w:p>
+    <w:p>
+      <w:pPr>
+        <w:spacing w:before="0" w:after="120" w:line="300" w:lineRule="auto"/>
+      </w:pPr>
+      <w:r>
+        <w:rPr>
+          <w:rFonts w:ascii="Calibri" w:hAnsi="Calibri" w:eastAsia="Microsoft YaHei"/>
+          <w:color w:val="27313A"/>
+        </w:rPr>
+        <w:t>学习模型时，很容易把注意力放在名字和公式上。但真正做题或做项目时，更重要的是先判断问题属于哪一类。下面的判断顺序可以帮助读者快速选择合适的思路。</w:t>
+      </w:r>
+    </w:p>
+    <w:p>
+      <w:pPr>
+        <w:pStyle w:val="ListNumber"/>
+        <w:spacing w:before="0" w:after="80" w:line="300" w:lineRule="auto"/>
+      </w:pPr>
+      <w:r>
+        <w:rPr>
+          <w:rFonts w:ascii="Calibri" w:hAnsi="Calibri" w:eastAsia="Microsoft YaHei"/>
+          <w:color w:val="27313A"/>
+        </w:rPr>
+        <w:t>如果目标是把样本分成两类，并且用一条线大致能分开，可以先想到感知机。</w:t>
+      </w:r>
+    </w:p>
+    <w:p>
+      <w:pPr>
+        <w:pStyle w:val="ListNumber"/>
+        <w:spacing w:before="0" w:after="80" w:line="300" w:lineRule="auto"/>
+      </w:pPr>
+      <w:r>
+        <w:rPr>
+          <w:rFonts w:ascii="Calibri" w:hAnsi="Calibri" w:eastAsia="Microsoft YaHei"/>
+          <w:color w:val="27313A"/>
+        </w:rPr>
+        <w:t>如果数据看起来由多个群体混合而成，并且希望保留不确定性，可以先想到 GMM。</w:t>
+      </w:r>
+    </w:p>
+    <w:p>
+      <w:pPr>
+        <w:pStyle w:val="ListNumber"/>
+        <w:spacing w:before="0" w:after="80" w:line="300" w:lineRule="auto"/>
+      </w:pPr>
+      <w:r>
+        <w:rPr>
+          <w:rFonts w:ascii="Calibri" w:hAnsi="Calibri" w:eastAsia="Microsoft YaHei"/>
+          <w:color w:val="27313A"/>
+        </w:rPr>
+        <w:t>如果样本按时间排列，前后顺序很重要，而且背后有看不见的状态，可以先想到 HMM。</w:t>
+      </w:r>
+    </w:p>
+    <w:p>
+      <w:pPr>
+        <w:pStyle w:val="ListNumber"/>
+        <w:spacing w:before="0" w:after="80" w:line="300" w:lineRule="auto"/>
+      </w:pPr>
+      <w:r>
+        <w:rPr>
+          <w:rFonts w:ascii="Calibri" w:hAnsi="Calibri" w:eastAsia="Microsoft YaHei"/>
+          <w:color w:val="27313A"/>
+        </w:rPr>
+        <w:t>如果三个条件都不明显，先画图、看数据结构，再决定模型。</w:t>
+      </w:r>
+    </w:p>
+    <w:tbl>
+      <w:tblPr>
+        <w:tblW w:type="auto" w:w="0"/>
+        <w:tblLayout w:type="fixed"/>
+        <w:tblLook w:firstColumn="1" w:firstRow="1" w:lastColumn="0" w:lastRow="0" w:noHBand="0" w:noVBand="1" w:val="04A0"/>
+        <w:jc w:val="center"/>
+        <w:tblBorders>
+          <w:top w:val="single" w:sz="6" w:space="0" w:color="DADCE0"/>
+          <w:left w:val="single" w:sz="6" w:space="0" w:color="DADCE0"/>
+          <w:bottom w:val="single" w:sz="6" w:space="0" w:color="DADCE0"/>
+          <w:right w:val="single" w:sz="6" w:space="0" w:color="DADCE0"/>
+          <w:insideH w:val="single" w:sz="6" w:space="0" w:color="DADCE0"/>
+          <w:insideV w:val="single" w:sz="6" w:space="0" w:color="DADCE0"/>
+        </w:tblBorders>
+      </w:tblPr>
+      <w:tblGrid>
+        <w:gridCol w:w="3120"/>
+        <w:gridCol w:w="3120"/>
+        <w:gridCol w:w="3120"/>
+      </w:tblGrid>
+      <w:tr>
+        <w:tc>
+          <w:tcPr>
+            <w:tcW w:type="dxa" w:w="3456"/>
+            <w:vAlign w:val="center"/>
+            <w:tcMar>
+              <w:top w:w="80" w:type="dxa"/>
+              <w:start w:w="120" w:type="dxa"/>
+              <w:bottom w:w="80" w:type="dxa"/>
+              <w:end w:w="120" w:type="dxa"/>
+            </w:tcMar>
+            <w:shd w:fill="DDF4E8"/>
+          </w:tcPr>
+          <w:p>
+            <w:pPr>
+              <w:spacing w:before="0" w:after="0" w:line="276" w:lineRule="auto"/>
+              <w:jc w:val="center"/>
+            </w:pPr>
+            <w:r>
+              <w:rPr>
+                <w:rFonts w:ascii="Calibri" w:hAnsi="Calibri" w:eastAsia="Microsoft YaHei"/>
+                <w:b/>
+                <w:color w:val="1F4D78"/>
+              </w:rPr>
+              <w:t>提问方式</w:t>
+            </w:r>
+          </w:p>
+        </w:tc>
+        <w:tc>
+          <w:tcPr>
+            <w:tcW w:type="dxa" w:w="1872"/>
+            <w:vAlign w:val="center"/>
+            <w:tcMar>
+              <w:top w:w="80" w:type="dxa"/>
+              <w:start w:w="120" w:type="dxa"/>
+              <w:bottom w:w="80" w:type="dxa"/>
+              <w:end w:w="120" w:type="dxa"/>
+            </w:tcMar>
+            <w:shd w:fill="DDF4E8"/>
+          </w:tcPr>
+          <w:p>
+            <w:pPr>
+              <w:spacing w:before="0" w:after="0" w:line="276" w:lineRule="auto"/>
+              <w:jc w:val="center"/>
+            </w:pPr>
+            <w:r>
+              <w:rPr>
+                <w:rFonts w:ascii="Calibri" w:hAnsi="Calibri" w:eastAsia="Microsoft YaHei"/>
+                <w:b/>
+                <w:color w:val="1F4D78"/>
+              </w:rPr>
+              <w:t>优先考虑</w:t>
+            </w:r>
+          </w:p>
+        </w:tc>
+        <w:tc>
+          <w:tcPr>
+            <w:tcW w:type="dxa" w:w="4032"/>
+            <w:vAlign w:val="center"/>
+            <w:tcMar>
+              <w:top w:w="80" w:type="dxa"/>
+              <w:start w:w="120" w:type="dxa"/>
+              <w:bottom w:w="80" w:type="dxa"/>
+              <w:end w:w="120" w:type="dxa"/>
+            </w:tcMar>
+            <w:shd w:fill="DDF4E8"/>
+          </w:tcPr>
+          <w:p>
+            <w:pPr>
+              <w:spacing w:before="0" w:after="0" w:line="276" w:lineRule="auto"/>
+              <w:jc w:val="center"/>
+            </w:pPr>
+            <w:r>
+              <w:rPr>
+                <w:rFonts w:ascii="Calibri" w:hAnsi="Calibri" w:eastAsia="Microsoft YaHei"/>
+                <w:b/>
+                <w:color w:val="1F4D78"/>
+              </w:rPr>
+              <w:t>理由</w:t>
+            </w:r>
+          </w:p>
+        </w:tc>
+      </w:tr>
+      <w:tr>
+        <w:tc>
+          <w:tcPr>
+            <w:tcW w:type="dxa" w:w="3456"/>
+            <w:vAlign w:val="center"/>
+            <w:tcMar>
+              <w:top w:w="80" w:type="dxa"/>
+              <w:start w:w="120" w:type="dxa"/>
+              <w:bottom w:w="80" w:type="dxa"/>
+              <w:end w:w="120" w:type="dxa"/>
+            </w:tcMar>
+          </w:tcPr>
+          <w:p>
+            <w:pPr>
+              <w:spacing w:before="0" w:after="0" w:line="276" w:lineRule="auto"/>
+            </w:pPr>
+            <w:r>
+              <w:rPr>
+                <w:rFonts w:ascii="Calibri" w:hAnsi="Calibri" w:eastAsia="Microsoft YaHei"/>
+                <w:color w:val="27313A"/>
+                <w:sz w:val="20"/>
+              </w:rPr>
+              <w:t>能不能画一条边界分开？</w:t>
+            </w:r>
+          </w:p>
+        </w:tc>
+        <w:tc>
+          <w:tcPr>
+            <w:tcW w:type="dxa" w:w="1872"/>
+            <w:vAlign w:val="center"/>
+            <w:tcMar>
+              <w:top w:w="80" w:type="dxa"/>
+              <w:start w:w="120" w:type="dxa"/>
+              <w:bottom w:w="80" w:type="dxa"/>
+              <w:end w:w="120" w:type="dxa"/>
+            </w:tcMar>
+          </w:tcPr>
+          <w:p>
+            <w:pPr>
+              <w:spacing w:before="0" w:after="0" w:line="276" w:lineRule="auto"/>
+            </w:pPr>
+            <w:r>
+              <w:rPr>
+                <w:rFonts w:ascii="Calibri" w:hAnsi="Calibri" w:eastAsia="Microsoft YaHei"/>
+                <w:color w:val="27313A"/>
+                <w:sz w:val="20"/>
+              </w:rPr>
+              <w:t>感知机</w:t>
+            </w:r>
+          </w:p>
+        </w:tc>
+        <w:tc>
+          <w:tcPr>
+            <w:tcW w:type="dxa" w:w="4032"/>
+            <w:vAlign w:val="center"/>
+            <w:tcMar>
+              <w:top w:w="80" w:type="dxa"/>
+              <w:start w:w="120" w:type="dxa"/>
+              <w:bottom w:w="80" w:type="dxa"/>
+              <w:end w:w="120" w:type="dxa"/>
+            </w:tcMar>
+          </w:tcPr>
+          <w:p>
+            <w:pPr>
+              <w:spacing w:before="0" w:after="0" w:line="276" w:lineRule="auto"/>
+            </w:pPr>
+            <w:r>
+              <w:rPr>
+                <w:rFonts w:ascii="Calibri" w:hAnsi="Calibri" w:eastAsia="Microsoft YaHei"/>
+                <w:color w:val="27313A"/>
+                <w:sz w:val="20"/>
+              </w:rPr>
+              <w:t>它直接学习分类边界</w:t>
+            </w:r>
+          </w:p>
+        </w:tc>
+      </w:tr>
+      <w:tr>
+        <w:tc>
+          <w:tcPr>
+            <w:tcW w:type="dxa" w:w="3456"/>
+            <w:vAlign w:val="center"/>
+            <w:tcMar>
+              <w:top w:w="80" w:type="dxa"/>
+              <w:start w:w="120" w:type="dxa"/>
+              <w:bottom w:w="80" w:type="dxa"/>
+              <w:end w:w="120" w:type="dxa"/>
+            </w:tcMar>
+          </w:tcPr>
+          <w:p>
+            <w:pPr>
+              <w:spacing w:before="0" w:after="0" w:line="276" w:lineRule="auto"/>
+            </w:pPr>
+            <w:r>
+              <w:rPr>
+                <w:rFonts w:ascii="Calibri" w:hAnsi="Calibri" w:eastAsia="Microsoft YaHei"/>
+                <w:color w:val="27313A"/>
+                <w:sz w:val="20"/>
+              </w:rPr>
+              <w:t>是不是多个来源混在一起？</w:t>
+            </w:r>
+          </w:p>
+        </w:tc>
+        <w:tc>
+          <w:tcPr>
+            <w:tcW w:type="dxa" w:w="1872"/>
+            <w:vAlign w:val="center"/>
+            <w:tcMar>
+              <w:top w:w="80" w:type="dxa"/>
+              <w:start w:w="120" w:type="dxa"/>
+              <w:bottom w:w="80" w:type="dxa"/>
+              <w:end w:w="120" w:type="dxa"/>
+            </w:tcMar>
+          </w:tcPr>
+          <w:p>
+            <w:pPr>
+              <w:spacing w:before="0" w:after="0" w:line="276" w:lineRule="auto"/>
+            </w:pPr>
+            <w:r>
+              <w:rPr>
+                <w:rFonts w:ascii="Calibri" w:hAnsi="Calibri" w:eastAsia="Microsoft YaHei"/>
+                <w:color w:val="27313A"/>
+                <w:sz w:val="20"/>
+              </w:rPr>
+              <w:t>GMM</w:t>
+            </w:r>
+          </w:p>
+        </w:tc>
+        <w:tc>
+          <w:tcPr>
+            <w:tcW w:type="dxa" w:w="4032"/>
+            <w:vAlign w:val="center"/>
+            <w:tcMar>
+              <w:top w:w="80" w:type="dxa"/>
+              <w:start w:w="120" w:type="dxa"/>
+              <w:bottom w:w="80" w:type="dxa"/>
+              <w:end w:w="120" w:type="dxa"/>
+            </w:tcMar>
+          </w:tcPr>
+          <w:p>
+            <w:pPr>
+              <w:spacing w:before="0" w:after="0" w:line="276" w:lineRule="auto"/>
+            </w:pPr>
+            <w:r>
+              <w:rPr>
+                <w:rFonts w:ascii="Calibri" w:hAnsi="Calibri" w:eastAsia="Microsoft YaHei"/>
+                <w:color w:val="27313A"/>
+                <w:sz w:val="20"/>
+              </w:rPr>
+              <w:t>它解释数据来自多个概率团块</w:t>
+            </w:r>
+          </w:p>
+        </w:tc>
+      </w:tr>
+      <w:tr>
+        <w:tc>
+          <w:tcPr>
+            <w:tcW w:type="dxa" w:w="3456"/>
+            <w:vAlign w:val="center"/>
+            <w:tcMar>
+              <w:top w:w="80" w:type="dxa"/>
+              <w:start w:w="120" w:type="dxa"/>
+              <w:bottom w:w="80" w:type="dxa"/>
+              <w:end w:w="120" w:type="dxa"/>
+            </w:tcMar>
+          </w:tcPr>
+          <w:p>
+            <w:pPr>
+              <w:spacing w:before="0" w:after="0" w:line="276" w:lineRule="auto"/>
+            </w:pPr>
+            <w:r>
+              <w:rPr>
+                <w:rFonts w:ascii="Calibri" w:hAnsi="Calibri" w:eastAsia="Microsoft YaHei"/>
+                <w:color w:val="27313A"/>
+                <w:sz w:val="20"/>
+              </w:rPr>
+              <w:t>是不是一串连续过程？</w:t>
+            </w:r>
+          </w:p>
+        </w:tc>
+        <w:tc>
+          <w:tcPr>
+            <w:tcW w:type="dxa" w:w="1872"/>
+            <w:vAlign w:val="center"/>
+            <w:tcMar>
+              <w:top w:w="80" w:type="dxa"/>
+              <w:start w:w="120" w:type="dxa"/>
+              <w:bottom w:w="80" w:type="dxa"/>
+              <w:end w:w="120" w:type="dxa"/>
+            </w:tcMar>
+          </w:tcPr>
+          <w:p>
+            <w:pPr>
+              <w:spacing w:before="0" w:after="0" w:line="276" w:lineRule="auto"/>
+            </w:pPr>
+            <w:r>
+              <w:rPr>
+                <w:rFonts w:ascii="Calibri" w:hAnsi="Calibri" w:eastAsia="Microsoft YaHei"/>
+                <w:color w:val="27313A"/>
+                <w:sz w:val="20"/>
+              </w:rPr>
+              <w:t>HMM</w:t>
+            </w:r>
+          </w:p>
+        </w:tc>
+        <w:tc>
+          <w:tcPr>
+            <w:tcW w:type="dxa" w:w="4032"/>
+            <w:vAlign w:val="center"/>
+            <w:tcMar>
+              <w:top w:w="80" w:type="dxa"/>
+              <w:start w:w="120" w:type="dxa"/>
+              <w:bottom w:w="80" w:type="dxa"/>
+              <w:end w:w="120" w:type="dxa"/>
+            </w:tcMar>
+          </w:tcPr>
+          <w:p>
+            <w:pPr>
+              <w:spacing w:before="0" w:after="0" w:line="276" w:lineRule="auto"/>
+            </w:pPr>
+            <w:r>
+              <w:rPr>
+                <w:rFonts w:ascii="Calibri" w:hAnsi="Calibri" w:eastAsia="Microsoft YaHei"/>
+                <w:color w:val="27313A"/>
+                <w:sz w:val="20"/>
+              </w:rPr>
+              <w:t>它利用状态转移和观测序列</w:t>
+            </w:r>
+          </w:p>
+        </w:tc>
+      </w:tr>
+    </w:tbl>
+    <w:p>
+      <w:pPr>
+        <w:pStyle w:val="Heading1"/>
+        <w:spacing w:before="360" w:after="160" w:line="300" w:lineRule="auto"/>
+      </w:pPr>
+      <w:r>
+        <w:rPr>
+          <w:rFonts w:ascii="Calibri" w:hAnsi="Calibri" w:eastAsia="Microsoft YaHei"/>
+          <w:b/>
+          <w:color w:val="2E74B5"/>
+          <w:sz w:val="32"/>
+        </w:rPr>
+        <w:t>6. 一页式学习路线</w:t>
+      </w:r>
+    </w:p>
+    <w:p>
+      <w:pPr>
+        <w:spacing w:before="0" w:after="120" w:line="300" w:lineRule="auto"/>
+      </w:pPr>
+      <w:r>
+        <w:rPr>
+          <w:rFonts w:ascii="Calibri" w:hAnsi="Calibri" w:eastAsia="Microsoft YaHei"/>
+          <w:color w:val="27313A"/>
+        </w:rPr>
+        <w:t>第一次学习时，可以按“故事、图像、公式、例题、实验”的顺序走。这个顺序比直接背定义更稳，因为每一步都在回答一个具体问题。</w:t>
+      </w:r>
+    </w:p>
+    <w:tbl>
+      <w:tblPr>
+        <w:tblW w:type="auto" w:w="0"/>
+        <w:tblLayout w:type="fixed"/>
+        <w:tblLook w:firstColumn="1" w:firstRow="1" w:lastColumn="0" w:lastRow="0" w:noHBand="0" w:noVBand="1" w:val="04A0"/>
+        <w:jc w:val="center"/>
+        <w:tblBorders>
+          <w:top w:val="single" w:sz="6" w:space="0" w:color="DADCE0"/>
+          <w:left w:val="single" w:sz="6" w:space="0" w:color="DADCE0"/>
+          <w:bottom w:val="single" w:sz="6" w:space="0" w:color="DADCE0"/>
+          <w:right w:val="single" w:sz="6" w:space="0" w:color="DADCE0"/>
+          <w:insideH w:val="single" w:sz="6" w:space="0" w:color="DADCE0"/>
+          <w:insideV w:val="single" w:sz="6" w:space="0" w:color="DADCE0"/>
+        </w:tblBorders>
+      </w:tblPr>
+      <w:tblGrid>
+        <w:gridCol w:w="3120"/>
+        <w:gridCol w:w="3120"/>
+        <w:gridCol w:w="3120"/>
+      </w:tblGrid>
+      <w:tr>
+        <w:tc>
+          <w:tcPr>
+            <w:tcW w:type="dxa" w:w="1296"/>
+            <w:vAlign w:val="center"/>
+            <w:tcMar>
+              <w:top w:w="80" w:type="dxa"/>
+              <w:start w:w="120" w:type="dxa"/>
+              <w:bottom w:w="80" w:type="dxa"/>
+              <w:end w:w="120" w:type="dxa"/>
+            </w:tcMar>
+            <w:shd w:fill="E8EEF5"/>
+          </w:tcPr>
+          <w:p>
+            <w:pPr>
+              <w:spacing w:before="0" w:after="0" w:line="276" w:lineRule="auto"/>
+              <w:jc w:val="center"/>
+            </w:pPr>
+            <w:r>
+              <w:rPr>
+                <w:rFonts w:ascii="Calibri" w:hAnsi="Calibri" w:eastAsia="Microsoft YaHei"/>
+                <w:b/>
+                <w:color w:val="1F4D78"/>
+              </w:rPr>
+              <w:t>步骤</w:t>
+            </w:r>
+          </w:p>
+        </w:tc>
+        <w:tc>
+          <w:tcPr>
+            <w:tcW w:type="dxa" w:w="3888"/>
+            <w:vAlign w:val="center"/>
+            <w:tcMar>
+              <w:top w:w="80" w:type="dxa"/>
+              <w:start w:w="120" w:type="dxa"/>
+              <w:bottom w:w="80" w:type="dxa"/>
+              <w:end w:w="120" w:type="dxa"/>
+            </w:tcMar>
+            <w:shd w:fill="E8EEF5"/>
+          </w:tcPr>
+          <w:p>
+            <w:pPr>
+              <w:spacing w:before="0" w:after="0" w:line="276" w:lineRule="auto"/>
+              <w:jc w:val="center"/>
+            </w:pPr>
+            <w:r>
+              <w:rPr>
+                <w:rFonts w:ascii="Calibri" w:hAnsi="Calibri" w:eastAsia="Microsoft YaHei"/>
+                <w:b/>
+                <w:color w:val="1F4D78"/>
+              </w:rPr>
+              <w:t>要做什么</w:t>
+            </w:r>
+          </w:p>
+        </w:tc>
+        <w:tc>
+          <w:tcPr>
+            <w:tcW w:type="dxa" w:w="4176"/>
+            <w:vAlign w:val="center"/>
+            <w:tcMar>
+              <w:top w:w="80" w:type="dxa"/>
+              <w:start w:w="120" w:type="dxa"/>
+              <w:bottom w:w="80" w:type="dxa"/>
+              <w:end w:w="120" w:type="dxa"/>
+            </w:tcMar>
+            <w:shd w:fill="E8EEF5"/>
+          </w:tcPr>
+          <w:p>
+            <w:pPr>
+              <w:spacing w:before="0" w:after="0" w:line="276" w:lineRule="auto"/>
+              <w:jc w:val="center"/>
+            </w:pPr>
+            <w:r>
+              <w:rPr>
+                <w:rFonts w:ascii="Calibri" w:hAnsi="Calibri" w:eastAsia="Microsoft YaHei"/>
+                <w:b/>
+                <w:color w:val="1F4D78"/>
+              </w:rPr>
+              <w:t>完成标志</w:t>
+            </w:r>
+          </w:p>
+        </w:tc>
+      </w:tr>
+      <w:tr>
+        <w:tc>
+          <w:tcPr>
+            <w:tcW w:type="dxa" w:w="1296"/>
+            <w:vAlign w:val="center"/>
+            <w:tcMar>
+              <w:top w:w="80" w:type="dxa"/>
+              <w:start w:w="120" w:type="dxa"/>
+              <w:bottom w:w="80" w:type="dxa"/>
+              <w:end w:w="120" w:type="dxa"/>
+            </w:tcMar>
+          </w:tcPr>
+          <w:p>
+            <w:pPr>
+              <w:spacing w:before="0" w:after="0" w:line="276" w:lineRule="auto"/>
+            </w:pPr>
+            <w:r>
+              <w:rPr>
+                <w:rFonts w:ascii="Calibri" w:hAnsi="Calibri" w:eastAsia="Microsoft YaHei"/>
+                <w:color w:val="27313A"/>
+                <w:sz w:val="20"/>
+              </w:rPr>
+              <w:t>故事</w:t>
+            </w:r>
+          </w:p>
+        </w:tc>
+        <w:tc>
+          <w:tcPr>
+            <w:tcW w:type="dxa" w:w="3888"/>
+            <w:vAlign w:val="center"/>
+            <w:tcMar>
+              <w:top w:w="80" w:type="dxa"/>
+              <w:start w:w="120" w:type="dxa"/>
+              <w:bottom w:w="80" w:type="dxa"/>
+              <w:end w:w="120" w:type="dxa"/>
+            </w:tcMar>
+          </w:tcPr>
+          <w:p>
+            <w:pPr>
+              <w:spacing w:before="0" w:after="0" w:line="276" w:lineRule="auto"/>
+            </w:pPr>
+            <w:r>
+              <w:rPr>
+                <w:rFonts w:ascii="Calibri" w:hAnsi="Calibri" w:eastAsia="Microsoft YaHei"/>
+                <w:color w:val="27313A"/>
+                <w:sz w:val="20"/>
+              </w:rPr>
+              <w:t>用生活例子解释模型</w:t>
+            </w:r>
+          </w:p>
+        </w:tc>
+        <w:tc>
+          <w:tcPr>
+            <w:tcW w:type="dxa" w:w="4176"/>
+            <w:vAlign w:val="center"/>
+            <w:tcMar>
+              <w:top w:w="80" w:type="dxa"/>
+              <w:start w:w="120" w:type="dxa"/>
+              <w:bottom w:w="80" w:type="dxa"/>
+              <w:end w:w="120" w:type="dxa"/>
+            </w:tcMar>
+          </w:tcPr>
+          <w:p>
+            <w:pPr>
+              <w:spacing w:before="0" w:after="0" w:line="276" w:lineRule="auto"/>
+            </w:pPr>
+            <w:r>
+              <w:rPr>
+                <w:rFonts w:ascii="Calibri" w:hAnsi="Calibri" w:eastAsia="Microsoft YaHei"/>
+                <w:color w:val="27313A"/>
+                <w:sz w:val="20"/>
+              </w:rPr>
+              <w:t>不用公式也能说出模型在做什么</w:t>
+            </w:r>
+          </w:p>
+        </w:tc>
+      </w:tr>
+      <w:tr>
+        <w:tc>
+          <w:tcPr>
+            <w:tcW w:type="dxa" w:w="1296"/>
+            <w:vAlign w:val="center"/>
+            <w:tcMar>
+              <w:top w:w="80" w:type="dxa"/>
+              <w:start w:w="120" w:type="dxa"/>
+              <w:bottom w:w="80" w:type="dxa"/>
+              <w:end w:w="120" w:type="dxa"/>
+            </w:tcMar>
+          </w:tcPr>
+          <w:p>
+            <w:pPr>
+              <w:spacing w:before="0" w:after="0" w:line="276" w:lineRule="auto"/>
+            </w:pPr>
+            <w:r>
+              <w:rPr>
+                <w:rFonts w:ascii="Calibri" w:hAnsi="Calibri" w:eastAsia="Microsoft YaHei"/>
+                <w:color w:val="27313A"/>
+                <w:sz w:val="20"/>
+              </w:rPr>
+              <w:t>图像</w:t>
+            </w:r>
+          </w:p>
+        </w:tc>
+        <w:tc>
+          <w:tcPr>
+            <w:tcW w:type="dxa" w:w="3888"/>
+            <w:vAlign w:val="center"/>
+            <w:tcMar>
+              <w:top w:w="80" w:type="dxa"/>
+              <w:start w:w="120" w:type="dxa"/>
+              <w:bottom w:w="80" w:type="dxa"/>
+              <w:end w:w="120" w:type="dxa"/>
+            </w:tcMar>
+          </w:tcPr>
+          <w:p>
+            <w:pPr>
+              <w:spacing w:before="0" w:after="0" w:line="276" w:lineRule="auto"/>
+            </w:pPr>
+            <w:r>
+              <w:rPr>
+                <w:rFonts w:ascii="Calibri" w:hAnsi="Calibri" w:eastAsia="Microsoft YaHei"/>
+                <w:color w:val="27313A"/>
+                <w:sz w:val="20"/>
+              </w:rPr>
+              <w:t>看边界、椭圆、状态链</w:t>
+            </w:r>
+          </w:p>
+        </w:tc>
+        <w:tc>
+          <w:tcPr>
+            <w:tcW w:type="dxa" w:w="4176"/>
+            <w:vAlign w:val="center"/>
+            <w:tcMar>
+              <w:top w:w="80" w:type="dxa"/>
+              <w:start w:w="120" w:type="dxa"/>
+              <w:bottom w:w="80" w:type="dxa"/>
+              <w:end w:w="120" w:type="dxa"/>
+            </w:tcMar>
+          </w:tcPr>
+          <w:p>
+            <w:pPr>
+              <w:spacing w:before="0" w:after="0" w:line="276" w:lineRule="auto"/>
+            </w:pPr>
+            <w:r>
+              <w:rPr>
+                <w:rFonts w:ascii="Calibri" w:hAnsi="Calibri" w:eastAsia="Microsoft YaHei"/>
+                <w:color w:val="27313A"/>
+                <w:sz w:val="20"/>
+              </w:rPr>
+              <w:t>能指出图中每个部分代表什么</w:t>
+            </w:r>
+          </w:p>
+        </w:tc>
+      </w:tr>
+      <w:tr>
+        <w:tc>
+          <w:tcPr>
+            <w:tcW w:type="dxa" w:w="1296"/>
+            <w:vAlign w:val="center"/>
+            <w:tcMar>
+              <w:top w:w="80" w:type="dxa"/>
+              <w:start w:w="120" w:type="dxa"/>
+              <w:bottom w:w="80" w:type="dxa"/>
+              <w:end w:w="120" w:type="dxa"/>
+            </w:tcMar>
+          </w:tcPr>
+          <w:p>
+            <w:pPr>
+              <w:spacing w:before="0" w:after="0" w:line="276" w:lineRule="auto"/>
+            </w:pPr>
+            <w:r>
+              <w:rPr>
+                <w:rFonts w:ascii="Calibri" w:hAnsi="Calibri" w:eastAsia="Microsoft YaHei"/>
+                <w:color w:val="27313A"/>
+                <w:sz w:val="20"/>
+              </w:rPr>
+              <w:t>公式</w:t>
+            </w:r>
+          </w:p>
+        </w:tc>
+        <w:tc>
+          <w:tcPr>
+            <w:tcW w:type="dxa" w:w="3888"/>
+            <w:vAlign w:val="center"/>
+            <w:tcMar>
+              <w:top w:w="80" w:type="dxa"/>
+              <w:start w:w="120" w:type="dxa"/>
+              <w:bottom w:w="80" w:type="dxa"/>
+              <w:end w:w="120" w:type="dxa"/>
+            </w:tcMar>
+          </w:tcPr>
+          <w:p>
+            <w:pPr>
+              <w:spacing w:before="0" w:after="0" w:line="276" w:lineRule="auto"/>
+            </w:pPr>
+            <w:r>
+              <w:rPr>
+                <w:rFonts w:ascii="Calibri" w:hAnsi="Calibri" w:eastAsia="Microsoft YaHei"/>
+                <w:color w:val="27313A"/>
+                <w:sz w:val="20"/>
+              </w:rPr>
+              <w:t>只记必要公式</w:t>
+            </w:r>
+          </w:p>
+        </w:tc>
+        <w:tc>
+          <w:tcPr>
+            <w:tcW w:type="dxa" w:w="4176"/>
+            <w:vAlign w:val="center"/>
+            <w:tcMar>
+              <w:top w:w="80" w:type="dxa"/>
+              <w:start w:w="120" w:type="dxa"/>
+              <w:bottom w:w="80" w:type="dxa"/>
+              <w:end w:w="120" w:type="dxa"/>
+            </w:tcMar>
+          </w:tcPr>
+          <w:p>
+            <w:pPr>
+              <w:spacing w:before="0" w:after="0" w:line="276" w:lineRule="auto"/>
+            </w:pPr>
+            <w:r>
+              <w:rPr>
+                <w:rFonts w:ascii="Calibri" w:hAnsi="Calibri" w:eastAsia="Microsoft YaHei"/>
+                <w:color w:val="27313A"/>
+                <w:sz w:val="20"/>
+              </w:rPr>
+              <w:t>能解释符号含义，不机械背诵</w:t>
+            </w:r>
+          </w:p>
+        </w:tc>
+      </w:tr>
+      <w:tr>
+        <w:tc>
+          <w:tcPr>
+            <w:tcW w:type="dxa" w:w="1296"/>
+            <w:vAlign w:val="center"/>
+            <w:tcMar>
+              <w:top w:w="80" w:type="dxa"/>
+              <w:start w:w="120" w:type="dxa"/>
+              <w:bottom w:w="80" w:type="dxa"/>
+              <w:end w:w="120" w:type="dxa"/>
+            </w:tcMar>
+          </w:tcPr>
+          <w:p>
+            <w:pPr>
+              <w:spacing w:before="0" w:after="0" w:line="276" w:lineRule="auto"/>
+            </w:pPr>
+            <w:r>
+              <w:rPr>
+                <w:rFonts w:ascii="Calibri" w:hAnsi="Calibri" w:eastAsia="Microsoft YaHei"/>
+                <w:color w:val="27313A"/>
+                <w:sz w:val="20"/>
+              </w:rPr>
+              <w:t>例题</w:t>
+            </w:r>
+          </w:p>
+        </w:tc>
+        <w:tc>
+          <w:tcPr>
+            <w:tcW w:type="dxa" w:w="3888"/>
+            <w:vAlign w:val="center"/>
+            <w:tcMar>
+              <w:top w:w="80" w:type="dxa"/>
+              <w:start w:w="120" w:type="dxa"/>
+              <w:bottom w:w="80" w:type="dxa"/>
+              <w:end w:w="120" w:type="dxa"/>
+            </w:tcMar>
+          </w:tcPr>
+          <w:p>
+            <w:pPr>
+              <w:spacing w:before="0" w:after="0" w:line="276" w:lineRule="auto"/>
+            </w:pPr>
+            <w:r>
+              <w:rPr>
+                <w:rFonts w:ascii="Calibri" w:hAnsi="Calibri" w:eastAsia="Microsoft YaHei"/>
+                <w:color w:val="27313A"/>
+                <w:sz w:val="20"/>
+              </w:rPr>
+              <w:t>手算或口头推理一次</w:t>
+            </w:r>
+          </w:p>
+        </w:tc>
+        <w:tc>
+          <w:tcPr>
+            <w:tcW w:type="dxa" w:w="4176"/>
+            <w:vAlign w:val="center"/>
+            <w:tcMar>
+              <w:top w:w="80" w:type="dxa"/>
+              <w:start w:w="120" w:type="dxa"/>
+              <w:bottom w:w="80" w:type="dxa"/>
+              <w:end w:w="120" w:type="dxa"/>
+            </w:tcMar>
+          </w:tcPr>
+          <w:p>
+            <w:pPr>
+              <w:spacing w:before="0" w:after="0" w:line="276" w:lineRule="auto"/>
+            </w:pPr>
+            <w:r>
+              <w:rPr>
+                <w:rFonts w:ascii="Calibri" w:hAnsi="Calibri" w:eastAsia="Microsoft YaHei"/>
+                <w:color w:val="27313A"/>
+                <w:sz w:val="20"/>
+              </w:rPr>
+              <w:t>能把模型步骤讲完整</w:t>
+            </w:r>
+          </w:p>
+        </w:tc>
+      </w:tr>
+      <w:tr>
+        <w:tc>
+          <w:tcPr>
+            <w:tcW w:type="dxa" w:w="1296"/>
+            <w:vAlign w:val="center"/>
+            <w:tcMar>
+              <w:top w:w="80" w:type="dxa"/>
+              <w:start w:w="120" w:type="dxa"/>
+              <w:bottom w:w="80" w:type="dxa"/>
+              <w:end w:w="120" w:type="dxa"/>
+            </w:tcMar>
+          </w:tcPr>
+          <w:p>
+            <w:pPr>
+              <w:spacing w:before="0" w:after="0" w:line="276" w:lineRule="auto"/>
+            </w:pPr>
+            <w:r>
+              <w:rPr>
+                <w:rFonts w:ascii="Calibri" w:hAnsi="Calibri" w:eastAsia="Microsoft YaHei"/>
+                <w:color w:val="27313A"/>
+                <w:sz w:val="20"/>
+              </w:rPr>
+              <w:t>实验</w:t>
+            </w:r>
+          </w:p>
+        </w:tc>
+        <w:tc>
+          <w:tcPr>
+            <w:tcW w:type="dxa" w:w="3888"/>
+            <w:vAlign w:val="center"/>
+            <w:tcMar>
+              <w:top w:w="80" w:type="dxa"/>
+              <w:start w:w="120" w:type="dxa"/>
+              <w:bottom w:w="80" w:type="dxa"/>
+              <w:end w:w="120" w:type="dxa"/>
+            </w:tcMar>
+          </w:tcPr>
+          <w:p>
+            <w:pPr>
+              <w:spacing w:before="0" w:after="0" w:line="276" w:lineRule="auto"/>
+            </w:pPr>
+            <w:r>
+              <w:rPr>
+                <w:rFonts w:ascii="Calibri" w:hAnsi="Calibri" w:eastAsia="Microsoft YaHei"/>
+                <w:color w:val="27313A"/>
+                <w:sz w:val="20"/>
+              </w:rPr>
+              <w:t>用小数据跑一遍</w:t>
+            </w:r>
+          </w:p>
+        </w:tc>
+        <w:tc>
+          <w:tcPr>
+            <w:tcW w:type="dxa" w:w="4176"/>
+            <w:vAlign w:val="center"/>
+            <w:tcMar>
+              <w:top w:w="80" w:type="dxa"/>
+              <w:start w:w="120" w:type="dxa"/>
+              <w:bottom w:w="80" w:type="dxa"/>
+              <w:end w:w="120" w:type="dxa"/>
+            </w:tcMar>
+          </w:tcPr>
+          <w:p>
+            <w:pPr>
+              <w:spacing w:before="0" w:after="0" w:line="276" w:lineRule="auto"/>
+            </w:pPr>
+            <w:r>
+              <w:rPr>
+                <w:rFonts w:ascii="Calibri" w:hAnsi="Calibri" w:eastAsia="Microsoft YaHei"/>
+                <w:color w:val="27313A"/>
+                <w:sz w:val="20"/>
+              </w:rPr>
+              <w:t>能观察模型输出和局限</w:t>
+            </w:r>
+          </w:p>
+        </w:tc>
+      </w:tr>
+    </w:tbl>
+    <w:p>
+      <w:pPr>
+        <w:pStyle w:val="Heading1"/>
+        <w:spacing w:before="360" w:after="160" w:line="300" w:lineRule="auto"/>
+      </w:pPr>
+      <w:r>
+        <w:rPr>
+          <w:rFonts w:ascii="Calibri" w:hAnsi="Calibri" w:eastAsia="Microsoft YaHei"/>
+          <w:b/>
+          <w:color w:val="2E74B5"/>
+          <w:sz w:val="32"/>
+        </w:rPr>
+        <w:t>7. 综合复习题</w:t>
       </w:r>
     </w:p>
     <w:p>
@@ -5094,6 +7976,19 @@
     </w:p>
     <w:p>
       <w:pPr>
+        <w:pStyle w:val="ListNumber"/>
+        <w:spacing w:before="0" w:after="80" w:line="300" w:lineRule="auto"/>
+      </w:pPr>
+      <w:r>
+        <w:rPr>
+          <w:rFonts w:ascii="Calibri" w:hAnsi="Calibri" w:eastAsia="Microsoft YaHei"/>
+          <w:color w:val="27313A"/>
+        </w:rPr>
+        <w:t>把一个“学生成绩分析”问题分别改写成感知机、GMM、HMM 可以处理的版本。</w:t>
+      </w:r>
+    </w:p>
+    <w:p>
+      <w:pPr>
         <w:pStyle w:val="Heading1"/>
         <w:spacing w:before="360" w:after="160" w:line="300" w:lineRule="auto"/>
       </w:pPr>
@@ -5104,7 +7999,398 @@
           <w:color w:val="2E74B5"/>
           <w:sz w:val="32"/>
         </w:rPr>
-        <w:t>6. 参考文献与延伸阅读</w:t>
+        <w:t>8. 参考答案提示</w:t>
+      </w:r>
+    </w:p>
+    <w:p>
+      <w:pPr>
+        <w:spacing w:before="0" w:after="120" w:line="300" w:lineRule="auto"/>
+      </w:pPr>
+      <w:r>
+        <w:rPr>
+          <w:rFonts w:ascii="Calibri" w:hAnsi="Calibri" w:eastAsia="Microsoft YaHei"/>
+          <w:color w:val="27313A"/>
+        </w:rPr>
+        <w:t>下面不是唯一答案，而是帮助检查理解方向是否正确。只要解释能够自洽，并且能对应模型思想，就可以认为掌握了核心内容。</w:t>
+      </w:r>
+    </w:p>
+    <w:tbl>
+      <w:tblPr>
+        <w:tblW w:type="auto" w:w="0"/>
+        <w:tblLayout w:type="fixed"/>
+        <w:tblLook w:firstColumn="1" w:firstRow="1" w:lastColumn="0" w:lastRow="0" w:noHBand="0" w:noVBand="1" w:val="04A0"/>
+        <w:jc w:val="center"/>
+        <w:tblBorders>
+          <w:top w:val="single" w:sz="6" w:space="0" w:color="DADCE0"/>
+          <w:left w:val="single" w:sz="6" w:space="0" w:color="DADCE0"/>
+          <w:bottom w:val="single" w:sz="6" w:space="0" w:color="DADCE0"/>
+          <w:right w:val="single" w:sz="6" w:space="0" w:color="DADCE0"/>
+          <w:insideH w:val="single" w:sz="6" w:space="0" w:color="DADCE0"/>
+          <w:insideV w:val="single" w:sz="6" w:space="0" w:color="DADCE0"/>
+        </w:tblBorders>
+      </w:tblPr>
+      <w:tblGrid>
+        <w:gridCol w:w="4680"/>
+        <w:gridCol w:w="4680"/>
+      </w:tblGrid>
+      <w:tr>
+        <w:tc>
+          <w:tcPr>
+            <w:tcW w:type="dxa" w:w="2376"/>
+            <w:vAlign w:val="center"/>
+            <w:tcMar>
+              <w:top w:w="80" w:type="dxa"/>
+              <w:start w:w="120" w:type="dxa"/>
+              <w:bottom w:w="80" w:type="dxa"/>
+              <w:end w:w="120" w:type="dxa"/>
+            </w:tcMar>
+            <w:shd w:fill="FFF3BF"/>
+          </w:tcPr>
+          <w:p>
+            <w:pPr>
+              <w:spacing w:before="0" w:after="0" w:line="276" w:lineRule="auto"/>
+              <w:jc w:val="center"/>
+            </w:pPr>
+            <w:r>
+              <w:rPr>
+                <w:rFonts w:ascii="Calibri" w:hAnsi="Calibri" w:eastAsia="Microsoft YaHei"/>
+                <w:b/>
+                <w:color w:val="1F4D78"/>
+              </w:rPr>
+              <w:t>题目</w:t>
+            </w:r>
+          </w:p>
+        </w:tc>
+        <w:tc>
+          <w:tcPr>
+            <w:tcW w:type="dxa" w:w="6984"/>
+            <w:vAlign w:val="center"/>
+            <w:tcMar>
+              <w:top w:w="80" w:type="dxa"/>
+              <w:start w:w="120" w:type="dxa"/>
+              <w:bottom w:w="80" w:type="dxa"/>
+              <w:end w:w="120" w:type="dxa"/>
+            </w:tcMar>
+            <w:shd w:fill="FFF3BF"/>
+          </w:tcPr>
+          <w:p>
+            <w:pPr>
+              <w:spacing w:before="0" w:after="0" w:line="276" w:lineRule="auto"/>
+              <w:jc w:val="center"/>
+            </w:pPr>
+            <w:r>
+              <w:rPr>
+                <w:rFonts w:ascii="Calibri" w:hAnsi="Calibri" w:eastAsia="Microsoft YaHei"/>
+                <w:b/>
+                <w:color w:val="1F4D78"/>
+              </w:rPr>
+              <w:t>答题要点</w:t>
+            </w:r>
+          </w:p>
+        </w:tc>
+      </w:tr>
+      <w:tr>
+        <w:tc>
+          <w:tcPr>
+            <w:tcW w:type="dxa" w:w="2376"/>
+            <w:vAlign w:val="center"/>
+            <w:tcMar>
+              <w:top w:w="80" w:type="dxa"/>
+              <w:start w:w="120" w:type="dxa"/>
+              <w:bottom w:w="80" w:type="dxa"/>
+              <w:end w:w="120" w:type="dxa"/>
+            </w:tcMar>
+          </w:tcPr>
+          <w:p>
+            <w:pPr>
+              <w:spacing w:before="0" w:after="0" w:line="276" w:lineRule="auto"/>
+            </w:pPr>
+            <w:r>
+              <w:rPr>
+                <w:rFonts w:ascii="Calibri" w:hAnsi="Calibri" w:eastAsia="Microsoft YaHei"/>
+                <w:color w:val="27313A"/>
+                <w:sz w:val="20"/>
+              </w:rPr>
+              <w:t>感知机与 GMM 的区别</w:t>
+            </w:r>
+          </w:p>
+        </w:tc>
+        <w:tc>
+          <w:tcPr>
+            <w:tcW w:type="dxa" w:w="6984"/>
+            <w:vAlign w:val="center"/>
+            <w:tcMar>
+              <w:top w:w="80" w:type="dxa"/>
+              <w:start w:w="120" w:type="dxa"/>
+              <w:bottom w:w="80" w:type="dxa"/>
+              <w:end w:w="120" w:type="dxa"/>
+            </w:tcMar>
+          </w:tcPr>
+          <w:p>
+            <w:pPr>
+              <w:spacing w:before="0" w:after="0" w:line="276" w:lineRule="auto"/>
+            </w:pPr>
+            <w:r>
+              <w:rPr>
+                <w:rFonts w:ascii="Calibri" w:hAnsi="Calibri" w:eastAsia="Microsoft YaHei"/>
+                <w:color w:val="27313A"/>
+                <w:sz w:val="20"/>
+              </w:rPr>
+              <w:t>感知机直接学分类边界，关心如何判别；GMM 假设数据由多个分布产生，关心数据来源和概率。</w:t>
+            </w:r>
+          </w:p>
+        </w:tc>
+      </w:tr>
+      <w:tr>
+        <w:tc>
+          <w:tcPr>
+            <w:tcW w:type="dxa" w:w="2376"/>
+            <w:vAlign w:val="center"/>
+            <w:tcMar>
+              <w:top w:w="80" w:type="dxa"/>
+              <w:start w:w="120" w:type="dxa"/>
+              <w:bottom w:w="80" w:type="dxa"/>
+              <w:end w:w="120" w:type="dxa"/>
+            </w:tcMar>
+          </w:tcPr>
+          <w:p>
+            <w:pPr>
+              <w:spacing w:before="0" w:after="0" w:line="276" w:lineRule="auto"/>
+            </w:pPr>
+            <w:r>
+              <w:rPr>
+                <w:rFonts w:ascii="Calibri" w:hAnsi="Calibri" w:eastAsia="Microsoft YaHei"/>
+                <w:color w:val="27313A"/>
+                <w:sz w:val="20"/>
+              </w:rPr>
+              <w:t>不确定性任务</w:t>
+            </w:r>
+          </w:p>
+        </w:tc>
+        <w:tc>
+          <w:tcPr>
+            <w:tcW w:type="dxa" w:w="6984"/>
+            <w:vAlign w:val="center"/>
+            <w:tcMar>
+              <w:top w:w="80" w:type="dxa"/>
+              <w:start w:w="120" w:type="dxa"/>
+              <w:bottom w:w="80" w:type="dxa"/>
+              <w:end w:w="120" w:type="dxa"/>
+            </w:tcMar>
+          </w:tcPr>
+          <w:p>
+            <w:pPr>
+              <w:spacing w:before="0" w:after="0" w:line="276" w:lineRule="auto"/>
+            </w:pPr>
+            <w:r>
+              <w:rPr>
+                <w:rFonts w:ascii="Calibri" w:hAnsi="Calibri" w:eastAsia="Microsoft YaHei"/>
+                <w:color w:val="27313A"/>
+                <w:sz w:val="20"/>
+              </w:rPr>
+              <w:t>优先考虑概率模型，如 GMM，因为它能输出软归属，而不是只给硬标签。</w:t>
+            </w:r>
+          </w:p>
+        </w:tc>
+      </w:tr>
+      <w:tr>
+        <w:tc>
+          <w:tcPr>
+            <w:tcW w:type="dxa" w:w="2376"/>
+            <w:vAlign w:val="center"/>
+            <w:tcMar>
+              <w:top w:w="80" w:type="dxa"/>
+              <w:start w:w="120" w:type="dxa"/>
+              <w:bottom w:w="80" w:type="dxa"/>
+              <w:end w:w="120" w:type="dxa"/>
+            </w:tcMar>
+          </w:tcPr>
+          <w:p>
+            <w:pPr>
+              <w:spacing w:before="0" w:after="0" w:line="276" w:lineRule="auto"/>
+            </w:pPr>
+            <w:r>
+              <w:rPr>
+                <w:rFonts w:ascii="Calibri" w:hAnsi="Calibri" w:eastAsia="Microsoft YaHei"/>
+                <w:color w:val="27313A"/>
+                <w:sz w:val="20"/>
+              </w:rPr>
+              <w:t>HMM 的适用性</w:t>
+            </w:r>
+          </w:p>
+        </w:tc>
+        <w:tc>
+          <w:tcPr>
+            <w:tcW w:type="dxa" w:w="6984"/>
+            <w:vAlign w:val="center"/>
+            <w:tcMar>
+              <w:top w:w="80" w:type="dxa"/>
+              <w:start w:w="120" w:type="dxa"/>
+              <w:bottom w:w="80" w:type="dxa"/>
+              <w:end w:w="120" w:type="dxa"/>
+            </w:tcMar>
+          </w:tcPr>
+          <w:p>
+            <w:pPr>
+              <w:spacing w:before="0" w:after="0" w:line="276" w:lineRule="auto"/>
+            </w:pPr>
+            <w:r>
+              <w:rPr>
+                <w:rFonts w:ascii="Calibri" w:hAnsi="Calibri" w:eastAsia="Microsoft YaHei"/>
+                <w:color w:val="27313A"/>
+                <w:sz w:val="20"/>
+              </w:rPr>
+              <w:t>只要任务有时间顺序、隐藏状态和观测序列，就比孤立分类更适合 HMM 思路。</w:t>
+            </w:r>
+          </w:p>
+        </w:tc>
+      </w:tr>
+      <w:tr>
+        <w:tc>
+          <w:tcPr>
+            <w:tcW w:type="dxa" w:w="2376"/>
+            <w:vAlign w:val="center"/>
+            <w:tcMar>
+              <w:top w:w="80" w:type="dxa"/>
+              <w:start w:w="120" w:type="dxa"/>
+              <w:bottom w:w="80" w:type="dxa"/>
+              <w:end w:w="120" w:type="dxa"/>
+            </w:tcMar>
+          </w:tcPr>
+          <w:p>
+            <w:pPr>
+              <w:spacing w:before="0" w:after="0" w:line="276" w:lineRule="auto"/>
+            </w:pPr>
+            <w:r>
+              <w:rPr>
+                <w:rFonts w:ascii="Calibri" w:hAnsi="Calibri" w:eastAsia="Microsoft YaHei"/>
+                <w:color w:val="27313A"/>
+                <w:sz w:val="20"/>
+              </w:rPr>
+              <w:t>学生成绩分析</w:t>
+            </w:r>
+          </w:p>
+        </w:tc>
+        <w:tc>
+          <w:tcPr>
+            <w:tcW w:type="dxa" w:w="6984"/>
+            <w:vAlign w:val="center"/>
+            <w:tcMar>
+              <w:top w:w="80" w:type="dxa"/>
+              <w:start w:w="120" w:type="dxa"/>
+              <w:bottom w:w="80" w:type="dxa"/>
+              <w:end w:w="120" w:type="dxa"/>
+            </w:tcMar>
+          </w:tcPr>
+          <w:p>
+            <w:pPr>
+              <w:spacing w:before="0" w:after="0" w:line="276" w:lineRule="auto"/>
+            </w:pPr>
+            <w:r>
+              <w:rPr>
+                <w:rFonts w:ascii="Calibri" w:hAnsi="Calibri" w:eastAsia="Microsoft YaHei"/>
+                <w:color w:val="27313A"/>
+                <w:sz w:val="20"/>
+              </w:rPr>
+              <w:t>感知机可判断及格/不及格；GMM 可发现学习群体；HMM 可描述一学期学习状态变化。</w:t>
+            </w:r>
+          </w:p>
+        </w:tc>
+      </w:tr>
+    </w:tbl>
+    <w:p>
+      <w:pPr>
+        <w:pStyle w:val="Heading1"/>
+        <w:spacing w:before="360" w:after="160" w:line="300" w:lineRule="auto"/>
+      </w:pPr>
+      <w:r>
+        <w:rPr>
+          <w:rFonts w:ascii="Calibri" w:hAnsi="Calibri" w:eastAsia="Microsoft YaHei"/>
+          <w:b/>
+          <w:color w:val="2E74B5"/>
+          <w:sz w:val="32"/>
+        </w:rPr>
+        <w:t>9. 学习小结</w:t>
+      </w:r>
+    </w:p>
+    <w:p>
+      <w:pPr>
+        <w:pStyle w:val="ListBullet"/>
+        <w:spacing w:before="0" w:after="80" w:line="300" w:lineRule="auto"/>
+      </w:pPr>
+      <w:r>
+        <w:rPr>
+          <w:rFonts w:ascii="Calibri" w:hAnsi="Calibri" w:eastAsia="Microsoft YaHei"/>
+          <w:color w:val="27313A"/>
+        </w:rPr>
+        <w:t>感知机像一把会调整位置的直尺，适合学习清楚的分类边界。</w:t>
+      </w:r>
+    </w:p>
+    <w:p>
+      <w:pPr>
+        <w:pStyle w:val="ListBullet"/>
+        <w:spacing w:before="0" w:after="80" w:line="300" w:lineRule="auto"/>
+      </w:pPr>
+      <w:r>
+        <w:rPr>
+          <w:rFonts w:ascii="Calibri" w:hAnsi="Calibri" w:eastAsia="Microsoft YaHei"/>
+          <w:color w:val="27313A"/>
+        </w:rPr>
+        <w:t>GMM 像几台不同口味的糖果制造机共同解释数据，适合处理来源不唯一、边界不清楚的问题。</w:t>
+      </w:r>
+    </w:p>
+    <w:p>
+      <w:pPr>
+        <w:pStyle w:val="ListBullet"/>
+        <w:spacing w:before="0" w:after="80" w:line="300" w:lineRule="auto"/>
+      </w:pPr>
+      <w:r>
+        <w:rPr>
+          <w:rFonts w:ascii="Calibri" w:hAnsi="Calibri" w:eastAsia="Microsoft YaHei"/>
+          <w:color w:val="27313A"/>
+        </w:rPr>
+        <w:t>HMM 像根据脚印猜路线，适合处理有时间顺序、背后状态看不见的问题。</w:t>
+      </w:r>
+    </w:p>
+    <w:p>
+      <w:pPr>
+        <w:pStyle w:val="ListBullet"/>
+        <w:spacing w:before="0" w:after="80" w:line="300" w:lineRule="auto"/>
+      </w:pPr>
+      <w:r>
+        <w:rPr>
+          <w:rFonts w:ascii="Calibri" w:hAnsi="Calibri" w:eastAsia="Microsoft YaHei"/>
+          <w:color w:val="27313A"/>
+        </w:rPr>
+        <w:t>学习这三个模型时，可以先问三个问题：样本有没有标签，类别边界清不清楚，数据有没有先后顺序。</w:t>
+      </w:r>
+    </w:p>
+    <w:p>
+      <w:pPr>
+        <w:pStyle w:val="ListBullet"/>
+        <w:spacing w:before="0" w:after="80" w:line="300" w:lineRule="auto"/>
+      </w:pPr>
+      <w:r>
+        <w:rPr>
+          <w:rFonts w:ascii="Calibri" w:hAnsi="Calibri" w:eastAsia="Microsoft YaHei"/>
+          <w:color w:val="27313A"/>
+        </w:rPr>
+        <w:t>真正理解模型，不只是记住公式，而是能把生活问题翻译成模型能处理的语言。</w:t>
+      </w:r>
+    </w:p>
+    <w:p>
+      <w:pPr>
+        <w:pStyle w:val="Heading1"/>
+        <w:spacing w:before="360" w:after="160" w:line="300" w:lineRule="auto"/>
+      </w:pPr>
+      <w:r>
+        <w:rPr>
+          <w:rFonts w:ascii="Calibri" w:hAnsi="Calibri" w:eastAsia="Microsoft YaHei"/>
+          <w:b/>
+          <w:color w:val="2E74B5"/>
+          <w:sz w:val="32"/>
+        </w:rPr>
+        <w:t>10. 参考文献与延伸阅读</w:t>
       </w:r>
     </w:p>
     <w:p>
